--- a/docs/charter_2025-6_group10.docx
+++ b/docs/charter_2025-6_group10.docx
@@ -21,11 +21,19 @@
           <w:lang w:val="en-US"/>
         </w:rPr>
       </w:pPr>
-      <w:r>
-        <w:rPr>
-          <w:lang w:val="en-US"/>
-        </w:rPr>
-        <w:t xml:space="preserve">FitCoach </w:t>
+      <w:proofErr w:type="spellStart"/>
+      <w:r>
+        <w:rPr>
+          <w:lang w:val="en-US"/>
+        </w:rPr>
+        <w:t>FitCoach</w:t>
+      </w:r>
+      <w:proofErr w:type="spellEnd"/>
+      <w:r>
+        <w:rPr>
+          <w:lang w:val="en-US"/>
+        </w:rPr>
+        <w:t xml:space="preserve"> </w:t>
       </w:r>
       <w:r>
         <w:rPr>
@@ -86,13 +94,23 @@
         <w:rPr>
           <w:lang w:val="en-US"/>
         </w:rPr>
-        <w:t>Michail Tuchinski</w:t>
-      </w:r>
+        <w:t xml:space="preserve">Michail </w:t>
+      </w:r>
+      <w:proofErr w:type="spellStart"/>
+      <w:r>
+        <w:rPr>
+          <w:lang w:val="en-US"/>
+        </w:rPr>
+        <w:t>Tuchinski</w:t>
+      </w:r>
+      <w:proofErr w:type="spellEnd"/>
     </w:p>
     <w:p>
       <w:pPr>
         <w:ind w:left="1416" w:firstLine="0"/>
         <w:rPr>
+          <w:b/>
+          <w:bCs/>
           <w:lang w:val="en-US"/>
         </w:rPr>
       </w:pPr>
@@ -102,6 +120,21 @@
         </w:rPr>
         <w:t>Email:</w:t>
       </w:r>
+      <w:r>
+        <w:rPr>
+          <w:lang w:val="en-US"/>
+        </w:rPr>
+        <w:t xml:space="preserve"> </w:t>
+      </w:r>
+      <w:hyperlink r:id="rId6" w:history="1">
+        <w:r>
+          <w:rPr>
+            <w:rStyle w:val="ad"/>
+            <w:lang w:val="en-US"/>
+          </w:rPr>
+          <w:t>michato@ac.sce.ac.il</w:t>
+        </w:r>
+      </w:hyperlink>
     </w:p>
     <w:p>
       <w:pPr>
@@ -115,6 +148,12 @@
           <w:lang w:val="en-US"/>
         </w:rPr>
         <w:t>ID:</w:t>
+      </w:r>
+      <w:r>
+        <w:rPr>
+          <w:lang w:val="en-US"/>
+        </w:rPr>
+        <w:t xml:space="preserve"> 323821140</w:t>
       </w:r>
     </w:p>
     <w:p>
@@ -154,12 +193,15 @@
         </w:rPr>
         <w:t xml:space="preserve"> </w:t>
       </w:r>
-      <w:r>
-        <w:rPr>
-          <w:lang w:val="en-US"/>
-        </w:rPr>
-        <w:t>alecsli@ac.sce.ac.il</w:t>
-      </w:r>
+      <w:hyperlink r:id="rId7" w:history="1">
+        <w:r>
+          <w:rPr>
+            <w:rStyle w:val="ad"/>
+            <w:lang w:val="en-US"/>
+          </w:rPr>
+          <w:t>alecsli@ac.sce.ac.il</w:t>
+        </w:r>
+      </w:hyperlink>
     </w:p>
     <w:p>
       <w:pPr>
@@ -183,21 +225,36 @@
     </w:p>
     <w:p>
       <w:pPr>
-        <w:pStyle w:val="a7"/>
         <w:numPr>
           <w:ilvl w:val="0"/>
-          <w:numId w:val="4"/>
+          <w:numId w:val="17"/>
         </w:numPr>
         <w:rPr>
           <w:lang w:val="en-US"/>
         </w:rPr>
       </w:pPr>
-      <w:r>
-        <w:rPr>
-          <w:lang w:val="en-US"/>
-        </w:rPr>
-        <w:t>Eugeni Karavkin</w:t>
-      </w:r>
+      <w:proofErr w:type="spellStart"/>
+      <w:r>
+        <w:rPr>
+          <w:lang w:val="en-US"/>
+        </w:rPr>
+        <w:t>Yavgeni</w:t>
+      </w:r>
+      <w:proofErr w:type="spellEnd"/>
+      <w:r>
+        <w:rPr>
+          <w:lang w:val="en-US"/>
+        </w:rPr>
+        <w:t xml:space="preserve"> </w:t>
+      </w:r>
+      <w:proofErr w:type="spellStart"/>
+      <w:r>
+        <w:rPr>
+          <w:lang w:val="en-US"/>
+        </w:rPr>
+        <w:t>Karavkin</w:t>
+      </w:r>
+      <w:proofErr w:type="spellEnd"/>
     </w:p>
     <w:p>
       <w:pPr>
@@ -212,6 +269,21 @@
         </w:rPr>
         <w:t>Email:</w:t>
       </w:r>
+      <w:r>
+        <w:rPr>
+          <w:lang w:val="en-US"/>
+        </w:rPr>
+        <w:t xml:space="preserve"> </w:t>
+      </w:r>
+      <w:hyperlink r:id="rId8" w:history="1">
+        <w:r>
+          <w:rPr>
+            <w:rStyle w:val="ad"/>
+            <w:lang w:val="en-US"/>
+          </w:rPr>
+          <w:t>ivgenkr@ac.sce.ac.il</w:t>
+        </w:r>
+      </w:hyperlink>
     </w:p>
     <w:p>
       <w:pPr>
@@ -225,6 +297,20 @@
           <w:lang w:val="en-US"/>
         </w:rPr>
         <w:t>ID:</w:t>
+      </w:r>
+      <w:r>
+        <w:rPr>
+          <w:kern w:val="0"/>
+          <w:lang w:val="en-US"/>
+          <w14:ligatures w14:val="none"/>
+        </w:rPr>
+        <w:t xml:space="preserve"> </w:t>
+      </w:r>
+      <w:r>
+        <w:rPr>
+          <w:lang w:val="en-US"/>
+        </w:rPr>
+        <w:t>345605737</w:t>
       </w:r>
     </w:p>
     <w:p>
@@ -300,7 +386,21 @@
         <w:rPr>
           <w:lang w:val="en-US"/>
         </w:rPr>
-        <w:t xml:space="preserve"> Uses the system to view personalized workout instructions, receive real-time feedback, and track individual training progress during group sessions.</w:t>
+        <w:t xml:space="preserve"> Uses the system to view personalized workout instructions, receive real-time feedback, and </w:t>
+      </w:r>
+      <w:proofErr w:type="gramStart"/>
+      <w:r>
+        <w:rPr>
+          <w:lang w:val="en-US"/>
+        </w:rPr>
+        <w:t>track</w:t>
+      </w:r>
+      <w:proofErr w:type="gramEnd"/>
+      <w:r>
+        <w:rPr>
+          <w:lang w:val="en-US"/>
+        </w:rPr>
+        <w:t xml:space="preserve"> individual training progress during group sessions.</w:t>
       </w:r>
     </w:p>
     <w:p>
@@ -380,7 +480,21 @@
         <w:rPr>
           <w:lang w:val="en-US"/>
         </w:rPr>
-        <w:t xml:space="preserve"> Can leverage aggregated training data to support complementary services and personalized recommendations.</w:t>
+        <w:t xml:space="preserve"> Can leverage aggregated training data to support complementary services and </w:t>
+      </w:r>
+      <w:proofErr w:type="gramStart"/>
+      <w:r>
+        <w:rPr>
+          <w:lang w:val="en-US"/>
+        </w:rPr>
+        <w:t>personalized</w:t>
+      </w:r>
+      <w:proofErr w:type="gramEnd"/>
+      <w:r>
+        <w:rPr>
+          <w:lang w:val="en-US"/>
+        </w:rPr>
+        <w:t xml:space="preserve"> recommendations.</w:t>
       </w:r>
     </w:p>
     <w:p>
@@ -590,7 +704,15 @@
         </w:rPr>
       </w:pPr>
       <w:r>
-        <w:t>ABSTRACT (Executive Summary) - Product Vision</w:t>
+        <w:t xml:space="preserve">ABSTRACT (Executive </w:t>
+      </w:r>
+      <w:proofErr w:type="spellStart"/>
+      <w:r>
+        <w:t>Summary</w:t>
+      </w:r>
+      <w:proofErr w:type="spellEnd"/>
+      <w:r>
+        <w:t>) - Product Vision</w:t>
       </w:r>
     </w:p>
     <w:p>
@@ -655,6 +777,7 @@
           <w:lang w:val="en-US"/>
         </w:rPr>
       </w:pPr>
+      <w:proofErr w:type="gramStart"/>
       <w:r>
         <w:rPr>
           <w:b/>
@@ -669,18 +792,26 @@
         </w:rPr>
         <w:t xml:space="preserve"> </w:t>
       </w:r>
-      <w:r>
-        <w:rPr>
-          <w:highlight w:val="yellow"/>
-          <w:lang w:val="en-US"/>
-        </w:rPr>
-        <w:t>GroupFit Trainer Dashboard</w:t>
-      </w:r>
-      <w:r>
-        <w:rPr>
-          <w:lang w:val="en-US"/>
-        </w:rPr>
-        <w:t xml:space="preserve"> is a web-based fitness training management system</w:t>
+      <w:proofErr w:type="spellStart"/>
+      <w:r>
+        <w:rPr>
+          <w:lang w:val="en-US"/>
+        </w:rPr>
+        <w:t>FitCoach</w:t>
+      </w:r>
+      <w:proofErr w:type="spellEnd"/>
+      <w:proofErr w:type="gramEnd"/>
+      <w:r>
+        <w:rPr>
+          <w:lang w:val="en-US"/>
+        </w:rPr>
+        <w:t xml:space="preserve"> </w:t>
+      </w:r>
+      <w:r>
+        <w:rPr>
+          <w:lang w:val="en-US"/>
+        </w:rPr>
+        <w:t>is a web-based fitness training management system</w:t>
       </w:r>
     </w:p>
     <w:p>
@@ -758,24 +889,33 @@
           <w:lang w:val="en-US"/>
         </w:rPr>
       </w:pPr>
+      <w:proofErr w:type="gramStart"/>
       <w:r>
         <w:rPr>
           <w:lang w:val="en-US"/>
         </w:rPr>
         <w:t xml:space="preserve">The </w:t>
       </w:r>
-      <w:r>
-        <w:rPr>
-          <w:highlight w:val="yellow"/>
-          <w:lang w:val="en-US"/>
-        </w:rPr>
-        <w:t>GroupFit Trainer Dashboard</w:t>
-      </w:r>
-      <w:r>
-        <w:rPr>
-          <w:lang w:val="en-US"/>
-        </w:rPr>
-        <w:t xml:space="preserve"> addresses this gap through a web-based fitness training management system designed specifically for small group sessions of up to four clients. The system enables trainers to predefine personalized workout programs for each client and display them concurrently in a real-time 2×2 split-screen interface during training sessions. In addition, the platform automatically records workout history and generates progress analytics, allowing trainers to make informed coaching decisions without interrupting session flow.</w:t>
+      <w:proofErr w:type="spellStart"/>
+      <w:r>
+        <w:rPr>
+          <w:lang w:val="en-US"/>
+        </w:rPr>
+        <w:t>FitCoach</w:t>
+      </w:r>
+      <w:proofErr w:type="spellEnd"/>
+      <w:proofErr w:type="gramEnd"/>
+      <w:r>
+        <w:rPr>
+          <w:lang w:val="en-US"/>
+        </w:rPr>
+        <w:t xml:space="preserve"> </w:t>
+      </w:r>
+      <w:r>
+        <w:rPr>
+          <w:lang w:val="en-US"/>
+        </w:rPr>
+        <w:t>addresses this gap through a web-based fitness training management system designed specifically for small group sessions of up to four clients. The system enables trainers to predefine personalized workout programs for each client and display them concurrently in a real-time 2×2 split-screen interface during training sessions. In addition, the platform automatically records workout history and generates progress analytics, allowing trainers to make informed coaching decisions without interrupting session flow.</w:t>
       </w:r>
     </w:p>
     <w:p>
@@ -858,19 +998,7 @@
         <w:rPr>
           <w:lang w:val="en-US"/>
         </w:rPr>
-        <w:t>Name</w:t>
-      </w:r>
-      <w:r>
-        <w:rPr>
-          <w:lang w:val="en-US"/>
-        </w:rPr>
-        <w:t xml:space="preserve">: </w:t>
-      </w:r>
-      <w:r>
-        <w:rPr>
-          <w:lang w:val="en-US"/>
-        </w:rPr>
-        <w:t>Daniel Cohen</w:t>
+        <w:t>Name: Daniel Cohen</w:t>
       </w:r>
     </w:p>
     <w:p>
@@ -889,19 +1017,7 @@
         <w:rPr>
           <w:lang w:val="en-US"/>
         </w:rPr>
-        <w:t>Age</w:t>
-      </w:r>
-      <w:r>
-        <w:rPr>
-          <w:lang w:val="en-US"/>
-        </w:rPr>
-        <w:t xml:space="preserve">: </w:t>
-      </w:r>
-      <w:r>
-        <w:rPr>
-          <w:lang w:val="en-US"/>
-        </w:rPr>
-        <w:t>34</w:t>
+        <w:t>Age: 34</w:t>
       </w:r>
     </w:p>
     <w:p>
@@ -963,7 +1079,21 @@
         <w:rPr>
           <w:lang w:val="en-US"/>
         </w:rPr>
-        <w:t>Daniel works across two commercial gyms in Tel Aviv and also runs independent small-group sessions in a private studio. He manages 15–25 active clients, training them in both individual and group formats, often with 2–4 clients per session who each follow a personalized program.</w:t>
+        <w:t xml:space="preserve">Daniel works across two commercial gyms in Tel Aviv </w:t>
+      </w:r>
+      <w:proofErr w:type="gramStart"/>
+      <w:r>
+        <w:rPr>
+          <w:lang w:val="en-US"/>
+        </w:rPr>
+        <w:t>and also</w:t>
+      </w:r>
+      <w:proofErr w:type="gramEnd"/>
+      <w:r>
+        <w:rPr>
+          <w:lang w:val="en-US"/>
+        </w:rPr>
+        <w:t xml:space="preserve"> runs independent small-group sessions in a private studio. He manages 15–25 active clients, training them in both individual and group formats, often with 2–4 clients per session who each follow a personalized program.</w:t>
       </w:r>
     </w:p>
     <w:p>
@@ -1307,8 +1437,431 @@
         <w:rPr>
           <w:lang w:val="en-US"/>
         </w:rPr>
-        <w:t>“My job is to coach, motivate, and correct technique—not to juggle papers and screens. If I can see all my clients’ programs at once, I can give each of them the attention they deserve.”</w:t>
-      </w:r>
+        <w:t xml:space="preserve">“My job is to coach, motivate, and correct technique—not to juggle papers and screens. If I can see all my clients’ programs at once, I can give each of them the attention they </w:t>
+      </w:r>
+      <w:proofErr w:type="gramStart"/>
+      <w:r>
+        <w:rPr>
+          <w:lang w:val="en-US"/>
+        </w:rPr>
+        <w:t>deserve.”</w:t>
+      </w:r>
+      <w:proofErr w:type="gramEnd"/>
+    </w:p>
+    <w:p>
+      <w:pPr>
+        <w:pStyle w:val="2"/>
+        <w:rPr>
+          <w:lang w:val="en-US"/>
+        </w:rPr>
+      </w:pPr>
+      <w:r>
+        <w:rPr>
+          <w:lang w:val="en-US"/>
+        </w:rPr>
+        <w:t>User Persona: Trainee / Client</w:t>
+      </w:r>
+    </w:p>
+    <w:p>
+      <w:pPr>
+        <w:pStyle w:val="a7"/>
+        <w:numPr>
+          <w:ilvl w:val="0"/>
+          <w:numId w:val="16"/>
+        </w:numPr>
+        <w:rPr>
+          <w:lang w:val="en-US"/>
+        </w:rPr>
+      </w:pPr>
+      <w:r>
+        <w:rPr>
+          <w:lang w:val="en-US"/>
+        </w:rPr>
+        <w:t>Name: Maya Levi</w:t>
+      </w:r>
+    </w:p>
+    <w:p>
+      <w:pPr>
+        <w:pStyle w:val="a7"/>
+        <w:numPr>
+          <w:ilvl w:val="0"/>
+          <w:numId w:val="16"/>
+        </w:numPr>
+        <w:rPr>
+          <w:lang w:val="en-US"/>
+        </w:rPr>
+      </w:pPr>
+      <w:r>
+        <w:rPr>
+          <w:lang w:val="en-US"/>
+        </w:rPr>
+        <w:t>Age: 32</w:t>
+      </w:r>
+    </w:p>
+    <w:p>
+      <w:pPr>
+        <w:pStyle w:val="a7"/>
+        <w:numPr>
+          <w:ilvl w:val="0"/>
+          <w:numId w:val="16"/>
+        </w:numPr>
+        <w:rPr>
+          <w:lang w:val="en-US"/>
+        </w:rPr>
+      </w:pPr>
+      <w:r>
+        <w:rPr>
+          <w:lang w:val="en-US"/>
+        </w:rPr>
+        <w:t>Occupation: Marketing Manager at a mid-sized tech company</w:t>
+      </w:r>
+    </w:p>
+    <w:p>
+      <w:pPr>
+        <w:pStyle w:val="a7"/>
+        <w:numPr>
+          <w:ilvl w:val="0"/>
+          <w:numId w:val="16"/>
+        </w:numPr>
+        <w:rPr>
+          <w:lang w:val="en-US"/>
+        </w:rPr>
+      </w:pPr>
+      <w:r>
+        <w:rPr>
+          <w:lang w:val="en-US"/>
+        </w:rPr>
+        <w:t>Fitness Background</w:t>
+      </w:r>
+    </w:p>
+    <w:p>
+      <w:pPr>
+        <w:rPr>
+          <w:lang w:val="en-US"/>
+        </w:rPr>
+      </w:pPr>
+      <w:r>
+        <w:rPr>
+          <w:lang w:val="en-US"/>
+        </w:rPr>
+        <w:t>Maya has been training consistently for the past six months after years of irregular exercise. She considers herself at an intermediate fitness level, comfortable with free weights, basic strength routines, and cardio circuits. Maya prefers small group training sessions (2–4 participants) because they are more affordable than one-on-one coaching while still offering professional guidance and motivation.</w:t>
+      </w:r>
+    </w:p>
+    <w:p>
+      <w:pPr>
+        <w:pStyle w:val="a7"/>
+        <w:numPr>
+          <w:ilvl w:val="0"/>
+          <w:numId w:val="16"/>
+        </w:numPr>
+        <w:rPr>
+          <w:lang w:val="en-US"/>
+        </w:rPr>
+      </w:pPr>
+      <w:r>
+        <w:rPr>
+          <w:lang w:val="en-US"/>
+        </w:rPr>
+        <w:t>Goals</w:t>
+      </w:r>
+    </w:p>
+    <w:p>
+      <w:pPr>
+        <w:rPr>
+          <w:lang w:val="en-US"/>
+        </w:rPr>
+      </w:pPr>
+      <w:r>
+        <w:rPr>
+          <w:lang w:val="en-US"/>
+        </w:rPr>
+        <w:t>Lose body fat and improve overall body composition</w:t>
+      </w:r>
+    </w:p>
+    <w:p>
+      <w:pPr>
+        <w:rPr>
+          <w:lang w:val="en-US"/>
+        </w:rPr>
+      </w:pPr>
+      <w:r>
+        <w:rPr>
+          <w:lang w:val="en-US"/>
+        </w:rPr>
+        <w:t xml:space="preserve">Tone muscles </w:t>
+      </w:r>
+      <w:proofErr w:type="gramStart"/>
+      <w:r>
+        <w:rPr>
+          <w:lang w:val="en-US"/>
+        </w:rPr>
+        <w:t>and increase</w:t>
+      </w:r>
+      <w:proofErr w:type="gramEnd"/>
+      <w:r>
+        <w:rPr>
+          <w:lang w:val="en-US"/>
+        </w:rPr>
+        <w:t xml:space="preserve"> strength</w:t>
+      </w:r>
+    </w:p>
+    <w:p>
+      <w:pPr>
+        <w:rPr>
+          <w:lang w:val="en-US"/>
+        </w:rPr>
+      </w:pPr>
+      <w:r>
+        <w:rPr>
+          <w:lang w:val="en-US"/>
+        </w:rPr>
+        <w:t>Maintain a consistent training routine despite a busy work schedule</w:t>
+      </w:r>
+    </w:p>
+    <w:p>
+      <w:pPr>
+        <w:rPr>
+          <w:lang w:val="en-US"/>
+        </w:rPr>
+      </w:pPr>
+      <w:r>
+        <w:rPr>
+          <w:lang w:val="en-US"/>
+        </w:rPr>
+        <w:t>Track progress over time to stay motivated</w:t>
+      </w:r>
+    </w:p>
+    <w:p>
+      <w:pPr>
+        <w:rPr>
+          <w:lang w:val="en-US"/>
+        </w:rPr>
+      </w:pPr>
+      <w:r>
+        <w:rPr>
+          <w:lang w:val="en-US"/>
+        </w:rPr>
+        <w:t>Feel confident performing exercises with correct technique</w:t>
+      </w:r>
+    </w:p>
+    <w:p>
+      <w:pPr>
+        <w:pStyle w:val="a7"/>
+        <w:numPr>
+          <w:ilvl w:val="0"/>
+          <w:numId w:val="16"/>
+        </w:numPr>
+        <w:rPr>
+          <w:lang w:val="en-US"/>
+        </w:rPr>
+      </w:pPr>
+      <w:r>
+        <w:rPr>
+          <w:lang w:val="en-US"/>
+        </w:rPr>
+        <w:t>Pain Points During Group Training</w:t>
+      </w:r>
+    </w:p>
+    <w:p>
+      <w:pPr>
+        <w:rPr>
+          <w:lang w:val="en-US"/>
+        </w:rPr>
+      </w:pPr>
+      <w:r>
+        <w:rPr>
+          <w:lang w:val="en-US"/>
+        </w:rPr>
+        <w:t>Uncertainty about which exercises belong to her personal program during shared sessions</w:t>
+      </w:r>
+    </w:p>
+    <w:p>
+      <w:pPr>
+        <w:rPr>
+          <w:lang w:val="en-US"/>
+        </w:rPr>
+      </w:pPr>
+      <w:r>
+        <w:rPr>
+          <w:lang w:val="en-US"/>
+        </w:rPr>
+        <w:t>Difficulty remembering weights, repetitions, or progress from previous workouts</w:t>
+      </w:r>
+    </w:p>
+    <w:p>
+      <w:pPr>
+        <w:rPr>
+          <w:lang w:val="en-US"/>
+        </w:rPr>
+      </w:pPr>
+      <w:r>
+        <w:rPr>
+          <w:lang w:val="en-US"/>
+        </w:rPr>
+        <w:t>Limited individual attention when the trainer is managing multiple clients</w:t>
+      </w:r>
+    </w:p>
+    <w:p>
+      <w:pPr>
+        <w:rPr>
+          <w:lang w:val="en-US"/>
+        </w:rPr>
+      </w:pPr>
+      <w:r>
+        <w:rPr>
+          <w:lang w:val="en-US"/>
+        </w:rPr>
+        <w:t>Confusion when exercises differ between group members</w:t>
+      </w:r>
+    </w:p>
+    <w:p>
+      <w:pPr>
+        <w:rPr>
+          <w:lang w:val="en-US"/>
+        </w:rPr>
+      </w:pPr>
+      <w:r>
+        <w:rPr>
+          <w:lang w:val="en-US"/>
+        </w:rPr>
+        <w:t xml:space="preserve">Lack of visibility </w:t>
+      </w:r>
+      <w:proofErr w:type="gramStart"/>
+      <w:r>
+        <w:rPr>
+          <w:lang w:val="en-US"/>
+        </w:rPr>
+        <w:t>into</w:t>
+      </w:r>
+      <w:proofErr w:type="gramEnd"/>
+      <w:r>
+        <w:rPr>
+          <w:lang w:val="en-US"/>
+        </w:rPr>
+        <w:t xml:space="preserve"> long-term progress and improvements</w:t>
+      </w:r>
+    </w:p>
+    <w:p>
+      <w:pPr>
+        <w:pStyle w:val="a7"/>
+        <w:numPr>
+          <w:ilvl w:val="0"/>
+          <w:numId w:val="16"/>
+        </w:numPr>
+        <w:rPr>
+          <w:lang w:val="en-US"/>
+        </w:rPr>
+      </w:pPr>
+      <w:r>
+        <w:rPr>
+          <w:lang w:val="en-US"/>
+        </w:rPr>
+        <w:t>Expectations from a Training System</w:t>
+      </w:r>
+    </w:p>
+    <w:p>
+      <w:pPr>
+        <w:rPr>
+          <w:lang w:val="en-US"/>
+        </w:rPr>
+      </w:pPr>
+      <w:r>
+        <w:rPr>
+          <w:lang w:val="en-US"/>
+        </w:rPr>
+        <w:t>Clear, personalized workout instructions visible during each session</w:t>
+      </w:r>
+    </w:p>
+    <w:p>
+      <w:pPr>
+        <w:rPr>
+          <w:lang w:val="en-US"/>
+        </w:rPr>
+      </w:pPr>
+      <w:r>
+        <w:rPr>
+          <w:lang w:val="en-US"/>
+        </w:rPr>
+        <w:t>Confidence that she is following her own program, not someone else’s</w:t>
+      </w:r>
+    </w:p>
+    <w:p>
+      <w:pPr>
+        <w:rPr>
+          <w:lang w:val="en-US"/>
+        </w:rPr>
+      </w:pPr>
+      <w:r>
+        <w:rPr>
+          <w:lang w:val="en-US"/>
+        </w:rPr>
+        <w:t>Automatic tracking of workouts without manual input</w:t>
+      </w:r>
+    </w:p>
+    <w:p>
+      <w:pPr>
+        <w:rPr>
+          <w:lang w:val="en-US"/>
+        </w:rPr>
+      </w:pPr>
+      <w:r>
+        <w:rPr>
+          <w:lang w:val="en-US"/>
+        </w:rPr>
+        <w:t>Easy access to progress summaries and performance trends</w:t>
+      </w:r>
+    </w:p>
+    <w:p>
+      <w:pPr>
+        <w:rPr>
+          <w:lang w:val="en-US"/>
+        </w:rPr>
+      </w:pPr>
+      <w:r>
+        <w:rPr>
+          <w:lang w:val="en-US"/>
+        </w:rPr>
+        <w:t>A simple, mobile-friendly interface that complements in-gym training</w:t>
+      </w:r>
+    </w:p>
+    <w:p>
+      <w:pPr>
+        <w:pStyle w:val="a7"/>
+        <w:numPr>
+          <w:ilvl w:val="0"/>
+          <w:numId w:val="16"/>
+        </w:numPr>
+        <w:rPr>
+          <w:lang w:val="en-US"/>
+        </w:rPr>
+      </w:pPr>
+      <w:r>
+        <w:rPr>
+          <w:lang w:val="en-US"/>
+        </w:rPr>
+        <w:t>Quote</w:t>
+      </w:r>
+    </w:p>
+    <w:p>
+      <w:pPr>
+        <w:rPr>
+          <w:lang w:val="en-US"/>
+        </w:rPr>
+      </w:pPr>
+      <w:r>
+        <w:rPr>
+          <w:lang w:val="en-US"/>
+        </w:rPr>
+        <w:lastRenderedPageBreak/>
+        <w:t>“I like training in a group, but I still want to feel like the workout is designed specifically for me—and I want to see my progress without having to ask.”</w:t>
+      </w:r>
+    </w:p>
+    <w:p>
+      <w:pPr>
+        <w:rPr>
+          <w:lang w:val="en-US"/>
+        </w:rPr>
+      </w:pPr>
     </w:p>
     <w:p>
       <w:pPr>
@@ -1331,6 +1884,11 @@
       </w:r>
     </w:p>
     <w:p>
+      <w:pPr>
+        <w:rPr>
+          <w:lang w:val="en-US"/>
+        </w:rPr>
+      </w:pPr>
       <w:r>
         <w:rPr>
           <w:lang w:val="en-US"/>
@@ -1339,13 +1897,18 @@
       </w:r>
     </w:p>
     <w:p>
+      <w:pPr>
+        <w:rPr>
+          <w:lang w:val="en-US"/>
+        </w:rPr>
+      </w:pPr>
       <w:r>
         <w:rPr>
           <w:lang w:val="en-US"/>
         </w:rPr>
         <w:t xml:space="preserve">Despite the clear need for technological solutions, a significant gap exists between trainers' recognition of technology's importance and the availability of effective tools. </w:t>
       </w:r>
-      <w:hyperlink r:id="rId6" w:history="1">
+      <w:hyperlink r:id="rId9" w:history="1">
         <w:r>
           <w:rPr>
             <w:rStyle w:val="ad"/>
@@ -1368,7 +1931,7 @@
         </w:rPr>
         <w:t>(</w:t>
       </w:r>
-      <w:hyperlink r:id="rId7" w:history="1">
+      <w:hyperlink r:id="rId10" w:history="1">
         <w:r>
           <w:rPr>
             <w:rStyle w:val="ad"/>
@@ -1389,8 +1952,14 @@
     <w:p>
       <w:pPr>
         <w:pStyle w:val="2"/>
-      </w:pPr>
-      <w:r>
+        <w:rPr>
+          <w:lang w:val="en-US"/>
+        </w:rPr>
+      </w:pPr>
+      <w:r>
+        <w:rPr>
+          <w:lang w:val="en-US"/>
+        </w:rPr>
         <w:t>SMART OBJECTIVES</w:t>
       </w:r>
     </w:p>
@@ -1468,7 +2037,6 @@
         <w:rPr>
           <w:lang w:val="en-US"/>
         </w:rPr>
-        <w:lastRenderedPageBreak/>
         <w:t>A (Achievable): The split-screen (2×2) display eliminates manual switching and paper usage.</w:t>
       </w:r>
     </w:p>
@@ -1555,6 +2123,7 @@
         <w:rPr>
           <w:lang w:val="en-US"/>
         </w:rPr>
+        <w:lastRenderedPageBreak/>
         <w:t>A (Achievable): Clear program visibility and progress tracking improve perceived value.</w:t>
       </w:r>
     </w:p>
@@ -1658,7 +2227,21 @@
         <w:rPr>
           <w:lang w:val="en-US"/>
         </w:rPr>
-        <w:t>A (Achievable): The system is purpose-built for 2×2 split-screen display.</w:t>
+        <w:t xml:space="preserve">A (Achievable): The system is purpose-built for 2×2 split-screen </w:t>
+      </w:r>
+      <w:proofErr w:type="gramStart"/>
+      <w:r>
+        <w:rPr>
+          <w:lang w:val="en-US"/>
+        </w:rPr>
+        <w:t>display</w:t>
+      </w:r>
+      <w:proofErr w:type="gramEnd"/>
+      <w:r>
+        <w:rPr>
+          <w:lang w:val="en-US"/>
+        </w:rPr>
+        <w:t>.</w:t>
       </w:r>
     </w:p>
     <w:p>
@@ -1977,8 +2560,1039 @@
         <w:rPr>
           <w:lang w:val="en-US"/>
         </w:rPr>
+        <w:t>EXISTING ALTERNATIVES / COMPETITORS</w:t>
+      </w:r>
+    </w:p>
+    <w:p>
+      <w:pPr>
+        <w:pStyle w:val="2"/>
+        <w:rPr>
+          <w:rFonts w:eastAsiaTheme="minorHAnsi"/>
+          <w:lang w:val="en-US"/>
+        </w:rPr>
+      </w:pPr>
+      <w:r>
+        <w:rPr>
+          <w:rFonts w:eastAsiaTheme="minorHAnsi"/>
+          <w:lang w:val="en-US"/>
+        </w:rPr>
+        <w:t xml:space="preserve">Top Existing Personal Training Management Apps </w:t>
+      </w:r>
+    </w:p>
+    <w:p>
+      <w:pPr>
+        <w:spacing w:before="240" w:line="276" w:lineRule="auto"/>
+        <w:rPr>
+          <w:b/>
+          <w:bCs/>
+          <w:lang w:val="en-US"/>
+        </w:rPr>
+      </w:pPr>
+      <w:proofErr w:type="spellStart"/>
+      <w:r>
+        <w:rPr>
+          <w:b/>
+          <w:bCs/>
+        </w:rPr>
+        <w:t>Trainerize</w:t>
+      </w:r>
+      <w:proofErr w:type="spellEnd"/>
+    </w:p>
+    <w:p>
+      <w:pPr>
+        <w:ind w:left="1069" w:firstLine="0"/>
+        <w:rPr>
+          <w:lang w:val="en-US"/>
+        </w:rPr>
+      </w:pPr>
+      <w:r>
+        <w:rPr>
+          <w:lang w:val="en-US"/>
+        </w:rPr>
+        <w:t>Target: Personal trainers, online &amp; in-person coaching</w:t>
+      </w:r>
+      <w:r>
+        <w:rPr>
+          <w:lang w:val="en-US"/>
+        </w:rPr>
+        <w:br/>
+        <w:t>Popularity: One of the most widely used PT platforms globally</w:t>
+      </w:r>
+    </w:p>
+    <w:p>
+      <w:pPr>
+        <w:ind w:left="1069" w:firstLine="0"/>
+        <w:rPr>
+          <w:lang w:val="en-US"/>
+        </w:rPr>
+      </w:pPr>
+      <w:r>
+        <w:rPr>
+          <w:lang w:val="en-US"/>
+        </w:rPr>
+        <w:t>Key Features: Workout programming, mobile apps, progress tracking, messaging, integrations (wearables), payments</w:t>
+      </w:r>
+    </w:p>
+    <w:p>
+      <w:pPr>
+        <w:spacing w:before="240" w:line="276" w:lineRule="auto"/>
+        <w:rPr>
+          <w:b/>
+          <w:bCs/>
+        </w:rPr>
+      </w:pPr>
+      <w:r>
+        <w:rPr>
+          <w:b/>
+          <w:bCs/>
+        </w:rPr>
         <w:lastRenderedPageBreak/>
-        <w:t>EXISTING ALTERNATIVES / COMPETITORS</w:t>
+        <w:t>My PT Hub</w:t>
+      </w:r>
+    </w:p>
+    <w:p>
+      <w:pPr>
+        <w:ind w:left="708" w:firstLine="1"/>
+        <w:rPr>
+          <w:lang w:val="en-US"/>
+        </w:rPr>
+      </w:pPr>
+      <w:r>
+        <w:rPr>
+          <w:lang w:val="en-US"/>
+        </w:rPr>
+        <w:t>Target: Independent personal trainers and small studios</w:t>
+      </w:r>
+      <w:r>
+        <w:rPr>
+          <w:lang w:val="en-US"/>
+        </w:rPr>
+        <w:br/>
+        <w:t>Popularity: Strong in Europe, all-in-one trainer management</w:t>
+      </w:r>
+    </w:p>
+    <w:p>
+      <w:pPr>
+        <w:rPr>
+          <w:lang w:val="en-US"/>
+        </w:rPr>
+      </w:pPr>
+      <w:r>
+        <w:rPr>
+          <w:lang w:val="en-US"/>
+        </w:rPr>
+        <w:t>Key Features: Workout &amp; nutrition plans, client tracking, calendar, assessments, messaging</w:t>
+      </w:r>
+    </w:p>
+    <w:p>
+      <w:pPr>
+        <w:spacing w:before="240" w:line="276" w:lineRule="auto"/>
+        <w:rPr>
+          <w:b/>
+          <w:bCs/>
+        </w:rPr>
+      </w:pPr>
+      <w:proofErr w:type="spellStart"/>
+      <w:r>
+        <w:rPr>
+          <w:b/>
+          <w:bCs/>
+        </w:rPr>
+        <w:t>TrueCoach</w:t>
+      </w:r>
+      <w:proofErr w:type="spellEnd"/>
+    </w:p>
+    <w:p>
+      <w:pPr>
+        <w:ind w:left="708" w:firstLine="1"/>
+        <w:rPr>
+          <w:lang w:val="en-US"/>
+        </w:rPr>
+      </w:pPr>
+      <w:r>
+        <w:rPr>
+          <w:lang w:val="en-US"/>
+        </w:rPr>
+        <w:t>Target: Online and hybrid coaching</w:t>
+      </w:r>
+      <w:r>
+        <w:rPr>
+          <w:lang w:val="en-US"/>
+        </w:rPr>
+        <w:br/>
+        <w:t>Popularity: Favored for simplicity and remote client management</w:t>
+      </w:r>
+    </w:p>
+    <w:p>
+      <w:pPr>
+        <w:rPr>
+          <w:lang w:val="en-US"/>
+        </w:rPr>
+      </w:pPr>
+      <w:r>
+        <w:rPr>
+          <w:lang w:val="en-US"/>
+        </w:rPr>
+        <w:t>Key Features: Exercise libraries, progress photos, coach feedback, simple UI</w:t>
+      </w:r>
+    </w:p>
+    <w:p>
+      <w:pPr>
+        <w:spacing w:before="240" w:line="276" w:lineRule="auto"/>
+        <w:rPr>
+          <w:b/>
+          <w:bCs/>
+        </w:rPr>
+      </w:pPr>
+      <w:r>
+        <w:rPr>
+          <w:b/>
+          <w:bCs/>
+        </w:rPr>
+        <w:t>PT Distinction</w:t>
+      </w:r>
+    </w:p>
+    <w:p>
+      <w:pPr>
+        <w:ind w:left="708" w:firstLine="1"/>
+        <w:rPr>
+          <w:lang w:val="en-US"/>
+        </w:rPr>
+      </w:pPr>
+      <w:r>
+        <w:rPr>
+          <w:lang w:val="en-US"/>
+        </w:rPr>
+        <w:t>Target: Scalable coaching businesses</w:t>
+      </w:r>
+      <w:r>
+        <w:rPr>
+          <w:lang w:val="en-US"/>
+        </w:rPr>
+        <w:br/>
+        <w:t>Popularity: Feature-rich but complex</w:t>
+      </w:r>
+    </w:p>
+    <w:p>
+      <w:pPr>
+        <w:rPr>
+          <w:lang w:val="en-US"/>
+        </w:rPr>
+      </w:pPr>
+      <w:r>
+        <w:rPr>
+          <w:lang w:val="en-US"/>
+        </w:rPr>
+        <w:t>Key Features: Automation, habit tracking, nutrition, branded apps</w:t>
+      </w:r>
+    </w:p>
+    <w:p>
+      <w:pPr>
+        <w:spacing w:before="240" w:line="276" w:lineRule="auto"/>
+        <w:rPr>
+          <w:b/>
+          <w:bCs/>
+        </w:rPr>
+      </w:pPr>
+      <w:r>
+        <w:rPr>
+          <w:b/>
+          <w:bCs/>
+        </w:rPr>
+        <w:t>Mindbody (Trainer tools)</w:t>
+      </w:r>
+    </w:p>
+    <w:p>
+      <w:pPr>
+        <w:ind w:left="708" w:firstLine="1"/>
+        <w:rPr>
+          <w:lang w:val="en-US"/>
+        </w:rPr>
+      </w:pPr>
+      <w:r>
+        <w:rPr>
+          <w:lang w:val="en-US"/>
+        </w:rPr>
+        <w:t>Target: Gyms and studios (not trainer-centric)</w:t>
+      </w:r>
+      <w:r>
+        <w:rPr>
+          <w:lang w:val="en-US"/>
+        </w:rPr>
+        <w:br/>
+        <w:t>Popularity: Enterprise-level gym management platform</w:t>
+      </w:r>
+    </w:p>
+    <w:p>
+      <w:pPr>
+        <w:rPr>
+          <w:lang w:val="en-US"/>
+        </w:rPr>
+      </w:pPr>
+      <w:r>
+        <w:rPr>
+          <w:lang w:val="en-US"/>
+        </w:rPr>
+        <w:t>Key Features: Scheduling, billing, CRM, class management</w:t>
+      </w:r>
+    </w:p>
+    <w:p>
+      <w:pPr>
+        <w:pStyle w:val="2"/>
+        <w:rPr>
+          <w:lang w:val="en-US"/>
+        </w:rPr>
+      </w:pPr>
+      <w:r>
+        <w:rPr>
+          <w:lang w:val="en-US"/>
+        </w:rPr>
+        <w:t>Common limitations across all competitors:</w:t>
+      </w:r>
+    </w:p>
+    <w:p>
+      <w:pPr>
+        <w:spacing w:line="276" w:lineRule="auto"/>
+        <w:rPr>
+          <w:b/>
+          <w:bCs/>
+          <w:lang w:val="en-US"/>
+        </w:rPr>
+      </w:pPr>
+      <w:r>
+        <w:rPr>
+          <w:b/>
+          <w:bCs/>
+          <w:lang w:val="en-US"/>
+        </w:rPr>
+        <w:t>No real-time multi-client view</w:t>
+      </w:r>
+    </w:p>
+    <w:p>
+      <w:pPr>
+        <w:numPr>
+          <w:ilvl w:val="0"/>
+          <w:numId w:val="18"/>
+        </w:numPr>
+      </w:pPr>
+      <w:proofErr w:type="spellStart"/>
+      <w:r>
+        <w:t>Trainers</w:t>
+      </w:r>
+      <w:proofErr w:type="spellEnd"/>
+      <w:r>
+        <w:t xml:space="preserve"> </w:t>
+      </w:r>
+      <w:proofErr w:type="spellStart"/>
+      <w:r>
+        <w:t>must</w:t>
+      </w:r>
+      <w:proofErr w:type="spellEnd"/>
+      <w:r>
+        <w:t>:</w:t>
+      </w:r>
+    </w:p>
+    <w:p>
+      <w:pPr>
+        <w:numPr>
+          <w:ilvl w:val="1"/>
+          <w:numId w:val="18"/>
+        </w:numPr>
+      </w:pPr>
+      <w:proofErr w:type="spellStart"/>
+      <w:r>
+        <w:t>switch</w:t>
+      </w:r>
+      <w:proofErr w:type="spellEnd"/>
+      <w:r>
+        <w:t xml:space="preserve"> </w:t>
+      </w:r>
+      <w:proofErr w:type="spellStart"/>
+      <w:r>
+        <w:t>between</w:t>
+      </w:r>
+      <w:proofErr w:type="spellEnd"/>
+      <w:r>
+        <w:t xml:space="preserve"> </w:t>
+      </w:r>
+      <w:proofErr w:type="spellStart"/>
+      <w:r>
+        <w:t>client</w:t>
+      </w:r>
+      <w:proofErr w:type="spellEnd"/>
+      <w:r>
+        <w:t xml:space="preserve"> </w:t>
+      </w:r>
+      <w:proofErr w:type="spellStart"/>
+      <w:r>
+        <w:t>profiles</w:t>
+      </w:r>
+      <w:proofErr w:type="spellEnd"/>
+    </w:p>
+    <w:p>
+      <w:pPr>
+        <w:numPr>
+          <w:ilvl w:val="1"/>
+          <w:numId w:val="18"/>
+        </w:numPr>
+      </w:pPr>
+      <w:proofErr w:type="spellStart"/>
+      <w:r>
+        <w:t>use</w:t>
+      </w:r>
+      <w:proofErr w:type="spellEnd"/>
+      <w:r>
+        <w:t xml:space="preserve"> </w:t>
+      </w:r>
+      <w:proofErr w:type="spellStart"/>
+      <w:r>
+        <w:t>multiple</w:t>
+      </w:r>
+      <w:proofErr w:type="spellEnd"/>
+      <w:r>
+        <w:t xml:space="preserve"> </w:t>
+      </w:r>
+      <w:proofErr w:type="spellStart"/>
+      <w:r>
+        <w:t>devices</w:t>
+      </w:r>
+      <w:proofErr w:type="spellEnd"/>
+    </w:p>
+    <w:p>
+      <w:pPr>
+        <w:numPr>
+          <w:ilvl w:val="1"/>
+          <w:numId w:val="18"/>
+        </w:numPr>
+      </w:pPr>
+      <w:proofErr w:type="spellStart"/>
+      <w:r>
+        <w:t>rely</w:t>
+      </w:r>
+      <w:proofErr w:type="spellEnd"/>
+      <w:r>
+        <w:t xml:space="preserve"> </w:t>
+      </w:r>
+      <w:proofErr w:type="spellStart"/>
+      <w:r>
+        <w:t>on</w:t>
+      </w:r>
+      <w:proofErr w:type="spellEnd"/>
+      <w:r>
+        <w:t xml:space="preserve"> </w:t>
+      </w:r>
+      <w:proofErr w:type="spellStart"/>
+      <w:r>
+        <w:t>memory</w:t>
+      </w:r>
+      <w:proofErr w:type="spellEnd"/>
+      <w:r>
+        <w:t xml:space="preserve"> </w:t>
+      </w:r>
+      <w:proofErr w:type="spellStart"/>
+      <w:r>
+        <w:t>or</w:t>
+      </w:r>
+      <w:proofErr w:type="spellEnd"/>
+      <w:r>
+        <w:t xml:space="preserve"> </w:t>
+      </w:r>
+      <w:proofErr w:type="spellStart"/>
+      <w:r>
+        <w:t>paper</w:t>
+      </w:r>
+      <w:proofErr w:type="spellEnd"/>
+    </w:p>
+    <w:p>
+      <w:pPr>
+        <w:spacing w:line="276" w:lineRule="auto"/>
+        <w:rPr>
+          <w:b/>
+          <w:bCs/>
+          <w:lang w:val="en-US"/>
+        </w:rPr>
+      </w:pPr>
+      <w:r>
+        <w:rPr>
+          <w:b/>
+          <w:bCs/>
+          <w:lang w:val="en-US"/>
+        </w:rPr>
+        <w:t>No split-screen / side-by-side display</w:t>
+      </w:r>
+    </w:p>
+    <w:p>
+      <w:pPr>
+        <w:numPr>
+          <w:ilvl w:val="0"/>
+          <w:numId w:val="19"/>
+        </w:numPr>
+        <w:rPr>
+          <w:lang w:val="en-US"/>
+        </w:rPr>
+      </w:pPr>
+      <w:r>
+        <w:rPr>
+          <w:lang w:val="en-US"/>
+        </w:rPr>
+        <w:t xml:space="preserve">None support </w:t>
+      </w:r>
+      <w:r>
+        <w:rPr>
+          <w:b/>
+          <w:bCs/>
+          <w:lang w:val="en-US"/>
+        </w:rPr>
+        <w:t>simultaneous visualization</w:t>
+      </w:r>
+      <w:r>
+        <w:rPr>
+          <w:lang w:val="en-US"/>
+        </w:rPr>
+        <w:t xml:space="preserve"> of:</w:t>
+      </w:r>
+    </w:p>
+    <w:p>
+      <w:pPr>
+        <w:numPr>
+          <w:ilvl w:val="1"/>
+          <w:numId w:val="19"/>
+        </w:numPr>
+      </w:pPr>
+      <w:proofErr w:type="spellStart"/>
+      <w:r>
+        <w:t>different</w:t>
+      </w:r>
+      <w:proofErr w:type="spellEnd"/>
+      <w:r>
+        <w:t xml:space="preserve"> </w:t>
+      </w:r>
+      <w:proofErr w:type="spellStart"/>
+      <w:r>
+        <w:t>programs</w:t>
+      </w:r>
+      <w:proofErr w:type="spellEnd"/>
+    </w:p>
+    <w:p>
+      <w:pPr>
+        <w:numPr>
+          <w:ilvl w:val="1"/>
+          <w:numId w:val="19"/>
+        </w:numPr>
+      </w:pPr>
+      <w:proofErr w:type="spellStart"/>
+      <w:r>
+        <w:t>different</w:t>
+      </w:r>
+      <w:proofErr w:type="spellEnd"/>
+      <w:r>
+        <w:t xml:space="preserve"> </w:t>
+      </w:r>
+      <w:proofErr w:type="spellStart"/>
+      <w:r>
+        <w:t>reps</w:t>
+      </w:r>
+      <w:proofErr w:type="spellEnd"/>
+      <w:r>
+        <w:t xml:space="preserve"> / </w:t>
+      </w:r>
+      <w:proofErr w:type="spellStart"/>
+      <w:r>
+        <w:t>weights</w:t>
+      </w:r>
+      <w:proofErr w:type="spellEnd"/>
+    </w:p>
+    <w:p>
+      <w:pPr>
+        <w:numPr>
+          <w:ilvl w:val="1"/>
+          <w:numId w:val="19"/>
+        </w:numPr>
+      </w:pPr>
+      <w:proofErr w:type="spellStart"/>
+      <w:r>
+        <w:t>different</w:t>
+      </w:r>
+      <w:proofErr w:type="spellEnd"/>
+      <w:r>
+        <w:t xml:space="preserve"> </w:t>
+      </w:r>
+      <w:proofErr w:type="spellStart"/>
+      <w:r>
+        <w:t>progression</w:t>
+      </w:r>
+      <w:proofErr w:type="spellEnd"/>
+      <w:r>
+        <w:t xml:space="preserve"> </w:t>
+      </w:r>
+      <w:proofErr w:type="spellStart"/>
+      <w:r>
+        <w:t>levels</w:t>
+      </w:r>
+      <w:proofErr w:type="spellEnd"/>
+    </w:p>
+    <w:p>
+      <w:pPr>
+        <w:spacing w:line="276" w:lineRule="auto"/>
+        <w:rPr>
+          <w:b/>
+          <w:bCs/>
+          <w:lang w:val="en-US"/>
+        </w:rPr>
+      </w:pPr>
+      <w:r>
+        <w:rPr>
+          <w:b/>
+          <w:bCs/>
+          <w:lang w:val="en-US"/>
+        </w:rPr>
+        <w:t>High cognitive load during sessions</w:t>
+      </w:r>
+    </w:p>
+    <w:p>
+      <w:pPr>
+        <w:numPr>
+          <w:ilvl w:val="0"/>
+          <w:numId w:val="20"/>
+        </w:numPr>
+      </w:pPr>
+      <w:proofErr w:type="spellStart"/>
+      <w:r>
+        <w:t>Trainers</w:t>
+      </w:r>
+      <w:proofErr w:type="spellEnd"/>
+      <w:r>
+        <w:t xml:space="preserve"> </w:t>
+      </w:r>
+      <w:proofErr w:type="spellStart"/>
+      <w:r>
+        <w:t>spend</w:t>
+      </w:r>
+      <w:proofErr w:type="spellEnd"/>
+      <w:r>
+        <w:t xml:space="preserve"> </w:t>
+      </w:r>
+      <w:proofErr w:type="spellStart"/>
+      <w:r>
+        <w:t>time</w:t>
+      </w:r>
+      <w:proofErr w:type="spellEnd"/>
+      <w:r>
+        <w:t>:</w:t>
+      </w:r>
+    </w:p>
+    <w:p>
+      <w:pPr>
+        <w:numPr>
+          <w:ilvl w:val="1"/>
+          <w:numId w:val="20"/>
+        </w:numPr>
+      </w:pPr>
+      <w:proofErr w:type="spellStart"/>
+      <w:r>
+        <w:t>navigating</w:t>
+      </w:r>
+      <w:proofErr w:type="spellEnd"/>
+      <w:r>
+        <w:t xml:space="preserve"> </w:t>
+      </w:r>
+      <w:proofErr w:type="spellStart"/>
+      <w:r>
+        <w:t>apps</w:t>
+      </w:r>
+      <w:proofErr w:type="spellEnd"/>
+    </w:p>
+    <w:p>
+      <w:pPr>
+        <w:numPr>
+          <w:ilvl w:val="1"/>
+          <w:numId w:val="20"/>
+        </w:numPr>
+      </w:pPr>
+      <w:proofErr w:type="spellStart"/>
+      <w:r>
+        <w:t>searching</w:t>
+      </w:r>
+      <w:proofErr w:type="spellEnd"/>
+      <w:r>
+        <w:t xml:space="preserve"> </w:t>
+      </w:r>
+      <w:proofErr w:type="spellStart"/>
+      <w:r>
+        <w:t>client</w:t>
+      </w:r>
+      <w:proofErr w:type="spellEnd"/>
+      <w:r>
+        <w:t xml:space="preserve"> </w:t>
+      </w:r>
+      <w:proofErr w:type="spellStart"/>
+      <w:r>
+        <w:t>data</w:t>
+      </w:r>
+      <w:proofErr w:type="spellEnd"/>
+    </w:p>
+    <w:p>
+      <w:pPr>
+        <w:numPr>
+          <w:ilvl w:val="1"/>
+          <w:numId w:val="20"/>
+        </w:numPr>
+      </w:pPr>
+      <w:proofErr w:type="spellStart"/>
+      <w:r>
+        <w:t>logging</w:t>
+      </w:r>
+      <w:proofErr w:type="spellEnd"/>
+      <w:r>
+        <w:t xml:space="preserve"> </w:t>
+      </w:r>
+      <w:proofErr w:type="spellStart"/>
+      <w:r>
+        <w:t>manually</w:t>
+      </w:r>
+      <w:proofErr w:type="spellEnd"/>
+      <w:r>
+        <w:t xml:space="preserve"> </w:t>
+      </w:r>
+      <w:proofErr w:type="spellStart"/>
+      <w:r>
+        <w:t>after</w:t>
+      </w:r>
+      <w:proofErr w:type="spellEnd"/>
+      <w:r>
+        <w:t xml:space="preserve"> </w:t>
+      </w:r>
+      <w:proofErr w:type="spellStart"/>
+      <w:r>
+        <w:t>sessions</w:t>
+      </w:r>
+      <w:proofErr w:type="spellEnd"/>
+    </w:p>
+    <w:p>
+      <w:pPr>
+        <w:spacing w:line="276" w:lineRule="auto"/>
+        <w:rPr>
+          <w:b/>
+          <w:bCs/>
+          <w:lang w:val="en-US"/>
+        </w:rPr>
+      </w:pPr>
+      <w:r>
+        <w:rPr>
+          <w:b/>
+          <w:bCs/>
+          <w:lang w:val="en-US"/>
+        </w:rPr>
+        <w:t xml:space="preserve"> Poor support for in-session coaching</w:t>
+      </w:r>
+    </w:p>
+    <w:p>
+      <w:pPr>
+        <w:numPr>
+          <w:ilvl w:val="0"/>
+          <w:numId w:val="21"/>
+        </w:numPr>
+      </w:pPr>
+      <w:proofErr w:type="spellStart"/>
+      <w:r>
+        <w:t>Apps</w:t>
+      </w:r>
+      <w:proofErr w:type="spellEnd"/>
+      <w:r>
+        <w:t xml:space="preserve"> </w:t>
+      </w:r>
+      <w:proofErr w:type="spellStart"/>
+      <w:r>
+        <w:t>are</w:t>
+      </w:r>
+      <w:proofErr w:type="spellEnd"/>
+      <w:r>
+        <w:t xml:space="preserve"> </w:t>
+      </w:r>
+      <w:proofErr w:type="spellStart"/>
+      <w:r>
+        <w:t>optimized</w:t>
+      </w:r>
+      <w:proofErr w:type="spellEnd"/>
+      <w:r>
+        <w:t xml:space="preserve"> </w:t>
+      </w:r>
+      <w:proofErr w:type="spellStart"/>
+      <w:r>
+        <w:t>for</w:t>
+      </w:r>
+      <w:proofErr w:type="spellEnd"/>
+      <w:r>
+        <w:t>:</w:t>
+      </w:r>
+    </w:p>
+    <w:p>
+      <w:pPr>
+        <w:numPr>
+          <w:ilvl w:val="1"/>
+          <w:numId w:val="21"/>
+        </w:numPr>
+      </w:pPr>
+      <w:proofErr w:type="spellStart"/>
+      <w:r>
+        <w:t>before-session</w:t>
+      </w:r>
+      <w:proofErr w:type="spellEnd"/>
+      <w:r>
+        <w:t xml:space="preserve"> </w:t>
+      </w:r>
+      <w:proofErr w:type="spellStart"/>
+      <w:r>
+        <w:t>planning</w:t>
+      </w:r>
+      <w:proofErr w:type="spellEnd"/>
+    </w:p>
+    <w:p>
+      <w:pPr>
+        <w:numPr>
+          <w:ilvl w:val="1"/>
+          <w:numId w:val="21"/>
+        </w:numPr>
+      </w:pPr>
+      <w:proofErr w:type="spellStart"/>
+      <w:r>
+        <w:t>after-session</w:t>
+      </w:r>
+      <w:proofErr w:type="spellEnd"/>
+      <w:r>
+        <w:t xml:space="preserve"> </w:t>
+      </w:r>
+      <w:proofErr w:type="spellStart"/>
+      <w:r>
+        <w:t>review</w:t>
+      </w:r>
+      <w:proofErr w:type="spellEnd"/>
+    </w:p>
+    <w:p>
+      <w:pPr>
+        <w:numPr>
+          <w:ilvl w:val="0"/>
+          <w:numId w:val="21"/>
+        </w:numPr>
+        <w:rPr>
+          <w:lang w:val="en-US"/>
+        </w:rPr>
+      </w:pPr>
+      <w:r>
+        <w:rPr>
+          <w:lang w:val="en-US"/>
+        </w:rPr>
+        <w:t>Not for live group session execution</w:t>
+      </w:r>
+    </w:p>
+    <w:p>
+      <w:pPr>
+        <w:spacing w:line="276" w:lineRule="auto"/>
+        <w:rPr>
+          <w:b/>
+          <w:bCs/>
+          <w:lang w:val="en-US"/>
+        </w:rPr>
+      </w:pPr>
+      <w:r>
+        <w:rPr>
+          <w:b/>
+          <w:bCs/>
+          <w:lang w:val="en-US"/>
+        </w:rPr>
+        <w:t>Group training treated as “multiple individuals”</w:t>
+      </w:r>
+    </w:p>
+    <w:p>
+      <w:pPr>
+        <w:numPr>
+          <w:ilvl w:val="0"/>
+          <w:numId w:val="22"/>
+        </w:numPr>
+      </w:pPr>
+      <w:r>
+        <w:t xml:space="preserve">No </w:t>
+      </w:r>
+      <w:proofErr w:type="spellStart"/>
+      <w:r>
+        <w:t>concept</w:t>
+      </w:r>
+      <w:proofErr w:type="spellEnd"/>
+      <w:r>
+        <w:t xml:space="preserve"> </w:t>
+      </w:r>
+      <w:proofErr w:type="spellStart"/>
+      <w:r>
+        <w:t>of</w:t>
+      </w:r>
+      <w:proofErr w:type="spellEnd"/>
+      <w:r>
+        <w:t>:</w:t>
+      </w:r>
+    </w:p>
+    <w:p>
+      <w:pPr>
+        <w:numPr>
+          <w:ilvl w:val="1"/>
+          <w:numId w:val="22"/>
+        </w:numPr>
+      </w:pPr>
+      <w:proofErr w:type="spellStart"/>
+      <w:r>
+        <w:lastRenderedPageBreak/>
+        <w:t>shared</w:t>
+      </w:r>
+      <w:proofErr w:type="spellEnd"/>
+      <w:r>
+        <w:t xml:space="preserve"> </w:t>
+      </w:r>
+      <w:proofErr w:type="spellStart"/>
+      <w:r>
+        <w:t>session</w:t>
+      </w:r>
+      <w:proofErr w:type="spellEnd"/>
+      <w:r>
+        <w:t xml:space="preserve"> </w:t>
+      </w:r>
+      <w:proofErr w:type="spellStart"/>
+      <w:r>
+        <w:t>context</w:t>
+      </w:r>
+      <w:proofErr w:type="spellEnd"/>
+    </w:p>
+    <w:p>
+      <w:pPr>
+        <w:numPr>
+          <w:ilvl w:val="1"/>
+          <w:numId w:val="22"/>
+        </w:numPr>
+      </w:pPr>
+      <w:proofErr w:type="spellStart"/>
+      <w:r>
+        <w:t>synchronized</w:t>
+      </w:r>
+      <w:proofErr w:type="spellEnd"/>
+      <w:r>
+        <w:t xml:space="preserve"> </w:t>
+      </w:r>
+      <w:proofErr w:type="spellStart"/>
+      <w:r>
+        <w:t>start</w:t>
+      </w:r>
+      <w:proofErr w:type="spellEnd"/>
+      <w:r>
+        <w:t xml:space="preserve"> / </w:t>
+      </w:r>
+      <w:proofErr w:type="spellStart"/>
+      <w:r>
+        <w:t>rest</w:t>
+      </w:r>
+      <w:proofErr w:type="spellEnd"/>
+      <w:r>
+        <w:t xml:space="preserve"> </w:t>
+      </w:r>
+      <w:proofErr w:type="spellStart"/>
+      <w:r>
+        <w:t>times</w:t>
+      </w:r>
+      <w:proofErr w:type="spellEnd"/>
+    </w:p>
+    <w:p>
+      <w:pPr>
+        <w:numPr>
+          <w:ilvl w:val="1"/>
+          <w:numId w:val="22"/>
+        </w:numPr>
+      </w:pPr>
+      <w:proofErr w:type="spellStart"/>
+      <w:r>
+        <w:t>trainer-centric</w:t>
+      </w:r>
+      <w:proofErr w:type="spellEnd"/>
+      <w:r>
+        <w:t xml:space="preserve"> </w:t>
+      </w:r>
+      <w:proofErr w:type="spellStart"/>
+      <w:r>
+        <w:t>session</w:t>
+      </w:r>
+      <w:proofErr w:type="spellEnd"/>
+      <w:r>
+        <w:t xml:space="preserve"> </w:t>
+      </w:r>
+      <w:proofErr w:type="spellStart"/>
+      <w:r>
+        <w:t>screen</w:t>
+      </w:r>
+      <w:proofErr w:type="spellEnd"/>
+    </w:p>
+    <w:p>
+      <w:pPr>
+        <w:pStyle w:val="2"/>
+        <w:rPr>
+          <w:lang w:val="en-US"/>
+        </w:rPr>
+      </w:pPr>
+      <w:r>
+        <w:rPr>
+          <w:lang w:val="en-US"/>
+        </w:rPr>
+        <w:t xml:space="preserve">One-Paragraph Summary </w:t>
+      </w:r>
+    </w:p>
+    <w:p>
+      <w:pPr>
+        <w:rPr>
+          <w:lang w:val="en-US"/>
+        </w:rPr>
+      </w:pPr>
+      <w:r>
+        <w:rPr>
+          <w:lang w:val="en-US"/>
+        </w:rPr>
+        <w:t xml:space="preserve">Existing personal training management systems such as </w:t>
+      </w:r>
+      <w:proofErr w:type="spellStart"/>
+      <w:r>
+        <w:rPr>
+          <w:lang w:val="en-US"/>
+        </w:rPr>
+        <w:t>Trainerize</w:t>
+      </w:r>
+      <w:proofErr w:type="spellEnd"/>
+      <w:r>
+        <w:rPr>
+          <w:lang w:val="en-US"/>
+        </w:rPr>
+        <w:t xml:space="preserve">, My PT Hub, </w:t>
+      </w:r>
+      <w:proofErr w:type="spellStart"/>
+      <w:r>
+        <w:rPr>
+          <w:lang w:val="en-US"/>
+        </w:rPr>
+        <w:t>TrueCoach</w:t>
+      </w:r>
+      <w:proofErr w:type="spellEnd"/>
+      <w:r>
+        <w:rPr>
+          <w:lang w:val="en-US"/>
+        </w:rPr>
+        <w:t xml:space="preserve">, and PT Distinction provide robust tools for workout programming, progress tracking, and client communication. However, these platforms are fundamentally designed for single-client interaction and remote coaching workflows. They lack real-time multi-client visibility, split-screen interfaces, and trainer-centric session views required for effective small group training. As a result, trainers conducting group sessions must switch between clients or rely on manual methods, increasing cognitive load and reducing coaching quality. </w:t>
+      </w:r>
+      <w:proofErr w:type="spellStart"/>
+      <w:r>
+        <w:rPr>
+          <w:lang w:val="en-US"/>
+        </w:rPr>
+        <w:t>FitCoach</w:t>
+      </w:r>
+      <w:proofErr w:type="spellEnd"/>
+      <w:r>
+        <w:rPr>
+          <w:lang w:val="en-US"/>
+        </w:rPr>
+        <w:t xml:space="preserve"> differentiates itself by addressing this unmet need through a real-time 2×2 split-screen interface that displays up to four personalized workout programs simultaneously, enabling efficient, focused, and high-quality small group training sessions</w:t>
       </w:r>
     </w:p>
     <w:p>
@@ -2079,7 +3693,28 @@
         <w:rPr>
           <w:lang w:val="en-US"/>
         </w:rPr>
-        <w:t>Gym owners and fitness center operators gain measurable operational and financial advantages. Improved trainer efficiency allows more clients to be served per session, increasing revenue per training hour without additional staffing costs. Higher training quality and better client engagement contribute to increased retention rates and stronger differentiation from competing gyms. Additionally, the system provides valuable aggregated insights into training activity and utilization, supporting data-driven decisions related to scheduling, capacity planning, and service optimization.</w:t>
+        <w:t xml:space="preserve">Gym owners and fitness center operators gain measurable operational and financial advantages. Improved trainer efficiency allows more clients to be served per session, increasing revenue per training </w:t>
+      </w:r>
+      <w:proofErr w:type="gramStart"/>
+      <w:r>
+        <w:rPr>
+          <w:lang w:val="en-US"/>
+        </w:rPr>
+        <w:t>hour</w:t>
+      </w:r>
+      <w:proofErr w:type="gramEnd"/>
+      <w:r>
+        <w:rPr>
+          <w:lang w:val="en-US"/>
+        </w:rPr>
+        <w:t xml:space="preserve"> without additional staffing costs. Higher training quality and better client engagement contribute to increased </w:t>
+      </w:r>
+      <w:r>
+        <w:rPr>
+          <w:lang w:val="en-US"/>
+        </w:rPr>
+        <w:lastRenderedPageBreak/>
+        <w:t>retention rates and stronger differentiation from competing gyms. Additionally, the system provides valuable aggregated insights into training activity and utilization, supporting data-driven decisions related to scheduling, capacity planning, and service optimization.</w:t>
       </w:r>
     </w:p>
     <w:p>
@@ -2089,13 +3724,47 @@
           <w:bCs/>
         </w:rPr>
       </w:pPr>
+      <w:proofErr w:type="spellStart"/>
       <w:r>
         <w:rPr>
           <w:b/>
           <w:bCs/>
         </w:rPr>
-        <w:t>Quantified Benefits Summary</w:t>
-      </w:r>
+        <w:t>Quantified</w:t>
+      </w:r>
+      <w:proofErr w:type="spellEnd"/>
+      <w:r>
+        <w:rPr>
+          <w:b/>
+          <w:bCs/>
+        </w:rPr>
+        <w:t xml:space="preserve"> </w:t>
+      </w:r>
+      <w:proofErr w:type="spellStart"/>
+      <w:r>
+        <w:rPr>
+          <w:b/>
+          <w:bCs/>
+        </w:rPr>
+        <w:t>Benefits</w:t>
+      </w:r>
+      <w:proofErr w:type="spellEnd"/>
+      <w:r>
+        <w:rPr>
+          <w:b/>
+          <w:bCs/>
+        </w:rPr>
+        <w:t xml:space="preserve"> </w:t>
+      </w:r>
+      <w:proofErr w:type="spellStart"/>
+      <w:r>
+        <w:rPr>
+          <w:b/>
+          <w:bCs/>
+        </w:rPr>
+        <w:t>Summary</w:t>
+      </w:r>
+      <w:proofErr w:type="spellEnd"/>
     </w:p>
     <w:p>
       <w:pPr>
@@ -2191,7 +3860,6 @@
         </w:numPr>
       </w:pPr>
       <w:r>
-        <w:lastRenderedPageBreak/>
         <w:t>DESCRIPTION OF AI TOOLS</w:t>
       </w:r>
     </w:p>
@@ -2211,14 +3879,16 @@
         <w:rPr>
           <w:lang w:val="en-US"/>
         </w:rPr>
-        <w:t xml:space="preserve"> </w:t>
-      </w:r>
-      <w:r>
-        <w:rPr>
-          <w:lang w:val="en-US"/>
-        </w:rPr>
-        <w:t>Our work with AI is documented in ai_prompts_log</w:t>
-      </w:r>
+        <w:t xml:space="preserve"> Our work with AI is documented in </w:t>
+      </w:r>
+      <w:proofErr w:type="spellStart"/>
+      <w:r>
+        <w:rPr>
+          <w:lang w:val="en-US"/>
+        </w:rPr>
+        <w:t>ai_prompts_log</w:t>
+      </w:r>
+      <w:proofErr w:type="spellEnd"/>
       <w:r>
         <w:rPr>
           <w:lang w:val="en-US"/>
@@ -2426,7 +4096,15 @@
               </w:rPr>
             </w:pPr>
             <w:r>
-              <w:t>Product Vision (Moore)</w:t>
+              <w:t>Product Vision (</w:t>
+            </w:r>
+            <w:proofErr w:type="spellStart"/>
+            <w:r>
+              <w:t>Moore</w:t>
+            </w:r>
+            <w:proofErr w:type="spellEnd"/>
+            <w:r>
+              <w:t>)</w:t>
             </w:r>
           </w:p>
         </w:tc>
@@ -2487,9 +4165,19 @@
                 <w:lang w:val="en-US"/>
               </w:rPr>
             </w:pPr>
+            <w:proofErr w:type="spellStart"/>
             <w:r>
-              <w:t>Personas creation</w:t>
+              <w:t>Personas</w:t>
             </w:r>
+            <w:proofErr w:type="spellEnd"/>
+            <w:r>
+              <w:t xml:space="preserve"> </w:t>
+            </w:r>
+            <w:proofErr w:type="spellStart"/>
+            <w:r>
+              <w:t>creation</w:t>
+            </w:r>
+            <w:proofErr w:type="spellEnd"/>
           </w:p>
         </w:tc>
       </w:tr>
@@ -2549,9 +4237,19 @@
                 <w:lang w:val="en-US"/>
               </w:rPr>
             </w:pPr>
+            <w:proofErr w:type="spellStart"/>
             <w:r>
-              <w:t>Problem Statement</w:t>
+              <w:t>Problem</w:t>
             </w:r>
+            <w:proofErr w:type="spellEnd"/>
+            <w:r>
+              <w:t xml:space="preserve"> </w:t>
+            </w:r>
+            <w:proofErr w:type="spellStart"/>
+            <w:r>
+              <w:t>Statement</w:t>
+            </w:r>
+            <w:proofErr w:type="spellEnd"/>
           </w:p>
         </w:tc>
       </w:tr>
@@ -2611,9 +4309,19 @@
                 <w:lang w:val="en-US"/>
               </w:rPr>
             </w:pPr>
+            <w:proofErr w:type="spellStart"/>
             <w:r>
-              <w:t>Competitor analysis</w:t>
+              <w:t>Competitor</w:t>
             </w:r>
+            <w:proofErr w:type="spellEnd"/>
+            <w:r>
+              <w:t xml:space="preserve"> </w:t>
+            </w:r>
+            <w:proofErr w:type="spellStart"/>
+            <w:r>
+              <w:t>analysis</w:t>
+            </w:r>
+            <w:proofErr w:type="spellEnd"/>
           </w:p>
         </w:tc>
       </w:tr>
@@ -2851,6 +4559,7 @@
         <w:rPr>
           <w:lang w:val="en-US"/>
         </w:rPr>
+        <w:lastRenderedPageBreak/>
         <w:t>Primary:</w:t>
       </w:r>
     </w:p>
@@ -2949,7 +4658,21 @@
         <w:rPr>
           <w:lang w:val="en-US"/>
         </w:rPr>
-        <w:t>Trainee / Client: Uses the system to view personalized workout instructions, receive real-time feedback, and track individual training progress during group sessions.</w:t>
+        <w:t xml:space="preserve">Trainee / Client: Uses the system to view personalized workout instructions, receive real-time feedback, and </w:t>
+      </w:r>
+      <w:proofErr w:type="gramStart"/>
+      <w:r>
+        <w:rPr>
+          <w:lang w:val="en-US"/>
+        </w:rPr>
+        <w:t>track</w:t>
+      </w:r>
+      <w:proofErr w:type="gramEnd"/>
+      <w:r>
+        <w:rPr>
+          <w:lang w:val="en-US"/>
+        </w:rPr>
+        <w:t xml:space="preserve"> individual training progress during group sessions.</w:t>
       </w:r>
     </w:p>
     <w:p>
@@ -2988,7 +4711,6 @@
         <w:rPr>
           <w:lang w:val="en-US"/>
         </w:rPr>
-        <w:lastRenderedPageBreak/>
         <w:t>Prospective Clients: Indirectly benefit from improved training quality and innovative group training experiences that increase motivation and retention.</w:t>
       </w:r>
     </w:p>
@@ -3002,7 +4724,21 @@
         <w:rPr>
           <w:lang w:val="en-US"/>
         </w:rPr>
-        <w:t>Health &amp; Wellness Professionals (e.g., physiotherapists, nutritionists): Can leverage aggregated training data to support complementary services and personalized recommendations.</w:t>
+        <w:t xml:space="preserve">Health &amp; Wellness Professionals (e.g., physiotherapists, nutritionists): Can leverage aggregated training data to support complementary services and </w:t>
+      </w:r>
+      <w:proofErr w:type="gramStart"/>
+      <w:r>
+        <w:rPr>
+          <w:lang w:val="en-US"/>
+        </w:rPr>
+        <w:t>personalized</w:t>
+      </w:r>
+      <w:proofErr w:type="gramEnd"/>
+      <w:r>
+        <w:rPr>
+          <w:lang w:val="en-US"/>
+        </w:rPr>
+        <w:t xml:space="preserve"> recommendations.</w:t>
       </w:r>
     </w:p>
     <w:p>
@@ -3363,6 +5099,7 @@
         <w:rPr>
           <w:lang w:val="en-US"/>
         </w:rPr>
+        <w:lastRenderedPageBreak/>
         <w:t>Time saved: 50-60%</w:t>
       </w:r>
     </w:p>
@@ -3489,6 +5226,7 @@
         <w:rPr>
           <w:b/>
           <w:bCs/>
+          <w:lang w:val="en-US"/>
         </w:rPr>
       </w:pPr>
     </w:p>
@@ -3501,7 +5239,6 @@
         </w:numPr>
       </w:pPr>
       <w:r>
-        <w:lastRenderedPageBreak/>
         <w:t>MILESTONES - ROAD MAP</w:t>
       </w:r>
     </w:p>
@@ -3816,7 +5553,21 @@
         <w:rPr>
           <w:lang w:val="en-US"/>
         </w:rPr>
-        <w:t>Jan 20:  MILESTONE 2: Final Presentation in Class + Paper Submission</w:t>
+        <w:t>Jan 20</w:t>
+      </w:r>
+      <w:proofErr w:type="gramStart"/>
+      <w:r>
+        <w:rPr>
+          <w:lang w:val="en-US"/>
+        </w:rPr>
+        <w:t>:  MILESTONE</w:t>
+      </w:r>
+      <w:proofErr w:type="gramEnd"/>
+      <w:r>
+        <w:rPr>
+          <w:lang w:val="en-US"/>
+        </w:rPr>
+        <w:t xml:space="preserve"> 2: Final Presentation in Class + Paper Submission</w:t>
       </w:r>
     </w:p>
     <w:p>
@@ -3834,6 +5585,7 @@
         <w:rPr>
           <w:highlight w:val="yellow"/>
         </w:rPr>
+        <w:lastRenderedPageBreak/>
         <w:t>DEVELOPMENT ENVIRONMENT &amp; TOOLS</w:t>
       </w:r>
     </w:p>
@@ -3844,156 +5596,77 @@
           <w:bCs/>
         </w:rPr>
       </w:pPr>
+      <w:proofErr w:type="spellStart"/>
       <w:r>
         <w:rPr>
           <w:b/>
           <w:bCs/>
         </w:rPr>
-        <w:t>Programming Languages:</w:t>
-      </w:r>
-    </w:p>
-    <w:p>
-      <w:pPr>
-        <w:rPr>
-          <w:lang w:val="en-US"/>
-        </w:rPr>
-      </w:pPr>
-      <w:r>
-        <w:rPr>
-          <w:lang w:val="en-US"/>
-        </w:rPr>
-        <w:t>Primary: Python 3.11+ (Backend)</w:t>
-      </w:r>
-    </w:p>
-    <w:p>
-      <w:pPr>
-        <w:rPr>
-          <w:lang w:val="en-US"/>
-        </w:rPr>
-      </w:pPr>
-      <w:r>
-        <w:rPr>
-          <w:lang w:val="en-US"/>
-        </w:rPr>
-        <w:t>Secondary: JavaScript ES6+ (Frontend)</w:t>
-      </w:r>
-    </w:p>
-    <w:p>
-      <w:pPr>
-        <w:rPr>
-          <w:lang w:val="en-US"/>
-        </w:rPr>
-      </w:pPr>
-      <w:r>
-        <w:rPr>
-          <w:lang w:val="en-US"/>
-        </w:rPr>
-        <w:t>Database: Firebase Realtime Database (cloud - bonus!) OR PostgreSQL</w:t>
-      </w:r>
-    </w:p>
-    <w:p>
-      <w:pPr>
+        <w:t>Programming</w:t>
+      </w:r>
+      <w:proofErr w:type="spellEnd"/>
+      <w:r>
         <w:rPr>
           <w:b/>
           <w:bCs/>
-          <w:lang w:val="en-US"/>
-        </w:rPr>
-      </w:pPr>
+        </w:rPr>
+        <w:t xml:space="preserve"> </w:t>
+      </w:r>
+      <w:proofErr w:type="spellStart"/>
       <w:r>
         <w:rPr>
           <w:b/>
           <w:bCs/>
-          <w:lang w:val="en-US"/>
-        </w:rPr>
-        <w:t>Backend Stack:</w:t>
-      </w:r>
-    </w:p>
-    <w:p>
-      <w:pPr>
-        <w:rPr>
-          <w:lang w:val="en-US"/>
-        </w:rPr>
-      </w:pPr>
-      <w:r>
-        <w:rPr>
-          <w:lang w:val="en-US"/>
-        </w:rPr>
-        <w:t>Framework: Flask 3.0 (Python web framework)</w:t>
-      </w:r>
-    </w:p>
-    <w:p>
-      <w:pPr>
-        <w:rPr>
-          <w:lang w:val="en-US"/>
-        </w:rPr>
-      </w:pPr>
-      <w:r>
-        <w:rPr>
-          <w:lang w:val="en-US"/>
-        </w:rPr>
-        <w:t>API: RESTful API + WebSocket (Socket.IO)</w:t>
-      </w:r>
-    </w:p>
-    <w:p>
-      <w:pPr>
-        <w:rPr>
-          <w:lang w:val="en-US"/>
-        </w:rPr>
-      </w:pPr>
-      <w:r>
-        <w:rPr>
-          <w:lang w:val="en-US"/>
-        </w:rPr>
-        <w:t>Authentication: Flask-JWT-Extended</w:t>
-      </w:r>
-    </w:p>
-    <w:p>
-      <w:pPr>
-        <w:rPr>
-          <w:lang w:val="en-US"/>
-        </w:rPr>
-      </w:pPr>
-      <w:r>
-        <w:rPr>
-          <w:lang w:val="en-US"/>
-        </w:rPr>
-        <w:t>Database ORM: SQLAlchemy (if SQL) or Firebase SDK</w:t>
-      </w:r>
-    </w:p>
-    <w:p>
-      <w:pPr>
-        <w:rPr>
-          <w:lang w:val="en-US"/>
-        </w:rPr>
-      </w:pPr>
-      <w:r>
-        <w:rPr>
-          <w:lang w:val="en-US"/>
-        </w:rPr>
-        <w:t>Testing: pytest, pytest-cov</w:t>
-      </w:r>
-    </w:p>
-    <w:p>
-      <w:pPr>
-        <w:rPr>
-          <w:lang w:val="en-US"/>
-        </w:rPr>
-      </w:pPr>
-      <w:r>
-        <w:rPr>
-          <w:lang w:val="en-US"/>
-        </w:rPr>
-        <w:t>API Documentation: Swagger/OpenAPI</w:t>
-      </w:r>
-    </w:p>
-    <w:p>
-      <w:pPr>
+        </w:rPr>
+        <w:t>Languages</w:t>
+      </w:r>
+      <w:proofErr w:type="spellEnd"/>
+      <w:r>
         <w:rPr>
           <w:b/>
           <w:bCs/>
-          <w:lang w:val="en-US"/>
-        </w:rPr>
-      </w:pPr>
+        </w:rPr>
+        <w:t>:</w:t>
+      </w:r>
+    </w:p>
+    <w:p>
+      <w:pPr>
+        <w:rPr>
+          <w:lang w:val="en-US"/>
+        </w:rPr>
+      </w:pPr>
+      <w:r>
+        <w:rPr>
+          <w:lang w:val="en-US"/>
+        </w:rPr>
+        <w:t>Primary: Python 3.11+ (Backend)</w:t>
+      </w:r>
+    </w:p>
+    <w:p>
+      <w:pPr>
+        <w:rPr>
+          <w:lang w:val="en-US"/>
+        </w:rPr>
+      </w:pPr>
+      <w:r>
+        <w:rPr>
+          <w:lang w:val="en-US"/>
+        </w:rPr>
+        <w:t>Secondary: JavaScript ES6+ (Frontend)</w:t>
+      </w:r>
+    </w:p>
+    <w:p>
+      <w:pPr>
+        <w:rPr>
+          <w:lang w:val="en-US"/>
+        </w:rPr>
+      </w:pPr>
+      <w:r>
+        <w:rPr>
+          <w:lang w:val="en-US"/>
+        </w:rPr>
+        <w:t>Database: Firebase Realtime Database (cloud - bonus!) OR PostgreSQL</w:t>
+      </w:r>
     </w:p>
     <w:p>
       <w:pPr>
@@ -4009,14 +5682,162 @@
           <w:bCs/>
           <w:lang w:val="en-US"/>
         </w:rPr>
-        <w:br w:type="page"/>
-      </w:r>
-      <w:r>
+        <w:t>Backend Stack:</w:t>
+      </w:r>
+    </w:p>
+    <w:p>
+      <w:pPr>
+        <w:rPr>
+          <w:lang w:val="en-US"/>
+        </w:rPr>
+      </w:pPr>
+      <w:r>
+        <w:rPr>
+          <w:lang w:val="en-US"/>
+        </w:rPr>
+        <w:t>Framework: Flask 3.0 (Python web framework)</w:t>
+      </w:r>
+    </w:p>
+    <w:p>
+      <w:pPr>
+        <w:rPr>
+          <w:lang w:val="en-US"/>
+        </w:rPr>
+      </w:pPr>
+      <w:r>
+        <w:rPr>
+          <w:lang w:val="en-US"/>
+        </w:rPr>
+        <w:t>API: RESTful API + WebSocket (Socket.IO)</w:t>
+      </w:r>
+    </w:p>
+    <w:p>
+      <w:pPr>
+        <w:rPr>
+          <w:lang w:val="en-US"/>
+        </w:rPr>
+      </w:pPr>
+      <w:r>
+        <w:rPr>
+          <w:lang w:val="en-US"/>
+        </w:rPr>
+        <w:t>Authentication: Flask-JWT-Extended</w:t>
+      </w:r>
+    </w:p>
+    <w:p>
+      <w:pPr>
+        <w:rPr>
+          <w:lang w:val="en-US"/>
+        </w:rPr>
+      </w:pPr>
+      <w:r>
+        <w:rPr>
+          <w:lang w:val="en-US"/>
+        </w:rPr>
+        <w:t xml:space="preserve">Database ORM: </w:t>
+      </w:r>
+      <w:proofErr w:type="spellStart"/>
+      <w:r>
+        <w:rPr>
+          <w:lang w:val="en-US"/>
+        </w:rPr>
+        <w:t>SQLAlchemy</w:t>
+      </w:r>
+      <w:proofErr w:type="spellEnd"/>
+      <w:r>
+        <w:rPr>
+          <w:lang w:val="en-US"/>
+        </w:rPr>
+        <w:t xml:space="preserve"> (if SQL) or Firebase SDK</w:t>
+      </w:r>
+    </w:p>
+    <w:p>
+      <w:pPr>
+        <w:rPr>
+          <w:lang w:val="en-US"/>
+        </w:rPr>
+      </w:pPr>
+      <w:r>
+        <w:rPr>
+          <w:lang w:val="en-US"/>
+        </w:rPr>
+        <w:t xml:space="preserve">Testing: </w:t>
+      </w:r>
+      <w:proofErr w:type="spellStart"/>
+      <w:r>
+        <w:rPr>
+          <w:lang w:val="en-US"/>
+        </w:rPr>
+        <w:t>pytest</w:t>
+      </w:r>
+      <w:proofErr w:type="spellEnd"/>
+      <w:r>
+        <w:rPr>
+          <w:lang w:val="en-US"/>
+        </w:rPr>
+        <w:t xml:space="preserve">, </w:t>
+      </w:r>
+      <w:proofErr w:type="spellStart"/>
+      <w:r>
+        <w:rPr>
+          <w:lang w:val="en-US"/>
+        </w:rPr>
+        <w:t>pytest-cov</w:t>
+      </w:r>
+      <w:proofErr w:type="spellEnd"/>
+    </w:p>
+    <w:p>
+      <w:pPr>
+        <w:rPr>
+          <w:lang w:val="en-US"/>
+        </w:rPr>
+      </w:pPr>
+      <w:r>
+        <w:rPr>
+          <w:lang w:val="en-US"/>
+        </w:rPr>
+        <w:t>API Documentation: Swagger/</w:t>
+      </w:r>
+      <w:proofErr w:type="spellStart"/>
+      <w:r>
+        <w:rPr>
+          <w:lang w:val="en-US"/>
+        </w:rPr>
+        <w:t>OpenAPI</w:t>
+      </w:r>
+      <w:proofErr w:type="spellEnd"/>
+    </w:p>
+    <w:p>
+      <w:pPr>
         <w:rPr>
           <w:b/>
           <w:bCs/>
           <w:lang w:val="en-US"/>
         </w:rPr>
+      </w:pPr>
+    </w:p>
+    <w:p>
+      <w:pPr>
+        <w:rPr>
+          <w:b/>
+          <w:bCs/>
+          <w:lang w:val="en-US"/>
+        </w:rPr>
+      </w:pPr>
+      <w:r>
+        <w:rPr>
+          <w:b/>
+          <w:bCs/>
+          <w:lang w:val="en-US"/>
+        </w:rPr>
+        <w:br w:type="page"/>
+      </w:r>
+      <w:r>
+        <w:rPr>
+          <w:b/>
+          <w:bCs/>
+          <w:lang w:val="en-US"/>
+        </w:rPr>
         <w:lastRenderedPageBreak/>
         <w:t>DevOps &amp; Tools:</w:t>
       </w:r>
@@ -4087,11 +5908,44 @@
       </w:r>
     </w:p>
     <w:p>
-      <w:r>
-        <w:rPr>
-          <w:lang w:val="en-US"/>
-        </w:rPr>
-        <w:t>Deployment: Heroku/Vercel (bonus - web in production)</w:t>
+      <w:pPr>
+        <w:rPr>
+          <w:lang w:val="en-US"/>
+        </w:rPr>
+      </w:pPr>
+      <w:r>
+        <w:rPr>
+          <w:lang w:val="en-US"/>
+        </w:rPr>
+        <w:t>Deployment: Heroku/</w:t>
+      </w:r>
+      <w:proofErr w:type="spellStart"/>
+      <w:r>
+        <w:rPr>
+          <w:lang w:val="en-US"/>
+        </w:rPr>
+        <w:t>Vercel</w:t>
+      </w:r>
+      <w:proofErr w:type="spellEnd"/>
+      <w:r>
+        <w:rPr>
+          <w:lang w:val="en-US"/>
+        </w:rPr>
+        <w:t xml:space="preserve"> (bonus - </w:t>
+      </w:r>
+      <w:proofErr w:type="gramStart"/>
+      <w:r>
+        <w:rPr>
+          <w:lang w:val="en-US"/>
+        </w:rPr>
+        <w:t>web in</w:t>
+      </w:r>
+      <w:proofErr w:type="gramEnd"/>
+      <w:r>
+        <w:rPr>
+          <w:lang w:val="en-US"/>
+        </w:rPr>
+        <w:t xml:space="preserve"> production)</w:t>
       </w:r>
     </w:p>
     <w:p>
@@ -4301,8 +6155,13 @@
                                   <w:ind w:firstLine="0"/>
                                 </w:pPr>
                                 <w:r>
-                                  <w:t>- exercises</w:t>
+                                  <w:t xml:space="preserve">- </w:t>
                                 </w:r>
+                                <w:proofErr w:type="spellStart"/>
+                                <w:r>
+                                  <w:t>exercises</w:t>
+                                </w:r>
+                                <w:proofErr w:type="spellEnd"/>
                               </w:p>
                               <w:p>
                                 <w:pPr>
@@ -4450,7 +6309,15 @@
                                     <w:ind w:firstLine="0"/>
                                   </w:pPr>
                                   <w:r>
-                                    <w:t xml:space="preserve">- Session API </w:t>
+                                    <w:t xml:space="preserve">- </w:t>
+                                  </w:r>
+                                  <w:proofErr w:type="spellStart"/>
+                                  <w:r>
+                                    <w:t>Session</w:t>
+                                  </w:r>
+                                  <w:proofErr w:type="spellEnd"/>
+                                  <w:r>
+                                    <w:t xml:space="preserve"> API </w:t>
                                   </w:r>
                                 </w:p>
                                 <w:p>
@@ -4458,7 +6325,15 @@
                                     <w:ind w:firstLine="0"/>
                                   </w:pPr>
                                   <w:r>
-                                    <w:t>- Real-time WS</w:t>
+                                    <w:t>- Real-</w:t>
+                                  </w:r>
+                                  <w:proofErr w:type="spellStart"/>
+                                  <w:r>
+                                    <w:t>time</w:t>
+                                  </w:r>
+                                  <w:proofErr w:type="spellEnd"/>
+                                  <w:r>
+                                    <w:t xml:space="preserve"> WS</w:t>
                                   </w:r>
                                 </w:p>
                                 <w:p>
@@ -4565,7 +6440,15 @@
                                       <w:jc w:val="center"/>
                                     </w:pPr>
                                     <w:r>
-                                      <w:t xml:space="preserve">4 Trainees </w:t>
+                                      <w:t xml:space="preserve">4 </w:t>
+                                    </w:r>
+                                    <w:proofErr w:type="spellStart"/>
+                                    <w:r>
+                                      <w:t>Trainees</w:t>
+                                    </w:r>
+                                    <w:proofErr w:type="spellEnd"/>
+                                    <w:r>
+                                      <w:t xml:space="preserve"> </w:t>
                                     </w:r>
                                   </w:p>
                                   <w:p>
@@ -4694,9 +6577,11 @@
                                           <w:ind w:firstLine="0"/>
                                           <w:jc w:val="center"/>
                                         </w:pPr>
+                                        <w:proofErr w:type="spellStart"/>
                                         <w:r>
                                           <w:t>Trainer</w:t>
                                         </w:r>
+                                        <w:proofErr w:type="spellEnd"/>
                                       </w:p>
                                       <w:p>
                                         <w:pPr>
@@ -4704,7 +6589,15 @@
                                           <w:jc w:val="center"/>
                                         </w:pPr>
                                         <w:r>
-                                          <w:t>(Browser)</w:t>
+                                          <w:t>(</w:t>
+                                        </w:r>
+                                        <w:proofErr w:type="spellStart"/>
+                                        <w:r>
+                                          <w:t>Browser</w:t>
+                                        </w:r>
+                                        <w:proofErr w:type="spellEnd"/>
+                                        <w:r>
+                                          <w:t>)</w:t>
                                         </w:r>
                                       </w:p>
                                       <w:p>
@@ -5016,8 +6909,13 @@
                                   <w:ind w:firstLine="0"/>
                                 </w:pPr>
                                 <w:r>
-                                  <w:t>REST API + WebSocket</w:t>
+                                  <w:t xml:space="preserve">REST API + </w:t>
                                 </w:r>
+                                <w:proofErr w:type="spellStart"/>
+                                <w:r>
+                                  <w:t>WebSocket</w:t>
+                                </w:r>
+                                <w:proofErr w:type="spellEnd"/>
                               </w:p>
                               <w:p/>
                             </w:txbxContent>
@@ -5085,8 +6983,13 @@
                         <wps:txbx>
                           <w:txbxContent>
                             <w:p>
+                              <w:proofErr w:type="spellStart"/>
                               <w:r>
-                                <w:t>Firebase SDK / SQL</w:t>
+                                <w:t>Firebase</w:t>
+                              </w:r>
+                              <w:proofErr w:type="spellEnd"/>
+                              <w:r>
+                                <w:t xml:space="preserve"> SDK / SQL</w:t>
                               </w:r>
                             </w:p>
                             <w:p/>
@@ -5192,8 +7095,13 @@
                             <w:ind w:firstLine="0"/>
                           </w:pPr>
                           <w:r>
-                            <w:t>- exercises</w:t>
+                            <w:t xml:space="preserve">- </w:t>
                           </w:r>
+                          <w:proofErr w:type="spellStart"/>
+                          <w:r>
+                            <w:t>exercises</w:t>
+                          </w:r>
+                          <w:proofErr w:type="spellEnd"/>
                         </w:p>
                         <w:p>
                           <w:pPr>
@@ -5261,7 +7169,15 @@
                               <w:ind w:firstLine="0"/>
                             </w:pPr>
                             <w:r>
-                              <w:t xml:space="preserve">- Session API </w:t>
+                              <w:t xml:space="preserve">- </w:t>
+                            </w:r>
+                            <w:proofErr w:type="spellStart"/>
+                            <w:r>
+                              <w:t>Session</w:t>
+                            </w:r>
+                            <w:proofErr w:type="spellEnd"/>
+                            <w:r>
+                              <w:t xml:space="preserve"> API </w:t>
                             </w:r>
                           </w:p>
                           <w:p>
@@ -5269,7 +7185,15 @@
                               <w:ind w:firstLine="0"/>
                             </w:pPr>
                             <w:r>
-                              <w:t>- Real-time WS</w:t>
+                              <w:t>- Real-</w:t>
+                            </w:r>
+                            <w:proofErr w:type="spellStart"/>
+                            <w:r>
+                              <w:t>time</w:t>
+                            </w:r>
+                            <w:proofErr w:type="spellEnd"/>
+                            <w:r>
+                              <w:t xml:space="preserve"> WS</w:t>
                             </w:r>
                           </w:p>
                           <w:p>
@@ -5296,7 +7220,15 @@
                                 <w:jc w:val="center"/>
                               </w:pPr>
                               <w:r>
-                                <w:t xml:space="preserve">4 Trainees </w:t>
+                                <w:t xml:space="preserve">4 </w:t>
+                              </w:r>
+                              <w:proofErr w:type="spellStart"/>
+                              <w:r>
+                                <w:t>Trainees</w:t>
+                              </w:r>
+                              <w:proofErr w:type="spellEnd"/>
+                              <w:r>
+                                <w:t xml:space="preserve"> </w:t>
                               </w:r>
                             </w:p>
                             <w:p>
@@ -5335,9 +7267,11 @@
                                     <w:ind w:firstLine="0"/>
                                     <w:jc w:val="center"/>
                                   </w:pPr>
+                                  <w:proofErr w:type="spellStart"/>
                                   <w:r>
                                     <w:t>Trainer</w:t>
                                   </w:r>
+                                  <w:proofErr w:type="spellEnd"/>
                                 </w:p>
                                 <w:p>
                                   <w:pPr>
@@ -5345,7 +7279,15 @@
                                     <w:jc w:val="center"/>
                                   </w:pPr>
                                   <w:r>
-                                    <w:t>(Browser)</w:t>
+                                    <w:t>(</w:t>
+                                  </w:r>
+                                  <w:proofErr w:type="spellStart"/>
+                                  <w:r>
+                                    <w:t>Browser</w:t>
+                                  </w:r>
+                                  <w:proofErr w:type="spellEnd"/>
+                                  <w:r>
+                                    <w:t>)</w:t>
                                   </w:r>
                                 </w:p>
                                 <w:p>
@@ -5452,8 +7394,13 @@
                             <w:ind w:firstLine="0"/>
                           </w:pPr>
                           <w:r>
-                            <w:t>REST API + WebSocket</w:t>
+                            <w:t xml:space="preserve">REST API + </w:t>
                           </w:r>
+                          <w:proofErr w:type="spellStart"/>
+                          <w:r>
+                            <w:t>WebSocket</w:t>
+                          </w:r>
+                          <w:proofErr w:type="spellEnd"/>
                         </w:p>
                         <w:p/>
                       </w:txbxContent>
@@ -5467,8 +7414,13 @@
                   <v:textbox style="mso-fit-shape-to-text:t">
                     <w:txbxContent>
                       <w:p>
+                        <w:proofErr w:type="spellStart"/>
                         <w:r>
-                          <w:t>Firebase SDK / SQL</w:t>
+                          <w:t>Firebase</w:t>
+                        </w:r>
+                        <w:proofErr w:type="spellEnd"/>
+                        <w:r>
+                          <w:t xml:space="preserve"> SDK / SQL</w:t>
                         </w:r>
                       </w:p>
                       <w:p/>
@@ -5506,8 +7458,21 @@
       <w:pPr>
         <w:pStyle w:val="2"/>
       </w:pPr>
-      <w:r>
-        <w:t>Technical Metrics:</w:t>
+      <w:proofErr w:type="spellStart"/>
+      <w:r>
+        <w:t>Technical</w:t>
+      </w:r>
+      <w:proofErr w:type="spellEnd"/>
+      <w:r>
+        <w:t xml:space="preserve"> </w:t>
+      </w:r>
+      <w:proofErr w:type="spellStart"/>
+      <w:r>
+        <w:t>Metrics</w:t>
+      </w:r>
+      <w:proofErr w:type="spellEnd"/>
+      <w:r>
+        <w:t>:</w:t>
       </w:r>
     </w:p>
     <w:p>
@@ -5617,7 +7582,21 @@
         <w:rPr>
           <w:lang w:val="en-US"/>
         </w:rPr>
-        <w:t>Zero data loss (all workouts auto-saved)</w:t>
+        <w:t xml:space="preserve">Zero data loss (all workouts </w:t>
+      </w:r>
+      <w:proofErr w:type="gramStart"/>
+      <w:r>
+        <w:rPr>
+          <w:lang w:val="en-US"/>
+        </w:rPr>
+        <w:t>auto-saved</w:t>
+      </w:r>
+      <w:proofErr w:type="gramEnd"/>
+      <w:r>
+        <w:rPr>
+          <w:lang w:val="en-US"/>
+        </w:rPr>
+        <w:t>)</w:t>
       </w:r>
     </w:p>
     <w:p>
@@ -5909,7 +7888,21 @@
         <w:rPr>
           <w:lang w:val="en-US"/>
         </w:rPr>
-        <w:t>Automated testing (pytest, Jest)</w:t>
+        <w:t>Automated testing (</w:t>
+      </w:r>
+      <w:proofErr w:type="spellStart"/>
+      <w:r>
+        <w:rPr>
+          <w:lang w:val="en-US"/>
+        </w:rPr>
+        <w:t>pytest</w:t>
+      </w:r>
+      <w:proofErr w:type="spellEnd"/>
+      <w:r>
+        <w:rPr>
+          <w:lang w:val="en-US"/>
+        </w:rPr>
+        <w:t>, Jest)</w:t>
       </w:r>
     </w:p>
     <w:p>
@@ -5961,7 +7954,21 @@
         <w:rPr>
           <w:lang w:val="en-US"/>
         </w:rPr>
-        <w:t>Code coverage reports (pytest-cov)</w:t>
+        <w:t>Code coverage reports (</w:t>
+      </w:r>
+      <w:proofErr w:type="spellStart"/>
+      <w:r>
+        <w:rPr>
+          <w:lang w:val="en-US"/>
+        </w:rPr>
+        <w:t>pytest-cov</w:t>
+      </w:r>
+      <w:proofErr w:type="spellEnd"/>
+      <w:r>
+        <w:rPr>
+          <w:lang w:val="en-US"/>
+        </w:rPr>
+        <w:t>)</w:t>
       </w:r>
     </w:p>
     <w:p>
@@ -6077,6 +8084,7 @@
                 <w:szCs w:val="22"/>
               </w:rPr>
             </w:pPr>
+            <w:proofErr w:type="spellStart"/>
             <w:r>
               <w:rPr>
                 <w:sz w:val="24"/>
@@ -6084,6 +8092,7 @@
               </w:rPr>
               <w:t>Description</w:t>
             </w:r>
+            <w:proofErr w:type="spellEnd"/>
           </w:p>
         </w:tc>
         <w:tc>
@@ -6108,12 +8117,37 @@
                 <w:szCs w:val="22"/>
               </w:rPr>
             </w:pPr>
+            <w:proofErr w:type="spellStart"/>
             <w:r>
               <w:rPr>
                 <w:sz w:val="24"/>
                 <w:szCs w:val="22"/>
               </w:rPr>
-              <w:t>Severity (0-1)</w:t>
+              <w:t>Severity</w:t>
+            </w:r>
+            <w:proofErr w:type="spellEnd"/>
+            <w:r>
+              <w:rPr>
+                <w:sz w:val="24"/>
+                <w:szCs w:val="22"/>
+              </w:rPr>
+              <w:t xml:space="preserve"> (</w:t>
+            </w:r>
+            <w:proofErr w:type="gramStart"/>
+            <w:r>
+              <w:rPr>
+                <w:sz w:val="24"/>
+                <w:szCs w:val="22"/>
+              </w:rPr>
+              <w:t>0-1</w:t>
+            </w:r>
+            <w:proofErr w:type="gramEnd"/>
+            <w:r>
+              <w:rPr>
+                <w:sz w:val="24"/>
+                <w:szCs w:val="22"/>
+              </w:rPr>
+              <w:t>)</w:t>
             </w:r>
           </w:p>
         </w:tc>
@@ -6139,12 +8173,37 @@
                 <w:szCs w:val="22"/>
               </w:rPr>
             </w:pPr>
+            <w:proofErr w:type="spellStart"/>
             <w:r>
               <w:rPr>
                 <w:sz w:val="24"/>
                 <w:szCs w:val="22"/>
               </w:rPr>
-              <w:t>Probability (0-1)</w:t>
+              <w:t>Probability</w:t>
+            </w:r>
+            <w:proofErr w:type="spellEnd"/>
+            <w:r>
+              <w:rPr>
+                <w:sz w:val="24"/>
+                <w:szCs w:val="22"/>
+              </w:rPr>
+              <w:t xml:space="preserve"> (</w:t>
+            </w:r>
+            <w:proofErr w:type="gramStart"/>
+            <w:r>
+              <w:rPr>
+                <w:sz w:val="24"/>
+                <w:szCs w:val="22"/>
+              </w:rPr>
+              <w:t>0-1</w:t>
+            </w:r>
+            <w:proofErr w:type="gramEnd"/>
+            <w:r>
+              <w:rPr>
+                <w:sz w:val="24"/>
+                <w:szCs w:val="22"/>
+              </w:rPr>
+              <w:t>)</w:t>
             </w:r>
           </w:p>
         </w:tc>
@@ -6201,12 +8260,21 @@
                 <w:szCs w:val="22"/>
               </w:rPr>
             </w:pPr>
+            <w:proofErr w:type="spellStart"/>
             <w:r>
               <w:rPr>
                 <w:sz w:val="24"/>
                 <w:szCs w:val="22"/>
               </w:rPr>
-              <w:t>Mitigation Strategy</w:t>
+              <w:t>Mitigation</w:t>
+            </w:r>
+            <w:proofErr w:type="spellEnd"/>
+            <w:r>
+              <w:rPr>
+                <w:sz w:val="24"/>
+                <w:szCs w:val="22"/>
+              </w:rPr>
+              <w:t xml:space="preserve"> Strategy</w:t>
             </w:r>
           </w:p>
         </w:tc>
@@ -6239,8 +8307,33 @@
                 <w:sz w:val="24"/>
                 <w:szCs w:val="22"/>
               </w:rPr>
-              <w:t>R1: Split-screen complexity</w:t>
+              <w:t xml:space="preserve">R1: </w:t>
             </w:r>
+            <w:proofErr w:type="spellStart"/>
+            <w:r>
+              <w:rPr>
+                <w:sz w:val="24"/>
+                <w:szCs w:val="22"/>
+              </w:rPr>
+              <w:t>Split-screen</w:t>
+            </w:r>
+            <w:proofErr w:type="spellEnd"/>
+            <w:r>
+              <w:rPr>
+                <w:sz w:val="24"/>
+                <w:szCs w:val="22"/>
+              </w:rPr>
+              <w:t xml:space="preserve"> </w:t>
+            </w:r>
+            <w:proofErr w:type="spellStart"/>
+            <w:r>
+              <w:rPr>
+                <w:sz w:val="24"/>
+                <w:szCs w:val="22"/>
+              </w:rPr>
+              <w:t>complexity</w:t>
+            </w:r>
+            <w:proofErr w:type="spellEnd"/>
           </w:p>
         </w:tc>
         <w:tc>
@@ -6458,8 +8551,33 @@
                 <w:sz w:val="24"/>
                 <w:szCs w:val="22"/>
               </w:rPr>
-              <w:t>R2: Data model complexity</w:t>
+              <w:t xml:space="preserve">R2: Data </w:t>
             </w:r>
+            <w:proofErr w:type="spellStart"/>
+            <w:r>
+              <w:rPr>
+                <w:sz w:val="24"/>
+                <w:szCs w:val="22"/>
+              </w:rPr>
+              <w:t>model</w:t>
+            </w:r>
+            <w:proofErr w:type="spellEnd"/>
+            <w:r>
+              <w:rPr>
+                <w:sz w:val="24"/>
+                <w:szCs w:val="22"/>
+              </w:rPr>
+              <w:t xml:space="preserve"> </w:t>
+            </w:r>
+            <w:proofErr w:type="spellStart"/>
+            <w:r>
+              <w:rPr>
+                <w:sz w:val="24"/>
+                <w:szCs w:val="22"/>
+              </w:rPr>
+              <w:t>complexity</w:t>
+            </w:r>
+            <w:proofErr w:type="spellEnd"/>
           </w:p>
         </w:tc>
         <w:tc>
@@ -6898,8 +9016,49 @@
                 <w:sz w:val="24"/>
                 <w:szCs w:val="22"/>
               </w:rPr>
-              <w:t>R4: Trainer workflow mismatch</w:t>
+              <w:t xml:space="preserve">R4: </w:t>
             </w:r>
+            <w:proofErr w:type="spellStart"/>
+            <w:r>
+              <w:rPr>
+                <w:sz w:val="24"/>
+                <w:szCs w:val="22"/>
+              </w:rPr>
+              <w:t>Trainer</w:t>
+            </w:r>
+            <w:proofErr w:type="spellEnd"/>
+            <w:r>
+              <w:rPr>
+                <w:sz w:val="24"/>
+                <w:szCs w:val="22"/>
+              </w:rPr>
+              <w:t xml:space="preserve"> </w:t>
+            </w:r>
+            <w:proofErr w:type="spellStart"/>
+            <w:r>
+              <w:rPr>
+                <w:sz w:val="24"/>
+                <w:szCs w:val="22"/>
+              </w:rPr>
+              <w:t>workflow</w:t>
+            </w:r>
+            <w:proofErr w:type="spellEnd"/>
+            <w:r>
+              <w:rPr>
+                <w:sz w:val="24"/>
+                <w:szCs w:val="22"/>
+              </w:rPr>
+              <w:t xml:space="preserve"> </w:t>
+            </w:r>
+            <w:proofErr w:type="spellStart"/>
+            <w:r>
+              <w:rPr>
+                <w:sz w:val="24"/>
+                <w:szCs w:val="22"/>
+              </w:rPr>
+              <w:t>mismatch</w:t>
+            </w:r>
+            <w:proofErr w:type="spellEnd"/>
           </w:p>
         </w:tc>
         <w:tc>
@@ -7338,8 +9497,17 @@
                 <w:sz w:val="24"/>
                 <w:szCs w:val="22"/>
               </w:rPr>
-              <w:t>R6: Time constraint</w:t>
+              <w:t xml:space="preserve">R6: Time </w:t>
             </w:r>
+            <w:proofErr w:type="spellStart"/>
+            <w:r>
+              <w:rPr>
+                <w:sz w:val="24"/>
+                <w:szCs w:val="22"/>
+              </w:rPr>
+              <w:t>constraint</w:t>
+            </w:r>
+            <w:proofErr w:type="spellEnd"/>
           </w:p>
         </w:tc>
         <w:tc>
@@ -7497,7 +9665,25 @@
                 <w:szCs w:val="22"/>
                 <w:lang w:val="en-US"/>
               </w:rPr>
-              <w:t>- Prioritize core features (MoSCoW)</w:t>
+              <w:t>- Prioritize core features (</w:t>
+            </w:r>
+            <w:proofErr w:type="spellStart"/>
+            <w:r>
+              <w:rPr>
+                <w:sz w:val="24"/>
+                <w:szCs w:val="22"/>
+                <w:lang w:val="en-US"/>
+              </w:rPr>
+              <w:t>MoSCoW</w:t>
+            </w:r>
+            <w:proofErr w:type="spellEnd"/>
+            <w:r>
+              <w:rPr>
+                <w:sz w:val="24"/>
+                <w:szCs w:val="22"/>
+                <w:lang w:val="en-US"/>
+              </w:rPr>
+              <w:t>)</w:t>
             </w:r>
             <w:r>
               <w:rPr>
@@ -7557,8 +9743,33 @@
                 <w:sz w:val="24"/>
                 <w:szCs w:val="22"/>
               </w:rPr>
-              <w:t>R7: AI code quality</w:t>
+              <w:t xml:space="preserve">R7: AI </w:t>
             </w:r>
+            <w:proofErr w:type="spellStart"/>
+            <w:r>
+              <w:rPr>
+                <w:sz w:val="24"/>
+                <w:szCs w:val="22"/>
+              </w:rPr>
+              <w:t>code</w:t>
+            </w:r>
+            <w:proofErr w:type="spellEnd"/>
+            <w:r>
+              <w:rPr>
+                <w:sz w:val="24"/>
+                <w:szCs w:val="22"/>
+              </w:rPr>
+              <w:t xml:space="preserve"> </w:t>
+            </w:r>
+            <w:proofErr w:type="spellStart"/>
+            <w:r>
+              <w:rPr>
+                <w:sz w:val="24"/>
+                <w:szCs w:val="22"/>
+              </w:rPr>
+              <w:t>quality</w:t>
+            </w:r>
+            <w:proofErr w:type="spellEnd"/>
           </w:p>
         </w:tc>
         <w:tc>
@@ -7776,8 +9987,17 @@
                 <w:sz w:val="24"/>
                 <w:szCs w:val="22"/>
               </w:rPr>
-              <w:t>R8: Database choice</w:t>
+              <w:t xml:space="preserve">R8: Database </w:t>
             </w:r>
+            <w:proofErr w:type="spellStart"/>
+            <w:r>
+              <w:rPr>
+                <w:sz w:val="24"/>
+                <w:szCs w:val="22"/>
+              </w:rPr>
+              <w:t>choice</w:t>
+            </w:r>
+            <w:proofErr w:type="spellEnd"/>
           </w:p>
         </w:tc>
         <w:tc>
@@ -7976,6 +10196,7 @@
         <w:rPr>
           <w:b/>
           <w:bCs/>
+          <w:lang w:val="en-US"/>
         </w:rPr>
         <w:sectPr>
           <w:pgSz w:w="16838" w:h="11906" w:orient="landscape"/>
@@ -8048,7 +10269,21 @@
         <w:rPr>
           <w:lang w:val="en-US"/>
         </w:rPr>
-        <w:t>Nottingham, S. L., Lam, K. C., Kasamatsu, T. M., Eppelheimer, B. L., &amp; Welch Bacon, C. E. (2017). Athletic Trainers' Reasons for and Mechanics of Documenting Patient Care. </w:t>
+        <w:t xml:space="preserve">Nottingham, S. L., Lam, K. C., </w:t>
+      </w:r>
+      <w:proofErr w:type="spellStart"/>
+      <w:r>
+        <w:rPr>
+          <w:lang w:val="en-US"/>
+        </w:rPr>
+        <w:t>Kasamatsu</w:t>
+      </w:r>
+      <w:proofErr w:type="spellEnd"/>
+      <w:r>
+        <w:rPr>
+          <w:lang w:val="en-US"/>
+        </w:rPr>
+        <w:t>, T. M., Eppelheimer, B. L., &amp; Welch Bacon, C. E. (2017). Athletic Trainers' Reasons for and Mechanics of Documenting Patient Care. </w:t>
       </w:r>
       <w:r>
         <w:rPr>
@@ -8084,8 +10319,23 @@
         <w:rPr>
           <w:lang w:val="en-US"/>
         </w:rPr>
-        <w:t>García-Fernández, J., Gálvez-Ruiz, P., Bohórquez, M. R., Grimaldi-Puyana, M., &amp; Cepeda-Carrión, I. (2020). The Relationship between Technological Capabilities and Organizational Impact: Direct and Indirect Routes for Employed and Self-Employed Personal Fitness Trainers. </w:t>
-      </w:r>
+        <w:t>García-Fernández, J., Gálvez-Ruiz, P., Bohórquez, M. R., Grimaldi-</w:t>
+      </w:r>
+      <w:proofErr w:type="spellStart"/>
+      <w:r>
+        <w:rPr>
+          <w:lang w:val="en-US"/>
+        </w:rPr>
+        <w:t>Puyana</w:t>
+      </w:r>
+      <w:proofErr w:type="spellEnd"/>
+      <w:r>
+        <w:rPr>
+          <w:lang w:val="en-US"/>
+        </w:rPr>
+        <w:t>, M., &amp; Cepeda-Carrión, I. (2020). The Relationship between Technological Capabilities and Organizational Impact: Direct and Indirect Routes for Employed and Self-Employed Personal Fitness Trainers. </w:t>
+      </w:r>
+      <w:proofErr w:type="spellStart"/>
       <w:r>
         <w:rPr>
           <w:i/>
@@ -8093,6 +10343,7 @@
         </w:rPr>
         <w:t>Sustainability</w:t>
       </w:r>
+      <w:proofErr w:type="spellEnd"/>
       <w:r>
         <w:t>, </w:t>
       </w:r>
@@ -8813,6 +11064,92 @@
     </w:lvl>
   </w:abstractNum>
   <w:abstractNum w:abstractNumId="7" w15:restartNumberingAfterBreak="0">
+    <w:nsid w:val="37032B56"/>
+    <w:multiLevelType w:val="hybridMultilevel"/>
+    <w:tmpl w:val="4A8EA4B2"/>
+    <w:lvl w:ilvl="0" w:tplc="FFFFFFFF">
+      <w:start w:val="1"/>
+      <w:numFmt w:val="decimal"/>
+      <w:lvlText w:val="%1."/>
+      <w:lvlJc w:val="left"/>
+      <w:pPr>
+        <w:ind w:left="1429" w:hanging="360"/>
+      </w:pPr>
+    </w:lvl>
+    <w:lvl w:ilvl="1" w:tplc="FFFFFFFF" w:tentative="1">
+      <w:start w:val="1"/>
+      <w:numFmt w:val="lowerLetter"/>
+      <w:lvlText w:val="%2."/>
+      <w:lvlJc w:val="left"/>
+      <w:pPr>
+        <w:ind w:left="2149" w:hanging="360"/>
+      </w:pPr>
+    </w:lvl>
+    <w:lvl w:ilvl="2" w:tplc="FFFFFFFF" w:tentative="1">
+      <w:start w:val="1"/>
+      <w:numFmt w:val="lowerRoman"/>
+      <w:lvlText w:val="%3."/>
+      <w:lvlJc w:val="right"/>
+      <w:pPr>
+        <w:ind w:left="2869" w:hanging="180"/>
+      </w:pPr>
+    </w:lvl>
+    <w:lvl w:ilvl="3" w:tplc="FFFFFFFF" w:tentative="1">
+      <w:start w:val="1"/>
+      <w:numFmt w:val="decimal"/>
+      <w:lvlText w:val="%4."/>
+      <w:lvlJc w:val="left"/>
+      <w:pPr>
+        <w:ind w:left="3589" w:hanging="360"/>
+      </w:pPr>
+    </w:lvl>
+    <w:lvl w:ilvl="4" w:tplc="FFFFFFFF" w:tentative="1">
+      <w:start w:val="1"/>
+      <w:numFmt w:val="lowerLetter"/>
+      <w:lvlText w:val="%5."/>
+      <w:lvlJc w:val="left"/>
+      <w:pPr>
+        <w:ind w:left="4309" w:hanging="360"/>
+      </w:pPr>
+    </w:lvl>
+    <w:lvl w:ilvl="5" w:tplc="FFFFFFFF" w:tentative="1">
+      <w:start w:val="1"/>
+      <w:numFmt w:val="lowerRoman"/>
+      <w:lvlText w:val="%6."/>
+      <w:lvlJc w:val="right"/>
+      <w:pPr>
+        <w:ind w:left="5029" w:hanging="180"/>
+      </w:pPr>
+    </w:lvl>
+    <w:lvl w:ilvl="6" w:tplc="FFFFFFFF" w:tentative="1">
+      <w:start w:val="1"/>
+      <w:numFmt w:val="decimal"/>
+      <w:lvlText w:val="%7."/>
+      <w:lvlJc w:val="left"/>
+      <w:pPr>
+        <w:ind w:left="5749" w:hanging="360"/>
+      </w:pPr>
+    </w:lvl>
+    <w:lvl w:ilvl="7" w:tplc="FFFFFFFF" w:tentative="1">
+      <w:start w:val="1"/>
+      <w:numFmt w:val="lowerLetter"/>
+      <w:lvlText w:val="%8."/>
+      <w:lvlJc w:val="left"/>
+      <w:pPr>
+        <w:ind w:left="6469" w:hanging="360"/>
+      </w:pPr>
+    </w:lvl>
+    <w:lvl w:ilvl="8" w:tplc="FFFFFFFF" w:tentative="1">
+      <w:start w:val="1"/>
+      <w:numFmt w:val="lowerRoman"/>
+      <w:lvlText w:val="%9."/>
+      <w:lvlJc w:val="right"/>
+      <w:pPr>
+        <w:ind w:left="7189" w:hanging="180"/>
+      </w:pPr>
+    </w:lvl>
+  </w:abstractNum>
+  <w:abstractNum w:abstractNumId="8" w15:restartNumberingAfterBreak="0">
     <w:nsid w:val="3D214F13"/>
     <w:multiLevelType w:val="hybridMultilevel"/>
     <w:tmpl w:val="4B2AFA86"/>
@@ -8898,7 +11235,7 @@
       </w:pPr>
     </w:lvl>
   </w:abstractNum>
-  <w:abstractNum w:abstractNumId="8" w15:restartNumberingAfterBreak="0">
+  <w:abstractNum w:abstractNumId="9" w15:restartNumberingAfterBreak="0">
     <w:nsid w:val="453F4BE1"/>
     <w:multiLevelType w:val="multilevel"/>
     <w:tmpl w:val="520AD87C"/>
@@ -9047,7 +11384,7 @@
       </w:rPr>
     </w:lvl>
   </w:abstractNum>
-  <w:abstractNum w:abstractNumId="9" w15:restartNumberingAfterBreak="0">
+  <w:abstractNum w:abstractNumId="10" w15:restartNumberingAfterBreak="0">
     <w:nsid w:val="4D7376F6"/>
     <w:multiLevelType w:val="multilevel"/>
     <w:tmpl w:val="0E5AD428"/>
@@ -9196,7 +11533,156 @@
       </w:rPr>
     </w:lvl>
   </w:abstractNum>
-  <w:abstractNum w:abstractNumId="10" w15:restartNumberingAfterBreak="0">
+  <w:abstractNum w:abstractNumId="11" w15:restartNumberingAfterBreak="0">
+    <w:nsid w:val="4EC34F27"/>
+    <w:multiLevelType w:val="multilevel"/>
+    <w:tmpl w:val="9A4A7600"/>
+    <w:lvl w:ilvl="0">
+      <w:start w:val="1"/>
+      <w:numFmt w:val="bullet"/>
+      <w:lvlText w:val=""/>
+      <w:lvlJc w:val="left"/>
+      <w:pPr>
+        <w:tabs>
+          <w:tab w:val="num" w:pos="720"/>
+        </w:tabs>
+        <w:ind w:left="720" w:hanging="360"/>
+      </w:pPr>
+      <w:rPr>
+        <w:rFonts w:ascii="Symbol" w:hAnsi="Symbol" w:hint="default"/>
+        <w:sz w:val="20"/>
+      </w:rPr>
+    </w:lvl>
+    <w:lvl w:ilvl="1">
+      <w:start w:val="1"/>
+      <w:numFmt w:val="bullet"/>
+      <w:lvlText w:val="o"/>
+      <w:lvlJc w:val="left"/>
+      <w:pPr>
+        <w:tabs>
+          <w:tab w:val="num" w:pos="1440"/>
+        </w:tabs>
+        <w:ind w:left="1440" w:hanging="360"/>
+      </w:pPr>
+      <w:rPr>
+        <w:rFonts w:ascii="Courier New" w:hAnsi="Courier New" w:hint="default"/>
+        <w:sz w:val="20"/>
+      </w:rPr>
+    </w:lvl>
+    <w:lvl w:ilvl="2" w:tentative="1">
+      <w:start w:val="1"/>
+      <w:numFmt w:val="bullet"/>
+      <w:lvlText w:val=""/>
+      <w:lvlJc w:val="left"/>
+      <w:pPr>
+        <w:tabs>
+          <w:tab w:val="num" w:pos="2160"/>
+        </w:tabs>
+        <w:ind w:left="2160" w:hanging="360"/>
+      </w:pPr>
+      <w:rPr>
+        <w:rFonts w:ascii="Wingdings" w:hAnsi="Wingdings" w:hint="default"/>
+        <w:sz w:val="20"/>
+      </w:rPr>
+    </w:lvl>
+    <w:lvl w:ilvl="3" w:tentative="1">
+      <w:start w:val="1"/>
+      <w:numFmt w:val="bullet"/>
+      <w:lvlText w:val=""/>
+      <w:lvlJc w:val="left"/>
+      <w:pPr>
+        <w:tabs>
+          <w:tab w:val="num" w:pos="2880"/>
+        </w:tabs>
+        <w:ind w:left="2880" w:hanging="360"/>
+      </w:pPr>
+      <w:rPr>
+        <w:rFonts w:ascii="Wingdings" w:hAnsi="Wingdings" w:hint="default"/>
+        <w:sz w:val="20"/>
+      </w:rPr>
+    </w:lvl>
+    <w:lvl w:ilvl="4" w:tentative="1">
+      <w:start w:val="1"/>
+      <w:numFmt w:val="bullet"/>
+      <w:lvlText w:val=""/>
+      <w:lvlJc w:val="left"/>
+      <w:pPr>
+        <w:tabs>
+          <w:tab w:val="num" w:pos="3600"/>
+        </w:tabs>
+        <w:ind w:left="3600" w:hanging="360"/>
+      </w:pPr>
+      <w:rPr>
+        <w:rFonts w:ascii="Wingdings" w:hAnsi="Wingdings" w:hint="default"/>
+        <w:sz w:val="20"/>
+      </w:rPr>
+    </w:lvl>
+    <w:lvl w:ilvl="5" w:tentative="1">
+      <w:start w:val="1"/>
+      <w:numFmt w:val="bullet"/>
+      <w:lvlText w:val=""/>
+      <w:lvlJc w:val="left"/>
+      <w:pPr>
+        <w:tabs>
+          <w:tab w:val="num" w:pos="4320"/>
+        </w:tabs>
+        <w:ind w:left="4320" w:hanging="360"/>
+      </w:pPr>
+      <w:rPr>
+        <w:rFonts w:ascii="Wingdings" w:hAnsi="Wingdings" w:hint="default"/>
+        <w:sz w:val="20"/>
+      </w:rPr>
+    </w:lvl>
+    <w:lvl w:ilvl="6" w:tentative="1">
+      <w:start w:val="1"/>
+      <w:numFmt w:val="bullet"/>
+      <w:lvlText w:val=""/>
+      <w:lvlJc w:val="left"/>
+      <w:pPr>
+        <w:tabs>
+          <w:tab w:val="num" w:pos="5040"/>
+        </w:tabs>
+        <w:ind w:left="5040" w:hanging="360"/>
+      </w:pPr>
+      <w:rPr>
+        <w:rFonts w:ascii="Wingdings" w:hAnsi="Wingdings" w:hint="default"/>
+        <w:sz w:val="20"/>
+      </w:rPr>
+    </w:lvl>
+    <w:lvl w:ilvl="7" w:tentative="1">
+      <w:start w:val="1"/>
+      <w:numFmt w:val="bullet"/>
+      <w:lvlText w:val=""/>
+      <w:lvlJc w:val="left"/>
+      <w:pPr>
+        <w:tabs>
+          <w:tab w:val="num" w:pos="5760"/>
+        </w:tabs>
+        <w:ind w:left="5760" w:hanging="360"/>
+      </w:pPr>
+      <w:rPr>
+        <w:rFonts w:ascii="Wingdings" w:hAnsi="Wingdings" w:hint="default"/>
+        <w:sz w:val="20"/>
+      </w:rPr>
+    </w:lvl>
+    <w:lvl w:ilvl="8" w:tentative="1">
+      <w:start w:val="1"/>
+      <w:numFmt w:val="bullet"/>
+      <w:lvlText w:val=""/>
+      <w:lvlJc w:val="left"/>
+      <w:pPr>
+        <w:tabs>
+          <w:tab w:val="num" w:pos="6480"/>
+        </w:tabs>
+        <w:ind w:left="6480" w:hanging="360"/>
+      </w:pPr>
+      <w:rPr>
+        <w:rFonts w:ascii="Wingdings" w:hAnsi="Wingdings" w:hint="default"/>
+        <w:sz w:val="20"/>
+      </w:rPr>
+    </w:lvl>
+  </w:abstractNum>
+  <w:abstractNum w:abstractNumId="12" w15:restartNumberingAfterBreak="0">
     <w:nsid w:val="517D75C6"/>
     <w:multiLevelType w:val="hybridMultilevel"/>
     <w:tmpl w:val="ED88286E"/>
@@ -9283,7 +11769,156 @@
       </w:pPr>
     </w:lvl>
   </w:abstractNum>
-  <w:abstractNum w:abstractNumId="11" w15:restartNumberingAfterBreak="0">
+  <w:abstractNum w:abstractNumId="13" w15:restartNumberingAfterBreak="0">
+    <w:nsid w:val="567F15FB"/>
+    <w:multiLevelType w:val="multilevel"/>
+    <w:tmpl w:val="F3ACB262"/>
+    <w:lvl w:ilvl="0">
+      <w:start w:val="1"/>
+      <w:numFmt w:val="bullet"/>
+      <w:lvlText w:val=""/>
+      <w:lvlJc w:val="left"/>
+      <w:pPr>
+        <w:tabs>
+          <w:tab w:val="num" w:pos="720"/>
+        </w:tabs>
+        <w:ind w:left="720" w:hanging="360"/>
+      </w:pPr>
+      <w:rPr>
+        <w:rFonts w:ascii="Symbol" w:hAnsi="Symbol" w:hint="default"/>
+        <w:sz w:val="20"/>
+      </w:rPr>
+    </w:lvl>
+    <w:lvl w:ilvl="1">
+      <w:start w:val="1"/>
+      <w:numFmt w:val="bullet"/>
+      <w:lvlText w:val="o"/>
+      <w:lvlJc w:val="left"/>
+      <w:pPr>
+        <w:tabs>
+          <w:tab w:val="num" w:pos="1440"/>
+        </w:tabs>
+        <w:ind w:left="1440" w:hanging="360"/>
+      </w:pPr>
+      <w:rPr>
+        <w:rFonts w:ascii="Courier New" w:hAnsi="Courier New" w:hint="default"/>
+        <w:sz w:val="20"/>
+      </w:rPr>
+    </w:lvl>
+    <w:lvl w:ilvl="2" w:tentative="1">
+      <w:start w:val="1"/>
+      <w:numFmt w:val="bullet"/>
+      <w:lvlText w:val=""/>
+      <w:lvlJc w:val="left"/>
+      <w:pPr>
+        <w:tabs>
+          <w:tab w:val="num" w:pos="2160"/>
+        </w:tabs>
+        <w:ind w:left="2160" w:hanging="360"/>
+      </w:pPr>
+      <w:rPr>
+        <w:rFonts w:ascii="Wingdings" w:hAnsi="Wingdings" w:hint="default"/>
+        <w:sz w:val="20"/>
+      </w:rPr>
+    </w:lvl>
+    <w:lvl w:ilvl="3" w:tentative="1">
+      <w:start w:val="1"/>
+      <w:numFmt w:val="bullet"/>
+      <w:lvlText w:val=""/>
+      <w:lvlJc w:val="left"/>
+      <w:pPr>
+        <w:tabs>
+          <w:tab w:val="num" w:pos="2880"/>
+        </w:tabs>
+        <w:ind w:left="2880" w:hanging="360"/>
+      </w:pPr>
+      <w:rPr>
+        <w:rFonts w:ascii="Wingdings" w:hAnsi="Wingdings" w:hint="default"/>
+        <w:sz w:val="20"/>
+      </w:rPr>
+    </w:lvl>
+    <w:lvl w:ilvl="4" w:tentative="1">
+      <w:start w:val="1"/>
+      <w:numFmt w:val="bullet"/>
+      <w:lvlText w:val=""/>
+      <w:lvlJc w:val="left"/>
+      <w:pPr>
+        <w:tabs>
+          <w:tab w:val="num" w:pos="3600"/>
+        </w:tabs>
+        <w:ind w:left="3600" w:hanging="360"/>
+      </w:pPr>
+      <w:rPr>
+        <w:rFonts w:ascii="Wingdings" w:hAnsi="Wingdings" w:hint="default"/>
+        <w:sz w:val="20"/>
+      </w:rPr>
+    </w:lvl>
+    <w:lvl w:ilvl="5" w:tentative="1">
+      <w:start w:val="1"/>
+      <w:numFmt w:val="bullet"/>
+      <w:lvlText w:val=""/>
+      <w:lvlJc w:val="left"/>
+      <w:pPr>
+        <w:tabs>
+          <w:tab w:val="num" w:pos="4320"/>
+        </w:tabs>
+        <w:ind w:left="4320" w:hanging="360"/>
+      </w:pPr>
+      <w:rPr>
+        <w:rFonts w:ascii="Wingdings" w:hAnsi="Wingdings" w:hint="default"/>
+        <w:sz w:val="20"/>
+      </w:rPr>
+    </w:lvl>
+    <w:lvl w:ilvl="6" w:tentative="1">
+      <w:start w:val="1"/>
+      <w:numFmt w:val="bullet"/>
+      <w:lvlText w:val=""/>
+      <w:lvlJc w:val="left"/>
+      <w:pPr>
+        <w:tabs>
+          <w:tab w:val="num" w:pos="5040"/>
+        </w:tabs>
+        <w:ind w:left="5040" w:hanging="360"/>
+      </w:pPr>
+      <w:rPr>
+        <w:rFonts w:ascii="Wingdings" w:hAnsi="Wingdings" w:hint="default"/>
+        <w:sz w:val="20"/>
+      </w:rPr>
+    </w:lvl>
+    <w:lvl w:ilvl="7" w:tentative="1">
+      <w:start w:val="1"/>
+      <w:numFmt w:val="bullet"/>
+      <w:lvlText w:val=""/>
+      <w:lvlJc w:val="left"/>
+      <w:pPr>
+        <w:tabs>
+          <w:tab w:val="num" w:pos="5760"/>
+        </w:tabs>
+        <w:ind w:left="5760" w:hanging="360"/>
+      </w:pPr>
+      <w:rPr>
+        <w:rFonts w:ascii="Wingdings" w:hAnsi="Wingdings" w:hint="default"/>
+        <w:sz w:val="20"/>
+      </w:rPr>
+    </w:lvl>
+    <w:lvl w:ilvl="8" w:tentative="1">
+      <w:start w:val="1"/>
+      <w:numFmt w:val="bullet"/>
+      <w:lvlText w:val=""/>
+      <w:lvlJc w:val="left"/>
+      <w:pPr>
+        <w:tabs>
+          <w:tab w:val="num" w:pos="6480"/>
+        </w:tabs>
+        <w:ind w:left="6480" w:hanging="360"/>
+      </w:pPr>
+      <w:rPr>
+        <w:rFonts w:ascii="Wingdings" w:hAnsi="Wingdings" w:hint="default"/>
+        <w:sz w:val="20"/>
+      </w:rPr>
+    </w:lvl>
+  </w:abstractNum>
+  <w:abstractNum w:abstractNumId="14" w15:restartNumberingAfterBreak="0">
     <w:nsid w:val="5E8B3BA1"/>
     <w:multiLevelType w:val="hybridMultilevel"/>
     <w:tmpl w:val="3C5E3994"/>
@@ -9369,7 +12004,7 @@
       </w:pPr>
     </w:lvl>
   </w:abstractNum>
-  <w:abstractNum w:abstractNumId="12" w15:restartNumberingAfterBreak="0">
+  <w:abstractNum w:abstractNumId="15" w15:restartNumberingAfterBreak="0">
     <w:nsid w:val="61776C04"/>
     <w:multiLevelType w:val="hybridMultilevel"/>
     <w:tmpl w:val="FDD2F9AC"/>
@@ -9458,7 +12093,7 @@
       </w:pPr>
     </w:lvl>
   </w:abstractNum>
-  <w:abstractNum w:abstractNumId="13" w15:restartNumberingAfterBreak="0">
+  <w:abstractNum w:abstractNumId="16" w15:restartNumberingAfterBreak="0">
     <w:nsid w:val="66615675"/>
     <w:multiLevelType w:val="hybridMultilevel"/>
     <w:tmpl w:val="3484FAAE"/>
@@ -9571,7 +12206,156 @@
       </w:rPr>
     </w:lvl>
   </w:abstractNum>
-  <w:abstractNum w:abstractNumId="14" w15:restartNumberingAfterBreak="0">
+  <w:abstractNum w:abstractNumId="17" w15:restartNumberingAfterBreak="0">
+    <w:nsid w:val="76283A35"/>
+    <w:multiLevelType w:val="multilevel"/>
+    <w:tmpl w:val="A27861A4"/>
+    <w:lvl w:ilvl="0">
+      <w:start w:val="1"/>
+      <w:numFmt w:val="bullet"/>
+      <w:lvlText w:val=""/>
+      <w:lvlJc w:val="left"/>
+      <w:pPr>
+        <w:tabs>
+          <w:tab w:val="num" w:pos="720"/>
+        </w:tabs>
+        <w:ind w:left="720" w:hanging="360"/>
+      </w:pPr>
+      <w:rPr>
+        <w:rFonts w:ascii="Symbol" w:hAnsi="Symbol" w:hint="default"/>
+        <w:sz w:val="20"/>
+      </w:rPr>
+    </w:lvl>
+    <w:lvl w:ilvl="1">
+      <w:start w:val="1"/>
+      <w:numFmt w:val="bullet"/>
+      <w:lvlText w:val="o"/>
+      <w:lvlJc w:val="left"/>
+      <w:pPr>
+        <w:tabs>
+          <w:tab w:val="num" w:pos="1440"/>
+        </w:tabs>
+        <w:ind w:left="1440" w:hanging="360"/>
+      </w:pPr>
+      <w:rPr>
+        <w:rFonts w:ascii="Courier New" w:hAnsi="Courier New" w:hint="default"/>
+        <w:sz w:val="20"/>
+      </w:rPr>
+    </w:lvl>
+    <w:lvl w:ilvl="2" w:tentative="1">
+      <w:start w:val="1"/>
+      <w:numFmt w:val="bullet"/>
+      <w:lvlText w:val=""/>
+      <w:lvlJc w:val="left"/>
+      <w:pPr>
+        <w:tabs>
+          <w:tab w:val="num" w:pos="2160"/>
+        </w:tabs>
+        <w:ind w:left="2160" w:hanging="360"/>
+      </w:pPr>
+      <w:rPr>
+        <w:rFonts w:ascii="Wingdings" w:hAnsi="Wingdings" w:hint="default"/>
+        <w:sz w:val="20"/>
+      </w:rPr>
+    </w:lvl>
+    <w:lvl w:ilvl="3" w:tentative="1">
+      <w:start w:val="1"/>
+      <w:numFmt w:val="bullet"/>
+      <w:lvlText w:val=""/>
+      <w:lvlJc w:val="left"/>
+      <w:pPr>
+        <w:tabs>
+          <w:tab w:val="num" w:pos="2880"/>
+        </w:tabs>
+        <w:ind w:left="2880" w:hanging="360"/>
+      </w:pPr>
+      <w:rPr>
+        <w:rFonts w:ascii="Wingdings" w:hAnsi="Wingdings" w:hint="default"/>
+        <w:sz w:val="20"/>
+      </w:rPr>
+    </w:lvl>
+    <w:lvl w:ilvl="4" w:tentative="1">
+      <w:start w:val="1"/>
+      <w:numFmt w:val="bullet"/>
+      <w:lvlText w:val=""/>
+      <w:lvlJc w:val="left"/>
+      <w:pPr>
+        <w:tabs>
+          <w:tab w:val="num" w:pos="3600"/>
+        </w:tabs>
+        <w:ind w:left="3600" w:hanging="360"/>
+      </w:pPr>
+      <w:rPr>
+        <w:rFonts w:ascii="Wingdings" w:hAnsi="Wingdings" w:hint="default"/>
+        <w:sz w:val="20"/>
+      </w:rPr>
+    </w:lvl>
+    <w:lvl w:ilvl="5" w:tentative="1">
+      <w:start w:val="1"/>
+      <w:numFmt w:val="bullet"/>
+      <w:lvlText w:val=""/>
+      <w:lvlJc w:val="left"/>
+      <w:pPr>
+        <w:tabs>
+          <w:tab w:val="num" w:pos="4320"/>
+        </w:tabs>
+        <w:ind w:left="4320" w:hanging="360"/>
+      </w:pPr>
+      <w:rPr>
+        <w:rFonts w:ascii="Wingdings" w:hAnsi="Wingdings" w:hint="default"/>
+        <w:sz w:val="20"/>
+      </w:rPr>
+    </w:lvl>
+    <w:lvl w:ilvl="6" w:tentative="1">
+      <w:start w:val="1"/>
+      <w:numFmt w:val="bullet"/>
+      <w:lvlText w:val=""/>
+      <w:lvlJc w:val="left"/>
+      <w:pPr>
+        <w:tabs>
+          <w:tab w:val="num" w:pos="5040"/>
+        </w:tabs>
+        <w:ind w:left="5040" w:hanging="360"/>
+      </w:pPr>
+      <w:rPr>
+        <w:rFonts w:ascii="Wingdings" w:hAnsi="Wingdings" w:hint="default"/>
+        <w:sz w:val="20"/>
+      </w:rPr>
+    </w:lvl>
+    <w:lvl w:ilvl="7" w:tentative="1">
+      <w:start w:val="1"/>
+      <w:numFmt w:val="bullet"/>
+      <w:lvlText w:val=""/>
+      <w:lvlJc w:val="left"/>
+      <w:pPr>
+        <w:tabs>
+          <w:tab w:val="num" w:pos="5760"/>
+        </w:tabs>
+        <w:ind w:left="5760" w:hanging="360"/>
+      </w:pPr>
+      <w:rPr>
+        <w:rFonts w:ascii="Wingdings" w:hAnsi="Wingdings" w:hint="default"/>
+        <w:sz w:val="20"/>
+      </w:rPr>
+    </w:lvl>
+    <w:lvl w:ilvl="8" w:tentative="1">
+      <w:start w:val="1"/>
+      <w:numFmt w:val="bullet"/>
+      <w:lvlText w:val=""/>
+      <w:lvlJc w:val="left"/>
+      <w:pPr>
+        <w:tabs>
+          <w:tab w:val="num" w:pos="6480"/>
+        </w:tabs>
+        <w:ind w:left="6480" w:hanging="360"/>
+      </w:pPr>
+      <w:rPr>
+        <w:rFonts w:ascii="Wingdings" w:hAnsi="Wingdings" w:hint="default"/>
+        <w:sz w:val="20"/>
+      </w:rPr>
+    </w:lvl>
+  </w:abstractNum>
+  <w:abstractNum w:abstractNumId="18" w15:restartNumberingAfterBreak="0">
     <w:nsid w:val="78CA2A3E"/>
     <w:multiLevelType w:val="hybridMultilevel"/>
     <w:tmpl w:val="42865910"/>
@@ -9655,13 +12439,311 @@
       <w:pPr>
         <w:ind w:left="7189" w:hanging="180"/>
       </w:pPr>
+    </w:lvl>
+  </w:abstractNum>
+  <w:abstractNum w:abstractNumId="19" w15:restartNumberingAfterBreak="0">
+    <w:nsid w:val="7AA90A93"/>
+    <w:multiLevelType w:val="multilevel"/>
+    <w:tmpl w:val="CADA9338"/>
+    <w:lvl w:ilvl="0">
+      <w:start w:val="1"/>
+      <w:numFmt w:val="bullet"/>
+      <w:lvlText w:val=""/>
+      <w:lvlJc w:val="left"/>
+      <w:pPr>
+        <w:tabs>
+          <w:tab w:val="num" w:pos="720"/>
+        </w:tabs>
+        <w:ind w:left="720" w:hanging="360"/>
+      </w:pPr>
+      <w:rPr>
+        <w:rFonts w:ascii="Symbol" w:hAnsi="Symbol" w:hint="default"/>
+        <w:sz w:val="20"/>
+      </w:rPr>
+    </w:lvl>
+    <w:lvl w:ilvl="1">
+      <w:start w:val="1"/>
+      <w:numFmt w:val="bullet"/>
+      <w:lvlText w:val="o"/>
+      <w:lvlJc w:val="left"/>
+      <w:pPr>
+        <w:tabs>
+          <w:tab w:val="num" w:pos="1440"/>
+        </w:tabs>
+        <w:ind w:left="1440" w:hanging="360"/>
+      </w:pPr>
+      <w:rPr>
+        <w:rFonts w:ascii="Courier New" w:hAnsi="Courier New" w:hint="default"/>
+        <w:sz w:val="20"/>
+      </w:rPr>
+    </w:lvl>
+    <w:lvl w:ilvl="2" w:tentative="1">
+      <w:start w:val="1"/>
+      <w:numFmt w:val="bullet"/>
+      <w:lvlText w:val=""/>
+      <w:lvlJc w:val="left"/>
+      <w:pPr>
+        <w:tabs>
+          <w:tab w:val="num" w:pos="2160"/>
+        </w:tabs>
+        <w:ind w:left="2160" w:hanging="360"/>
+      </w:pPr>
+      <w:rPr>
+        <w:rFonts w:ascii="Wingdings" w:hAnsi="Wingdings" w:hint="default"/>
+        <w:sz w:val="20"/>
+      </w:rPr>
+    </w:lvl>
+    <w:lvl w:ilvl="3" w:tentative="1">
+      <w:start w:val="1"/>
+      <w:numFmt w:val="bullet"/>
+      <w:lvlText w:val=""/>
+      <w:lvlJc w:val="left"/>
+      <w:pPr>
+        <w:tabs>
+          <w:tab w:val="num" w:pos="2880"/>
+        </w:tabs>
+        <w:ind w:left="2880" w:hanging="360"/>
+      </w:pPr>
+      <w:rPr>
+        <w:rFonts w:ascii="Wingdings" w:hAnsi="Wingdings" w:hint="default"/>
+        <w:sz w:val="20"/>
+      </w:rPr>
+    </w:lvl>
+    <w:lvl w:ilvl="4" w:tentative="1">
+      <w:start w:val="1"/>
+      <w:numFmt w:val="bullet"/>
+      <w:lvlText w:val=""/>
+      <w:lvlJc w:val="left"/>
+      <w:pPr>
+        <w:tabs>
+          <w:tab w:val="num" w:pos="3600"/>
+        </w:tabs>
+        <w:ind w:left="3600" w:hanging="360"/>
+      </w:pPr>
+      <w:rPr>
+        <w:rFonts w:ascii="Wingdings" w:hAnsi="Wingdings" w:hint="default"/>
+        <w:sz w:val="20"/>
+      </w:rPr>
+    </w:lvl>
+    <w:lvl w:ilvl="5" w:tentative="1">
+      <w:start w:val="1"/>
+      <w:numFmt w:val="bullet"/>
+      <w:lvlText w:val=""/>
+      <w:lvlJc w:val="left"/>
+      <w:pPr>
+        <w:tabs>
+          <w:tab w:val="num" w:pos="4320"/>
+        </w:tabs>
+        <w:ind w:left="4320" w:hanging="360"/>
+      </w:pPr>
+      <w:rPr>
+        <w:rFonts w:ascii="Wingdings" w:hAnsi="Wingdings" w:hint="default"/>
+        <w:sz w:val="20"/>
+      </w:rPr>
+    </w:lvl>
+    <w:lvl w:ilvl="6" w:tentative="1">
+      <w:start w:val="1"/>
+      <w:numFmt w:val="bullet"/>
+      <w:lvlText w:val=""/>
+      <w:lvlJc w:val="left"/>
+      <w:pPr>
+        <w:tabs>
+          <w:tab w:val="num" w:pos="5040"/>
+        </w:tabs>
+        <w:ind w:left="5040" w:hanging="360"/>
+      </w:pPr>
+      <w:rPr>
+        <w:rFonts w:ascii="Wingdings" w:hAnsi="Wingdings" w:hint="default"/>
+        <w:sz w:val="20"/>
+      </w:rPr>
+    </w:lvl>
+    <w:lvl w:ilvl="7" w:tentative="1">
+      <w:start w:val="1"/>
+      <w:numFmt w:val="bullet"/>
+      <w:lvlText w:val=""/>
+      <w:lvlJc w:val="left"/>
+      <w:pPr>
+        <w:tabs>
+          <w:tab w:val="num" w:pos="5760"/>
+        </w:tabs>
+        <w:ind w:left="5760" w:hanging="360"/>
+      </w:pPr>
+      <w:rPr>
+        <w:rFonts w:ascii="Wingdings" w:hAnsi="Wingdings" w:hint="default"/>
+        <w:sz w:val="20"/>
+      </w:rPr>
+    </w:lvl>
+    <w:lvl w:ilvl="8" w:tentative="1">
+      <w:start w:val="1"/>
+      <w:numFmt w:val="bullet"/>
+      <w:lvlText w:val=""/>
+      <w:lvlJc w:val="left"/>
+      <w:pPr>
+        <w:tabs>
+          <w:tab w:val="num" w:pos="6480"/>
+        </w:tabs>
+        <w:ind w:left="6480" w:hanging="360"/>
+      </w:pPr>
+      <w:rPr>
+        <w:rFonts w:ascii="Wingdings" w:hAnsi="Wingdings" w:hint="default"/>
+        <w:sz w:val="20"/>
+      </w:rPr>
+    </w:lvl>
+  </w:abstractNum>
+  <w:abstractNum w:abstractNumId="20" w15:restartNumberingAfterBreak="0">
+    <w:nsid w:val="7B3909F6"/>
+    <w:multiLevelType w:val="multilevel"/>
+    <w:tmpl w:val="8E40C2E4"/>
+    <w:lvl w:ilvl="0">
+      <w:start w:val="1"/>
+      <w:numFmt w:val="bullet"/>
+      <w:lvlText w:val=""/>
+      <w:lvlJc w:val="left"/>
+      <w:pPr>
+        <w:tabs>
+          <w:tab w:val="num" w:pos="720"/>
+        </w:tabs>
+        <w:ind w:left="720" w:hanging="360"/>
+      </w:pPr>
+      <w:rPr>
+        <w:rFonts w:ascii="Symbol" w:hAnsi="Symbol" w:hint="default"/>
+        <w:sz w:val="20"/>
+      </w:rPr>
+    </w:lvl>
+    <w:lvl w:ilvl="1">
+      <w:start w:val="1"/>
+      <w:numFmt w:val="bullet"/>
+      <w:lvlText w:val="o"/>
+      <w:lvlJc w:val="left"/>
+      <w:pPr>
+        <w:tabs>
+          <w:tab w:val="num" w:pos="1440"/>
+        </w:tabs>
+        <w:ind w:left="1440" w:hanging="360"/>
+      </w:pPr>
+      <w:rPr>
+        <w:rFonts w:ascii="Courier New" w:hAnsi="Courier New" w:hint="default"/>
+        <w:sz w:val="20"/>
+      </w:rPr>
+    </w:lvl>
+    <w:lvl w:ilvl="2" w:tentative="1">
+      <w:start w:val="1"/>
+      <w:numFmt w:val="bullet"/>
+      <w:lvlText w:val=""/>
+      <w:lvlJc w:val="left"/>
+      <w:pPr>
+        <w:tabs>
+          <w:tab w:val="num" w:pos="2160"/>
+        </w:tabs>
+        <w:ind w:left="2160" w:hanging="360"/>
+      </w:pPr>
+      <w:rPr>
+        <w:rFonts w:ascii="Wingdings" w:hAnsi="Wingdings" w:hint="default"/>
+        <w:sz w:val="20"/>
+      </w:rPr>
+    </w:lvl>
+    <w:lvl w:ilvl="3" w:tentative="1">
+      <w:start w:val="1"/>
+      <w:numFmt w:val="bullet"/>
+      <w:lvlText w:val=""/>
+      <w:lvlJc w:val="left"/>
+      <w:pPr>
+        <w:tabs>
+          <w:tab w:val="num" w:pos="2880"/>
+        </w:tabs>
+        <w:ind w:left="2880" w:hanging="360"/>
+      </w:pPr>
+      <w:rPr>
+        <w:rFonts w:ascii="Wingdings" w:hAnsi="Wingdings" w:hint="default"/>
+        <w:sz w:val="20"/>
+      </w:rPr>
+    </w:lvl>
+    <w:lvl w:ilvl="4" w:tentative="1">
+      <w:start w:val="1"/>
+      <w:numFmt w:val="bullet"/>
+      <w:lvlText w:val=""/>
+      <w:lvlJc w:val="left"/>
+      <w:pPr>
+        <w:tabs>
+          <w:tab w:val="num" w:pos="3600"/>
+        </w:tabs>
+        <w:ind w:left="3600" w:hanging="360"/>
+      </w:pPr>
+      <w:rPr>
+        <w:rFonts w:ascii="Wingdings" w:hAnsi="Wingdings" w:hint="default"/>
+        <w:sz w:val="20"/>
+      </w:rPr>
+    </w:lvl>
+    <w:lvl w:ilvl="5" w:tentative="1">
+      <w:start w:val="1"/>
+      <w:numFmt w:val="bullet"/>
+      <w:lvlText w:val=""/>
+      <w:lvlJc w:val="left"/>
+      <w:pPr>
+        <w:tabs>
+          <w:tab w:val="num" w:pos="4320"/>
+        </w:tabs>
+        <w:ind w:left="4320" w:hanging="360"/>
+      </w:pPr>
+      <w:rPr>
+        <w:rFonts w:ascii="Wingdings" w:hAnsi="Wingdings" w:hint="default"/>
+        <w:sz w:val="20"/>
+      </w:rPr>
+    </w:lvl>
+    <w:lvl w:ilvl="6" w:tentative="1">
+      <w:start w:val="1"/>
+      <w:numFmt w:val="bullet"/>
+      <w:lvlText w:val=""/>
+      <w:lvlJc w:val="left"/>
+      <w:pPr>
+        <w:tabs>
+          <w:tab w:val="num" w:pos="5040"/>
+        </w:tabs>
+        <w:ind w:left="5040" w:hanging="360"/>
+      </w:pPr>
+      <w:rPr>
+        <w:rFonts w:ascii="Wingdings" w:hAnsi="Wingdings" w:hint="default"/>
+        <w:sz w:val="20"/>
+      </w:rPr>
+    </w:lvl>
+    <w:lvl w:ilvl="7" w:tentative="1">
+      <w:start w:val="1"/>
+      <w:numFmt w:val="bullet"/>
+      <w:lvlText w:val=""/>
+      <w:lvlJc w:val="left"/>
+      <w:pPr>
+        <w:tabs>
+          <w:tab w:val="num" w:pos="5760"/>
+        </w:tabs>
+        <w:ind w:left="5760" w:hanging="360"/>
+      </w:pPr>
+      <w:rPr>
+        <w:rFonts w:ascii="Wingdings" w:hAnsi="Wingdings" w:hint="default"/>
+        <w:sz w:val="20"/>
+      </w:rPr>
+    </w:lvl>
+    <w:lvl w:ilvl="8" w:tentative="1">
+      <w:start w:val="1"/>
+      <w:numFmt w:val="bullet"/>
+      <w:lvlText w:val=""/>
+      <w:lvlJc w:val="left"/>
+      <w:pPr>
+        <w:tabs>
+          <w:tab w:val="num" w:pos="6480"/>
+        </w:tabs>
+        <w:ind w:left="6480" w:hanging="360"/>
+      </w:pPr>
+      <w:rPr>
+        <w:rFonts w:ascii="Wingdings" w:hAnsi="Wingdings" w:hint="default"/>
+        <w:sz w:val="20"/>
+      </w:rPr>
     </w:lvl>
   </w:abstractNum>
   <w:num w:numId="1" w16cid:durableId="445082551">
     <w:abstractNumId w:val="2"/>
   </w:num>
   <w:num w:numId="2" w16cid:durableId="1406610578">
-    <w:abstractNumId w:val="7"/>
+    <w:abstractNumId w:val="8"/>
   </w:num>
   <w:num w:numId="3" w16cid:durableId="1842038088">
     <w:abstractNumId w:val="6"/>
@@ -9670,28 +12752,28 @@
     <w:abstractNumId w:val="5"/>
   </w:num>
   <w:num w:numId="5" w16cid:durableId="1285425816">
-    <w:abstractNumId w:val="8"/>
+    <w:abstractNumId w:val="9"/>
   </w:num>
   <w:num w:numId="6" w16cid:durableId="1373924656">
     <w:abstractNumId w:val="3"/>
   </w:num>
   <w:num w:numId="7" w16cid:durableId="2124952617">
+    <w:abstractNumId w:val="12"/>
+  </w:num>
+  <w:num w:numId="8" w16cid:durableId="1052536315">
+    <w:abstractNumId w:val="14"/>
+  </w:num>
+  <w:num w:numId="9" w16cid:durableId="185757415">
+    <w:abstractNumId w:val="15"/>
+  </w:num>
+  <w:num w:numId="10" w16cid:durableId="1027680593">
     <w:abstractNumId w:val="10"/>
   </w:num>
-  <w:num w:numId="8" w16cid:durableId="1052536315">
-    <w:abstractNumId w:val="11"/>
-  </w:num>
-  <w:num w:numId="9" w16cid:durableId="185757415">
-    <w:abstractNumId w:val="12"/>
-  </w:num>
-  <w:num w:numId="10" w16cid:durableId="1027680593">
-    <w:abstractNumId w:val="9"/>
-  </w:num>
   <w:num w:numId="11" w16cid:durableId="686910837">
-    <w:abstractNumId w:val="14"/>
+    <w:abstractNumId w:val="18"/>
   </w:num>
   <w:num w:numId="12" w16cid:durableId="1236862294">
-    <w:abstractNumId w:val="13"/>
+    <w:abstractNumId w:val="16"/>
   </w:num>
   <w:num w:numId="13" w16cid:durableId="905339853">
     <w:abstractNumId w:val="1"/>
@@ -9701,6 +12783,27 @@
   </w:num>
   <w:num w:numId="15" w16cid:durableId="994459185">
     <w:abstractNumId w:val="4"/>
+  </w:num>
+  <w:num w:numId="16" w16cid:durableId="757797424">
+    <w:abstractNumId w:val="7"/>
+  </w:num>
+  <w:num w:numId="17" w16cid:durableId="997148951">
+    <w:abstractNumId w:val="5"/>
+  </w:num>
+  <w:num w:numId="18" w16cid:durableId="567614901">
+    <w:abstractNumId w:val="20"/>
+  </w:num>
+  <w:num w:numId="19" w16cid:durableId="1986350768">
+    <w:abstractNumId w:val="13"/>
+  </w:num>
+  <w:num w:numId="20" w16cid:durableId="455149289">
+    <w:abstractNumId w:val="19"/>
+  </w:num>
+  <w:num w:numId="21" w16cid:durableId="864831865">
+    <w:abstractNumId w:val="11"/>
+  </w:num>
+  <w:num w:numId="22" w16cid:durableId="475922727">
+    <w:abstractNumId w:val="17"/>
   </w:num>
 </w:numbering>
 </file>
@@ -10316,6 +13419,7 @@
   <w:style w:type="character" w:default="1" w:styleId="a0">
     <w:name w:val="Default Paragraph Font"/>
     <w:uiPriority w:val="1"/>
+    <w:semiHidden/>
     <w:unhideWhenUsed/>
   </w:style>
   <w:style w:type="table" w:default="1" w:styleId="a1">
@@ -10502,6 +13606,7 @@
       <w:numPr>
         <w:ilvl w:val="1"/>
       </w:numPr>
+      <w:ind w:firstLine="709"/>
     </w:pPr>
     <w:rPr>
       <w:rFonts w:eastAsiaTheme="majorEastAsia" w:cstheme="majorBidi"/>
@@ -10713,6 +13818,18 @@
       <w:rFonts w:ascii="Consolas" w:hAnsi="Consolas"/>
       <w:sz w:val="20"/>
       <w:szCs w:val="20"/>
+    </w:rPr>
+  </w:style>
+  <w:style w:type="character" w:styleId="af0">
+    <w:name w:val="FollowedHyperlink"/>
+    <w:basedOn w:val="a0"/>
+    <w:uiPriority w:val="99"/>
+    <w:semiHidden/>
+    <w:unhideWhenUsed/>
+    <w:rsid w:val="008950D0"/>
+    <w:rPr>
+      <w:color w:val="96607D" w:themeColor="followedHyperlink"/>
+      <w:u w:val="single"/>
     </w:rPr>
   </w:style>
 </w:styles>

--- a/docs/charter_2025-6_group10.docx
+++ b/docs/charter_2025-6_group10.docx
@@ -21,19 +21,11 @@
           <w:lang w:val="en-US"/>
         </w:rPr>
       </w:pPr>
-      <w:proofErr w:type="spellStart"/>
-      <w:r>
-        <w:rPr>
-          <w:lang w:val="en-US"/>
-        </w:rPr>
-        <w:t>FitCoach</w:t>
-      </w:r>
-      <w:proofErr w:type="spellEnd"/>
-      <w:r>
-        <w:rPr>
-          <w:lang w:val="en-US"/>
-        </w:rPr>
-        <w:t xml:space="preserve"> </w:t>
+      <w:r>
+        <w:rPr>
+          <w:lang w:val="en-US"/>
+        </w:rPr>
+        <w:t xml:space="preserve">FitCoach </w:t>
       </w:r>
       <w:r>
         <w:rPr>
@@ -94,16 +86,8 @@
         <w:rPr>
           <w:lang w:val="en-US"/>
         </w:rPr>
-        <w:t xml:space="preserve">Michail </w:t>
-      </w:r>
-      <w:proofErr w:type="spellStart"/>
-      <w:r>
-        <w:rPr>
-          <w:lang w:val="en-US"/>
-        </w:rPr>
-        <w:t>Tuchinski</w:t>
-      </w:r>
-      <w:proofErr w:type="spellEnd"/>
+        <w:t>Michail Tuchinski</w:t>
+      </w:r>
     </w:p>
     <w:p>
       <w:pPr>
@@ -233,28 +217,12 @@
           <w:lang w:val="en-US"/>
         </w:rPr>
       </w:pPr>
-      <w:proofErr w:type="spellStart"/>
-      <w:r>
-        <w:rPr>
-          <w:lang w:val="en-US"/>
-        </w:rPr>
-        <w:t>Yavgeni</w:t>
-      </w:r>
-      <w:proofErr w:type="spellEnd"/>
-      <w:r>
-        <w:rPr>
-          <w:lang w:val="en-US"/>
-        </w:rPr>
-        <w:t xml:space="preserve"> </w:t>
-      </w:r>
-      <w:proofErr w:type="spellStart"/>
-      <w:r>
-        <w:rPr>
-          <w:lang w:val="en-US"/>
-        </w:rPr>
-        <w:t>Karavkin</w:t>
-      </w:r>
-      <w:proofErr w:type="spellEnd"/>
+      <w:r>
+        <w:rPr>
+          <w:lang w:val="en-US"/>
+        </w:rPr>
+        <w:t>Yavgeni Karavkin</w:t>
+      </w:r>
     </w:p>
     <w:p>
       <w:pPr>
@@ -386,21 +354,7 @@
         <w:rPr>
           <w:lang w:val="en-US"/>
         </w:rPr>
-        <w:t xml:space="preserve"> Uses the system to view personalized workout instructions, receive real-time feedback, and </w:t>
-      </w:r>
-      <w:proofErr w:type="gramStart"/>
-      <w:r>
-        <w:rPr>
-          <w:lang w:val="en-US"/>
-        </w:rPr>
-        <w:t>track</w:t>
-      </w:r>
-      <w:proofErr w:type="gramEnd"/>
-      <w:r>
-        <w:rPr>
-          <w:lang w:val="en-US"/>
-        </w:rPr>
-        <w:t xml:space="preserve"> individual training progress during group sessions.</w:t>
+        <w:t xml:space="preserve"> Uses the system to view personalized workout instructions, receive real-time feedback, and track individual training progress during group sessions.</w:t>
       </w:r>
     </w:p>
     <w:p>
@@ -480,21 +434,7 @@
         <w:rPr>
           <w:lang w:val="en-US"/>
         </w:rPr>
-        <w:t xml:space="preserve"> Can leverage aggregated training data to support complementary services and </w:t>
-      </w:r>
-      <w:proofErr w:type="gramStart"/>
-      <w:r>
-        <w:rPr>
-          <w:lang w:val="en-US"/>
-        </w:rPr>
-        <w:t>personalized</w:t>
-      </w:r>
-      <w:proofErr w:type="gramEnd"/>
-      <w:r>
-        <w:rPr>
-          <w:lang w:val="en-US"/>
-        </w:rPr>
-        <w:t xml:space="preserve"> recommendations.</w:t>
+        <w:t xml:space="preserve"> Can leverage aggregated training data to support complementary services and personalized recommendations.</w:t>
       </w:r>
     </w:p>
     <w:p>
@@ -704,15 +644,7 @@
         </w:rPr>
       </w:pPr>
       <w:r>
-        <w:t xml:space="preserve">ABSTRACT (Executive </w:t>
-      </w:r>
-      <w:proofErr w:type="spellStart"/>
-      <w:r>
-        <w:t>Summary</w:t>
-      </w:r>
-      <w:proofErr w:type="spellEnd"/>
-      <w:r>
-        <w:t>) - Product Vision</w:t>
+        <w:t>ABSTRACT (Executive Summary) - Product Vision</w:t>
       </w:r>
     </w:p>
     <w:p>
@@ -777,7 +709,6 @@
           <w:lang w:val="en-US"/>
         </w:rPr>
       </w:pPr>
-      <w:proofErr w:type="gramStart"/>
       <w:r>
         <w:rPr>
           <w:b/>
@@ -792,15 +723,12 @@
         </w:rPr>
         <w:t xml:space="preserve"> </w:t>
       </w:r>
-      <w:proofErr w:type="spellStart"/>
       <w:r>
         <w:rPr>
           <w:lang w:val="en-US"/>
         </w:rPr>
         <w:t>FitCoach</w:t>
       </w:r>
-      <w:proofErr w:type="spellEnd"/>
-      <w:proofErr w:type="gramEnd"/>
       <w:r>
         <w:rPr>
           <w:lang w:val="en-US"/>
@@ -889,22 +817,18 @@
           <w:lang w:val="en-US"/>
         </w:rPr>
       </w:pPr>
-      <w:proofErr w:type="gramStart"/>
       <w:r>
         <w:rPr>
           <w:lang w:val="en-US"/>
         </w:rPr>
         <w:t xml:space="preserve">The </w:t>
       </w:r>
-      <w:proofErr w:type="spellStart"/>
       <w:r>
         <w:rPr>
           <w:lang w:val="en-US"/>
         </w:rPr>
         <w:t>FitCoach</w:t>
       </w:r>
-      <w:proofErr w:type="spellEnd"/>
-      <w:proofErr w:type="gramEnd"/>
       <w:r>
         <w:rPr>
           <w:lang w:val="en-US"/>
@@ -1079,21 +1003,7 @@
         <w:rPr>
           <w:lang w:val="en-US"/>
         </w:rPr>
-        <w:t xml:space="preserve">Daniel works across two commercial gyms in Tel Aviv </w:t>
-      </w:r>
-      <w:proofErr w:type="gramStart"/>
-      <w:r>
-        <w:rPr>
-          <w:lang w:val="en-US"/>
-        </w:rPr>
-        <w:t>and also</w:t>
-      </w:r>
-      <w:proofErr w:type="gramEnd"/>
-      <w:r>
-        <w:rPr>
-          <w:lang w:val="en-US"/>
-        </w:rPr>
-        <w:t xml:space="preserve"> runs independent small-group sessions in a private studio. He manages 15–25 active clients, training them in both individual and group formats, often with 2–4 clients per session who each follow a personalized program.</w:t>
+        <w:t>Daniel works across two commercial gyms in Tel Aviv and also runs independent small-group sessions in a private studio. He manages 15–25 active clients, training them in both individual and group formats, often with 2–4 clients per session who each follow a personalized program.</w:t>
       </w:r>
     </w:p>
     <w:p>
@@ -1437,16 +1347,8 @@
         <w:rPr>
           <w:lang w:val="en-US"/>
         </w:rPr>
-        <w:t xml:space="preserve">“My job is to coach, motivate, and correct technique—not to juggle papers and screens. If I can see all my clients’ programs at once, I can give each of them the attention they </w:t>
-      </w:r>
-      <w:proofErr w:type="gramStart"/>
-      <w:r>
-        <w:rPr>
-          <w:lang w:val="en-US"/>
-        </w:rPr>
-        <w:t>deserve.”</w:t>
-      </w:r>
-      <w:proofErr w:type="gramEnd"/>
+        <w:t>“My job is to coach, motivate, and correct technique—not to juggle papers and screens. If I can see all my clients’ programs at once, I can give each of them the attention they deserve.”</w:t>
+      </w:r>
     </w:p>
     <w:p>
       <w:pPr>
@@ -1588,21 +1490,7 @@
         <w:rPr>
           <w:lang w:val="en-US"/>
         </w:rPr>
-        <w:t xml:space="preserve">Tone muscles </w:t>
-      </w:r>
-      <w:proofErr w:type="gramStart"/>
-      <w:r>
-        <w:rPr>
-          <w:lang w:val="en-US"/>
-        </w:rPr>
-        <w:t>and increase</w:t>
-      </w:r>
-      <w:proofErr w:type="gramEnd"/>
-      <w:r>
-        <w:rPr>
-          <w:lang w:val="en-US"/>
-        </w:rPr>
-        <w:t xml:space="preserve"> strength</w:t>
+        <w:t>Tone muscles and increase strength</w:t>
       </w:r>
     </w:p>
     <w:p>
@@ -1724,21 +1612,7 @@
         <w:rPr>
           <w:lang w:val="en-US"/>
         </w:rPr>
-        <w:t xml:space="preserve">Lack of visibility </w:t>
-      </w:r>
-      <w:proofErr w:type="gramStart"/>
-      <w:r>
-        <w:rPr>
-          <w:lang w:val="en-US"/>
-        </w:rPr>
-        <w:t>into</w:t>
-      </w:r>
-      <w:proofErr w:type="gramEnd"/>
-      <w:r>
-        <w:rPr>
-          <w:lang w:val="en-US"/>
-        </w:rPr>
-        <w:t xml:space="preserve"> long-term progress and improvements</w:t>
+        <w:t>Lack of visibility into long-term progress and improvements</w:t>
       </w:r>
     </w:p>
     <w:p>
@@ -2227,21 +2101,7 @@
         <w:rPr>
           <w:lang w:val="en-US"/>
         </w:rPr>
-        <w:t xml:space="preserve">A (Achievable): The system is purpose-built for 2×2 split-screen </w:t>
-      </w:r>
-      <w:proofErr w:type="gramStart"/>
-      <w:r>
-        <w:rPr>
-          <w:lang w:val="en-US"/>
-        </w:rPr>
-        <w:t>display</w:t>
-      </w:r>
-      <w:proofErr w:type="gramEnd"/>
-      <w:r>
-        <w:rPr>
-          <w:lang w:val="en-US"/>
-        </w:rPr>
-        <w:t>.</w:t>
+        <w:t>A (Achievable): The system is purpose-built for 2×2 split-screen display.</w:t>
       </w:r>
     </w:p>
     <w:p>
@@ -2588,15 +2448,14 @@
           <w:lang w:val="en-US"/>
         </w:rPr>
       </w:pPr>
-      <w:proofErr w:type="spellStart"/>
       <w:r>
         <w:rPr>
           <w:b/>
           <w:bCs/>
+          <w:lang w:val="en-US"/>
         </w:rPr>
         <w:t>Trainerize</w:t>
       </w:r>
-      <w:proofErr w:type="spellEnd"/>
     </w:p>
     <w:p>
       <w:pPr>
@@ -2639,12 +2498,14 @@
         <w:rPr>
           <w:b/>
           <w:bCs/>
+          <w:lang w:val="en-US"/>
         </w:rPr>
       </w:pPr>
       <w:r>
         <w:rPr>
           <w:b/>
           <w:bCs/>
+          <w:lang w:val="en-US"/>
         </w:rPr>
         <w:lastRenderedPageBreak/>
         <w:t>My PT Hub</w:t>
@@ -2690,17 +2551,17 @@
         <w:rPr>
           <w:b/>
           <w:bCs/>
-        </w:rPr>
-      </w:pPr>
-      <w:proofErr w:type="spellStart"/>
+          <w:lang w:val="en-US"/>
+        </w:rPr>
+      </w:pPr>
       <w:r>
         <w:rPr>
           <w:b/>
           <w:bCs/>
+          <w:lang w:val="en-US"/>
         </w:rPr>
         <w:t>TrueCoach</w:t>
       </w:r>
-      <w:proofErr w:type="spellEnd"/>
     </w:p>
     <w:p>
       <w:pPr>
@@ -2742,12 +2603,14 @@
         <w:rPr>
           <w:b/>
           <w:bCs/>
+          <w:lang w:val="en-US"/>
         </w:rPr>
       </w:pPr>
       <w:r>
         <w:rPr>
           <w:b/>
           <w:bCs/>
+          <w:lang w:val="en-US"/>
         </w:rPr>
         <w:t>PT Distinction</w:t>
       </w:r>
@@ -2792,12 +2655,14 @@
         <w:rPr>
           <w:b/>
           <w:bCs/>
+          <w:lang w:val="en-US"/>
         </w:rPr>
       </w:pPr>
       <w:r>
         <w:rPr>
           <w:b/>
           <w:bCs/>
+          <w:lang w:val="en-US"/>
         </w:rPr>
         <w:t>Mindbody (Trainer tools)</w:t>
       </w:r>
@@ -2875,21 +2740,8 @@
           <w:numId w:val="18"/>
         </w:numPr>
       </w:pPr>
-      <w:proofErr w:type="spellStart"/>
-      <w:r>
-        <w:t>Trainers</w:t>
-      </w:r>
-      <w:proofErr w:type="spellEnd"/>
-      <w:r>
-        <w:t xml:space="preserve"> </w:t>
-      </w:r>
-      <w:proofErr w:type="spellStart"/>
-      <w:r>
-        <w:t>must</w:t>
-      </w:r>
-      <w:proofErr w:type="spellEnd"/>
-      <w:r>
-        <w:t>:</w:t>
+      <w:r>
+        <w:t>Trainers must:</w:t>
       </w:r>
     </w:p>
     <w:p>
@@ -2899,35 +2751,9 @@
           <w:numId w:val="18"/>
         </w:numPr>
       </w:pPr>
-      <w:proofErr w:type="spellStart"/>
-      <w:r>
-        <w:t>switch</w:t>
-      </w:r>
-      <w:proofErr w:type="spellEnd"/>
-      <w:r>
-        <w:t xml:space="preserve"> </w:t>
-      </w:r>
-      <w:proofErr w:type="spellStart"/>
-      <w:r>
-        <w:t>between</w:t>
-      </w:r>
-      <w:proofErr w:type="spellEnd"/>
-      <w:r>
-        <w:t xml:space="preserve"> </w:t>
-      </w:r>
-      <w:proofErr w:type="spellStart"/>
-      <w:r>
-        <w:t>client</w:t>
-      </w:r>
-      <w:proofErr w:type="spellEnd"/>
-      <w:r>
-        <w:t xml:space="preserve"> </w:t>
-      </w:r>
-      <w:proofErr w:type="spellStart"/>
-      <w:r>
-        <w:t>profiles</w:t>
-      </w:r>
-      <w:proofErr w:type="spellEnd"/>
+      <w:r>
+        <w:t>switch between client profiles</w:t>
+      </w:r>
     </w:p>
     <w:p>
       <w:pPr>
@@ -2936,27 +2762,9 @@
           <w:numId w:val="18"/>
         </w:numPr>
       </w:pPr>
-      <w:proofErr w:type="spellStart"/>
-      <w:r>
-        <w:t>use</w:t>
-      </w:r>
-      <w:proofErr w:type="spellEnd"/>
-      <w:r>
-        <w:t xml:space="preserve"> </w:t>
-      </w:r>
-      <w:proofErr w:type="spellStart"/>
-      <w:r>
-        <w:t>multiple</w:t>
-      </w:r>
-      <w:proofErr w:type="spellEnd"/>
-      <w:r>
-        <w:t xml:space="preserve"> </w:t>
-      </w:r>
-      <w:proofErr w:type="spellStart"/>
-      <w:r>
-        <w:t>devices</w:t>
-      </w:r>
-      <w:proofErr w:type="spellEnd"/>
+      <w:r>
+        <w:t>use multiple devices</w:t>
+      </w:r>
     </w:p>
     <w:p>
       <w:pPr>
@@ -2965,43 +2773,9 @@
           <w:numId w:val="18"/>
         </w:numPr>
       </w:pPr>
-      <w:proofErr w:type="spellStart"/>
-      <w:r>
-        <w:t>rely</w:t>
-      </w:r>
-      <w:proofErr w:type="spellEnd"/>
-      <w:r>
-        <w:t xml:space="preserve"> </w:t>
-      </w:r>
-      <w:proofErr w:type="spellStart"/>
-      <w:r>
-        <w:t>on</w:t>
-      </w:r>
-      <w:proofErr w:type="spellEnd"/>
-      <w:r>
-        <w:t xml:space="preserve"> </w:t>
-      </w:r>
-      <w:proofErr w:type="spellStart"/>
-      <w:r>
-        <w:t>memory</w:t>
-      </w:r>
-      <w:proofErr w:type="spellEnd"/>
-      <w:r>
-        <w:t xml:space="preserve"> </w:t>
-      </w:r>
-      <w:proofErr w:type="spellStart"/>
-      <w:r>
-        <w:t>or</w:t>
-      </w:r>
-      <w:proofErr w:type="spellEnd"/>
-      <w:r>
-        <w:t xml:space="preserve"> </w:t>
-      </w:r>
-      <w:proofErr w:type="spellStart"/>
-      <w:r>
-        <w:t>paper</w:t>
-      </w:r>
-      <w:proofErr w:type="spellEnd"/>
+      <w:r>
+        <w:t>rely on memory or paper</w:t>
+      </w:r>
     </w:p>
     <w:p>
       <w:pPr>
@@ -3059,19 +2833,9 @@
           <w:numId w:val="19"/>
         </w:numPr>
       </w:pPr>
-      <w:proofErr w:type="spellStart"/>
-      <w:r>
-        <w:t>different</w:t>
-      </w:r>
-      <w:proofErr w:type="spellEnd"/>
-      <w:r>
-        <w:t xml:space="preserve"> </w:t>
-      </w:r>
-      <w:proofErr w:type="spellStart"/>
-      <w:r>
-        <w:t>programs</w:t>
-      </w:r>
-      <w:proofErr w:type="spellEnd"/>
+      <w:r>
+        <w:t>different programs</w:t>
+      </w:r>
     </w:p>
     <w:p>
       <w:pPr>
@@ -3080,27 +2844,9 @@
           <w:numId w:val="19"/>
         </w:numPr>
       </w:pPr>
-      <w:proofErr w:type="spellStart"/>
-      <w:r>
-        <w:t>different</w:t>
-      </w:r>
-      <w:proofErr w:type="spellEnd"/>
-      <w:r>
-        <w:t xml:space="preserve"> </w:t>
-      </w:r>
-      <w:proofErr w:type="spellStart"/>
-      <w:r>
-        <w:t>reps</w:t>
-      </w:r>
-      <w:proofErr w:type="spellEnd"/>
-      <w:r>
-        <w:t xml:space="preserve"> / </w:t>
-      </w:r>
-      <w:proofErr w:type="spellStart"/>
-      <w:r>
-        <w:t>weights</w:t>
-      </w:r>
-      <w:proofErr w:type="spellEnd"/>
+      <w:r>
+        <w:t>different reps / weights</w:t>
+      </w:r>
     </w:p>
     <w:p>
       <w:pPr>
@@ -3109,27 +2855,9 @@
           <w:numId w:val="19"/>
         </w:numPr>
       </w:pPr>
-      <w:proofErr w:type="spellStart"/>
-      <w:r>
-        <w:t>different</w:t>
-      </w:r>
-      <w:proofErr w:type="spellEnd"/>
-      <w:r>
-        <w:t xml:space="preserve"> </w:t>
-      </w:r>
-      <w:proofErr w:type="spellStart"/>
-      <w:r>
-        <w:t>progression</w:t>
-      </w:r>
-      <w:proofErr w:type="spellEnd"/>
-      <w:r>
-        <w:t xml:space="preserve"> </w:t>
-      </w:r>
-      <w:proofErr w:type="spellStart"/>
-      <w:r>
-        <w:t>levels</w:t>
-      </w:r>
-      <w:proofErr w:type="spellEnd"/>
+      <w:r>
+        <w:t>different progression levels</w:t>
+      </w:r>
     </w:p>
     <w:p>
       <w:pPr>
@@ -3156,29 +2884,8 @@
           <w:numId w:val="20"/>
         </w:numPr>
       </w:pPr>
-      <w:proofErr w:type="spellStart"/>
-      <w:r>
-        <w:t>Trainers</w:t>
-      </w:r>
-      <w:proofErr w:type="spellEnd"/>
-      <w:r>
-        <w:t xml:space="preserve"> </w:t>
-      </w:r>
-      <w:proofErr w:type="spellStart"/>
-      <w:r>
-        <w:t>spend</w:t>
-      </w:r>
-      <w:proofErr w:type="spellEnd"/>
-      <w:r>
-        <w:t xml:space="preserve"> </w:t>
-      </w:r>
-      <w:proofErr w:type="spellStart"/>
-      <w:r>
-        <w:t>time</w:t>
-      </w:r>
-      <w:proofErr w:type="spellEnd"/>
-      <w:r>
-        <w:t>:</w:t>
+      <w:r>
+        <w:t>Trainers spend time:</w:t>
       </w:r>
     </w:p>
     <w:p>
@@ -3188,19 +2895,9 @@
           <w:numId w:val="20"/>
         </w:numPr>
       </w:pPr>
-      <w:proofErr w:type="spellStart"/>
-      <w:r>
-        <w:t>navigating</w:t>
-      </w:r>
-      <w:proofErr w:type="spellEnd"/>
-      <w:r>
-        <w:t xml:space="preserve"> </w:t>
-      </w:r>
-      <w:proofErr w:type="spellStart"/>
-      <w:r>
-        <w:t>apps</w:t>
-      </w:r>
-      <w:proofErr w:type="spellEnd"/>
+      <w:r>
+        <w:t>navigating apps</w:t>
+      </w:r>
     </w:p>
     <w:p>
       <w:pPr>
@@ -3209,27 +2906,9 @@
           <w:numId w:val="20"/>
         </w:numPr>
       </w:pPr>
-      <w:proofErr w:type="spellStart"/>
-      <w:r>
-        <w:t>searching</w:t>
-      </w:r>
-      <w:proofErr w:type="spellEnd"/>
-      <w:r>
-        <w:t xml:space="preserve"> </w:t>
-      </w:r>
-      <w:proofErr w:type="spellStart"/>
-      <w:r>
-        <w:t>client</w:t>
-      </w:r>
-      <w:proofErr w:type="spellEnd"/>
-      <w:r>
-        <w:t xml:space="preserve"> </w:t>
-      </w:r>
-      <w:proofErr w:type="spellStart"/>
-      <w:r>
-        <w:t>data</w:t>
-      </w:r>
-      <w:proofErr w:type="spellEnd"/>
+      <w:r>
+        <w:t>searching client data</w:t>
+      </w:r>
     </w:p>
     <w:p>
       <w:pPr>
@@ -3238,35 +2917,9 @@
           <w:numId w:val="20"/>
         </w:numPr>
       </w:pPr>
-      <w:proofErr w:type="spellStart"/>
-      <w:r>
-        <w:t>logging</w:t>
-      </w:r>
-      <w:proofErr w:type="spellEnd"/>
-      <w:r>
-        <w:t xml:space="preserve"> </w:t>
-      </w:r>
-      <w:proofErr w:type="spellStart"/>
-      <w:r>
-        <w:t>manually</w:t>
-      </w:r>
-      <w:proofErr w:type="spellEnd"/>
-      <w:r>
-        <w:t xml:space="preserve"> </w:t>
-      </w:r>
-      <w:proofErr w:type="spellStart"/>
-      <w:r>
-        <w:t>after</w:t>
-      </w:r>
-      <w:proofErr w:type="spellEnd"/>
-      <w:r>
-        <w:t xml:space="preserve"> </w:t>
-      </w:r>
-      <w:proofErr w:type="spellStart"/>
-      <w:r>
-        <w:t>sessions</w:t>
-      </w:r>
-      <w:proofErr w:type="spellEnd"/>
+      <w:r>
+        <w:t>logging manually after sessions</w:t>
+      </w:r>
     </w:p>
     <w:p>
       <w:pPr>
@@ -3293,37 +2946,8 @@
           <w:numId w:val="21"/>
         </w:numPr>
       </w:pPr>
-      <w:proofErr w:type="spellStart"/>
-      <w:r>
-        <w:t>Apps</w:t>
-      </w:r>
-      <w:proofErr w:type="spellEnd"/>
-      <w:r>
-        <w:t xml:space="preserve"> </w:t>
-      </w:r>
-      <w:proofErr w:type="spellStart"/>
-      <w:r>
-        <w:t>are</w:t>
-      </w:r>
-      <w:proofErr w:type="spellEnd"/>
-      <w:r>
-        <w:t xml:space="preserve"> </w:t>
-      </w:r>
-      <w:proofErr w:type="spellStart"/>
-      <w:r>
-        <w:t>optimized</w:t>
-      </w:r>
-      <w:proofErr w:type="spellEnd"/>
-      <w:r>
-        <w:t xml:space="preserve"> </w:t>
-      </w:r>
-      <w:proofErr w:type="spellStart"/>
-      <w:r>
-        <w:t>for</w:t>
-      </w:r>
-      <w:proofErr w:type="spellEnd"/>
-      <w:r>
-        <w:t>:</w:t>
+      <w:r>
+        <w:t>Apps are optimized for:</w:t>
       </w:r>
     </w:p>
     <w:p>
@@ -3333,19 +2957,9 @@
           <w:numId w:val="21"/>
         </w:numPr>
       </w:pPr>
-      <w:proofErr w:type="spellStart"/>
-      <w:r>
-        <w:t>before-session</w:t>
-      </w:r>
-      <w:proofErr w:type="spellEnd"/>
-      <w:r>
-        <w:t xml:space="preserve"> </w:t>
-      </w:r>
-      <w:proofErr w:type="spellStart"/>
-      <w:r>
-        <w:t>planning</w:t>
-      </w:r>
-      <w:proofErr w:type="spellEnd"/>
+      <w:r>
+        <w:t>before-session planning</w:t>
+      </w:r>
     </w:p>
     <w:p>
       <w:pPr>
@@ -3354,19 +2968,9 @@
           <w:numId w:val="21"/>
         </w:numPr>
       </w:pPr>
-      <w:proofErr w:type="spellStart"/>
-      <w:r>
-        <w:t>after-session</w:t>
-      </w:r>
-      <w:proofErr w:type="spellEnd"/>
-      <w:r>
-        <w:t xml:space="preserve"> </w:t>
-      </w:r>
-      <w:proofErr w:type="spellStart"/>
-      <w:r>
-        <w:t>review</w:t>
-      </w:r>
-      <w:proofErr w:type="spellEnd"/>
+      <w:r>
+        <w:t>after-session review</w:t>
+      </w:r>
     </w:p>
     <w:p>
       <w:pPr>
@@ -3411,23 +3015,7 @@
         </w:numPr>
       </w:pPr>
       <w:r>
-        <w:t xml:space="preserve">No </w:t>
-      </w:r>
-      <w:proofErr w:type="spellStart"/>
-      <w:r>
-        <w:t>concept</w:t>
-      </w:r>
-      <w:proofErr w:type="spellEnd"/>
-      <w:r>
-        <w:t xml:space="preserve"> </w:t>
-      </w:r>
-      <w:proofErr w:type="spellStart"/>
-      <w:r>
-        <w:t>of</w:t>
-      </w:r>
-      <w:proofErr w:type="spellEnd"/>
-      <w:r>
-        <w:t>:</w:t>
+        <w:t>No concept of:</w:t>
       </w:r>
     </w:p>
     <w:p>
@@ -3437,28 +3025,10 @@
           <w:numId w:val="22"/>
         </w:numPr>
       </w:pPr>
-      <w:proofErr w:type="spellStart"/>
       <w:r>
         <w:lastRenderedPageBreak/>
-        <w:t>shared</w:t>
-      </w:r>
-      <w:proofErr w:type="spellEnd"/>
-      <w:r>
-        <w:t xml:space="preserve"> </w:t>
-      </w:r>
-      <w:proofErr w:type="spellStart"/>
-      <w:r>
-        <w:t>session</w:t>
-      </w:r>
-      <w:proofErr w:type="spellEnd"/>
-      <w:r>
-        <w:t xml:space="preserve"> </w:t>
-      </w:r>
-      <w:proofErr w:type="spellStart"/>
-      <w:r>
-        <w:t>context</w:t>
-      </w:r>
-      <w:proofErr w:type="spellEnd"/>
+        <w:t>shared session context</w:t>
+      </w:r>
     </w:p>
     <w:p>
       <w:pPr>
@@ -3467,35 +3037,9 @@
           <w:numId w:val="22"/>
         </w:numPr>
       </w:pPr>
-      <w:proofErr w:type="spellStart"/>
-      <w:r>
-        <w:t>synchronized</w:t>
-      </w:r>
-      <w:proofErr w:type="spellEnd"/>
-      <w:r>
-        <w:t xml:space="preserve"> </w:t>
-      </w:r>
-      <w:proofErr w:type="spellStart"/>
-      <w:r>
-        <w:t>start</w:t>
-      </w:r>
-      <w:proofErr w:type="spellEnd"/>
-      <w:r>
-        <w:t xml:space="preserve"> / </w:t>
-      </w:r>
-      <w:proofErr w:type="spellStart"/>
-      <w:r>
-        <w:t>rest</w:t>
-      </w:r>
-      <w:proofErr w:type="spellEnd"/>
-      <w:r>
-        <w:t xml:space="preserve"> </w:t>
-      </w:r>
-      <w:proofErr w:type="spellStart"/>
-      <w:r>
-        <w:t>times</w:t>
-      </w:r>
-      <w:proofErr w:type="spellEnd"/>
+      <w:r>
+        <w:t>synchronized start / rest times</w:t>
+      </w:r>
     </w:p>
     <w:p>
       <w:pPr>
@@ -3504,27 +3048,9 @@
           <w:numId w:val="22"/>
         </w:numPr>
       </w:pPr>
-      <w:proofErr w:type="spellStart"/>
-      <w:r>
-        <w:t>trainer-centric</w:t>
-      </w:r>
-      <w:proofErr w:type="spellEnd"/>
-      <w:r>
-        <w:t xml:space="preserve"> </w:t>
-      </w:r>
-      <w:proofErr w:type="spellStart"/>
-      <w:r>
-        <w:t>session</w:t>
-      </w:r>
-      <w:proofErr w:type="spellEnd"/>
-      <w:r>
-        <w:t xml:space="preserve"> </w:t>
-      </w:r>
-      <w:proofErr w:type="spellStart"/>
-      <w:r>
-        <w:t>screen</w:t>
-      </w:r>
-      <w:proofErr w:type="spellEnd"/>
+      <w:r>
+        <w:t>trainer-centric session screen</w:t>
+      </w:r>
     </w:p>
     <w:p>
       <w:pPr>
@@ -3550,49 +3076,7 @@
         <w:rPr>
           <w:lang w:val="en-US"/>
         </w:rPr>
-        <w:t xml:space="preserve">Existing personal training management systems such as </w:t>
-      </w:r>
-      <w:proofErr w:type="spellStart"/>
-      <w:r>
-        <w:rPr>
-          <w:lang w:val="en-US"/>
-        </w:rPr>
-        <w:t>Trainerize</w:t>
-      </w:r>
-      <w:proofErr w:type="spellEnd"/>
-      <w:r>
-        <w:rPr>
-          <w:lang w:val="en-US"/>
-        </w:rPr>
-        <w:t xml:space="preserve">, My PT Hub, </w:t>
-      </w:r>
-      <w:proofErr w:type="spellStart"/>
-      <w:r>
-        <w:rPr>
-          <w:lang w:val="en-US"/>
-        </w:rPr>
-        <w:t>TrueCoach</w:t>
-      </w:r>
-      <w:proofErr w:type="spellEnd"/>
-      <w:r>
-        <w:rPr>
-          <w:lang w:val="en-US"/>
-        </w:rPr>
-        <w:t xml:space="preserve">, and PT Distinction provide robust tools for workout programming, progress tracking, and client communication. However, these platforms are fundamentally designed for single-client interaction and remote coaching workflows. They lack real-time multi-client visibility, split-screen interfaces, and trainer-centric session views required for effective small group training. As a result, trainers conducting group sessions must switch between clients or rely on manual methods, increasing cognitive load and reducing coaching quality. </w:t>
-      </w:r>
-      <w:proofErr w:type="spellStart"/>
-      <w:r>
-        <w:rPr>
-          <w:lang w:val="en-US"/>
-        </w:rPr>
-        <w:t>FitCoach</w:t>
-      </w:r>
-      <w:proofErr w:type="spellEnd"/>
-      <w:r>
-        <w:rPr>
-          <w:lang w:val="en-US"/>
-        </w:rPr>
-        <w:t xml:space="preserve"> differentiates itself by addressing this unmet need through a real-time 2×2 split-screen interface that displays up to four personalized workout programs simultaneously, enabling efficient, focused, and high-quality small group training sessions</w:t>
+        <w:t>Existing personal training management systems such as Trainerize, My PT Hub, TrueCoach, and PT Distinction provide robust tools for workout programming, progress tracking, and client communication. However, these platforms are fundamentally designed for single-client interaction and remote coaching workflows. They lack real-time multi-client visibility, split-screen interfaces, and trainer-centric session views required for effective small group training. As a result, trainers conducting group sessions must switch between clients or rely on manual methods, increasing cognitive load and reducing coaching quality. FitCoach differentiates itself by addressing this unmet need through a real-time 2×2 split-screen interface that displays up to four personalized workout programs simultaneously, enabling efficient, focused, and high-quality small group training sessions</w:t>
       </w:r>
     </w:p>
     <w:p>
@@ -3693,21 +3177,7 @@
         <w:rPr>
           <w:lang w:val="en-US"/>
         </w:rPr>
-        <w:t xml:space="preserve">Gym owners and fitness center operators gain measurable operational and financial advantages. Improved trainer efficiency allows more clients to be served per session, increasing revenue per training </w:t>
-      </w:r>
-      <w:proofErr w:type="gramStart"/>
-      <w:r>
-        <w:rPr>
-          <w:lang w:val="en-US"/>
-        </w:rPr>
-        <w:t>hour</w:t>
-      </w:r>
-      <w:proofErr w:type="gramEnd"/>
-      <w:r>
-        <w:rPr>
-          <w:lang w:val="en-US"/>
-        </w:rPr>
-        <w:t xml:space="preserve"> without additional staffing costs. Higher training quality and better client engagement contribute to increased </w:t>
+        <w:t xml:space="preserve">Gym owners and fitness center operators gain measurable operational and financial advantages. Improved trainer efficiency allows more clients to be served per session, increasing revenue per training hour without additional staffing costs. Higher training quality and better client engagement contribute to increased </w:t>
       </w:r>
       <w:r>
         <w:rPr>
@@ -3724,47 +3194,13 @@
           <w:bCs/>
         </w:rPr>
       </w:pPr>
-      <w:proofErr w:type="spellStart"/>
       <w:r>
         <w:rPr>
           <w:b/>
           <w:bCs/>
         </w:rPr>
-        <w:t>Quantified</w:t>
-      </w:r>
-      <w:proofErr w:type="spellEnd"/>
-      <w:r>
-        <w:rPr>
-          <w:b/>
-          <w:bCs/>
-        </w:rPr>
-        <w:t xml:space="preserve"> </w:t>
-      </w:r>
-      <w:proofErr w:type="spellStart"/>
-      <w:r>
-        <w:rPr>
-          <w:b/>
-          <w:bCs/>
-        </w:rPr>
-        <w:t>Benefits</w:t>
-      </w:r>
-      <w:proofErr w:type="spellEnd"/>
-      <w:r>
-        <w:rPr>
-          <w:b/>
-          <w:bCs/>
-        </w:rPr>
-        <w:t xml:space="preserve"> </w:t>
-      </w:r>
-      <w:proofErr w:type="spellStart"/>
-      <w:r>
-        <w:rPr>
-          <w:b/>
-          <w:bCs/>
-        </w:rPr>
-        <w:t>Summary</w:t>
-      </w:r>
-      <w:proofErr w:type="spellEnd"/>
+        <w:t>Quantified Benefits Summary</w:t>
+      </w:r>
     </w:p>
     <w:p>
       <w:pPr>
@@ -3879,21 +3315,7 @@
         <w:rPr>
           <w:lang w:val="en-US"/>
         </w:rPr>
-        <w:t xml:space="preserve"> Our work with AI is documented in </w:t>
-      </w:r>
-      <w:proofErr w:type="spellStart"/>
-      <w:r>
-        <w:rPr>
-          <w:lang w:val="en-US"/>
-        </w:rPr>
-        <w:t>ai_prompts_log</w:t>
-      </w:r>
-      <w:proofErr w:type="spellEnd"/>
-      <w:r>
-        <w:rPr>
-          <w:lang w:val="en-US"/>
-        </w:rPr>
-        <w:t>.</w:t>
+        <w:t xml:space="preserve"> Our work with AI is documented in ai_prompts_log.</w:t>
       </w:r>
     </w:p>
     <w:p>
@@ -4096,15 +3518,7 @@
               </w:rPr>
             </w:pPr>
             <w:r>
-              <w:t>Product Vision (</w:t>
-            </w:r>
-            <w:proofErr w:type="spellStart"/>
-            <w:r>
-              <w:t>Moore</w:t>
-            </w:r>
-            <w:proofErr w:type="spellEnd"/>
-            <w:r>
-              <w:t>)</w:t>
+              <w:t>Product Vision (Moore)</w:t>
             </w:r>
           </w:p>
         </w:tc>
@@ -4165,19 +3579,9 @@
                 <w:lang w:val="en-US"/>
               </w:rPr>
             </w:pPr>
-            <w:proofErr w:type="spellStart"/>
             <w:r>
-              <w:t>Personas</w:t>
+              <w:t>Personas creation</w:t>
             </w:r>
-            <w:proofErr w:type="spellEnd"/>
-            <w:r>
-              <w:t xml:space="preserve"> </w:t>
-            </w:r>
-            <w:proofErr w:type="spellStart"/>
-            <w:r>
-              <w:t>creation</w:t>
-            </w:r>
-            <w:proofErr w:type="spellEnd"/>
           </w:p>
         </w:tc>
       </w:tr>
@@ -4237,19 +3641,9 @@
                 <w:lang w:val="en-US"/>
               </w:rPr>
             </w:pPr>
-            <w:proofErr w:type="spellStart"/>
             <w:r>
-              <w:t>Problem</w:t>
+              <w:t>Problem Statement</w:t>
             </w:r>
-            <w:proofErr w:type="spellEnd"/>
-            <w:r>
-              <w:t xml:space="preserve"> </w:t>
-            </w:r>
-            <w:proofErr w:type="spellStart"/>
-            <w:r>
-              <w:t>Statement</w:t>
-            </w:r>
-            <w:proofErr w:type="spellEnd"/>
           </w:p>
         </w:tc>
       </w:tr>
@@ -4309,19 +3703,9 @@
                 <w:lang w:val="en-US"/>
               </w:rPr>
             </w:pPr>
-            <w:proofErr w:type="spellStart"/>
             <w:r>
-              <w:t>Competitor</w:t>
+              <w:t>Competitor analysis</w:t>
             </w:r>
-            <w:proofErr w:type="spellEnd"/>
-            <w:r>
-              <w:t xml:space="preserve"> </w:t>
-            </w:r>
-            <w:proofErr w:type="spellStart"/>
-            <w:r>
-              <w:t>analysis</w:t>
-            </w:r>
-            <w:proofErr w:type="spellEnd"/>
           </w:p>
         </w:tc>
       </w:tr>
@@ -4658,21 +4042,7 @@
         <w:rPr>
           <w:lang w:val="en-US"/>
         </w:rPr>
-        <w:t xml:space="preserve">Trainee / Client: Uses the system to view personalized workout instructions, receive real-time feedback, and </w:t>
-      </w:r>
-      <w:proofErr w:type="gramStart"/>
-      <w:r>
-        <w:rPr>
-          <w:lang w:val="en-US"/>
-        </w:rPr>
-        <w:t>track</w:t>
-      </w:r>
-      <w:proofErr w:type="gramEnd"/>
-      <w:r>
-        <w:rPr>
-          <w:lang w:val="en-US"/>
-        </w:rPr>
-        <w:t xml:space="preserve"> individual training progress during group sessions.</w:t>
+        <w:t>Trainee / Client: Uses the system to view personalized workout instructions, receive real-time feedback, and track individual training progress during group sessions.</w:t>
       </w:r>
     </w:p>
     <w:p>
@@ -4724,21 +4094,7 @@
         <w:rPr>
           <w:lang w:val="en-US"/>
         </w:rPr>
-        <w:t xml:space="preserve">Health &amp; Wellness Professionals (e.g., physiotherapists, nutritionists): Can leverage aggregated training data to support complementary services and </w:t>
-      </w:r>
-      <w:proofErr w:type="gramStart"/>
-      <w:r>
-        <w:rPr>
-          <w:lang w:val="en-US"/>
-        </w:rPr>
-        <w:t>personalized</w:t>
-      </w:r>
-      <w:proofErr w:type="gramEnd"/>
-      <w:r>
-        <w:rPr>
-          <w:lang w:val="en-US"/>
-        </w:rPr>
-        <w:t xml:space="preserve"> recommendations.</w:t>
+        <w:t>Health &amp; Wellness Professionals (e.g., physiotherapists, nutritionists): Can leverage aggregated training data to support complementary services and personalized recommendations.</w:t>
       </w:r>
     </w:p>
     <w:p>
@@ -5553,21 +4909,7 @@
         <w:rPr>
           <w:lang w:val="en-US"/>
         </w:rPr>
-        <w:t>Jan 20</w:t>
-      </w:r>
-      <w:proofErr w:type="gramStart"/>
-      <w:r>
-        <w:rPr>
-          <w:lang w:val="en-US"/>
-        </w:rPr>
-        <w:t>:  MILESTONE</w:t>
-      </w:r>
-      <w:proofErr w:type="gramEnd"/>
-      <w:r>
-        <w:rPr>
-          <w:lang w:val="en-US"/>
-        </w:rPr>
-        <w:t xml:space="preserve"> 2: Final Presentation in Class + Paper Submission</w:t>
+        <w:t>Jan 20:  MILESTONE 2: Final Presentation in Class + Paper Submission</w:t>
       </w:r>
     </w:p>
     <w:p>
@@ -5596,76 +4938,239 @@
           <w:bCs/>
         </w:rPr>
       </w:pPr>
-      <w:proofErr w:type="spellStart"/>
       <w:r>
         <w:rPr>
           <w:b/>
           <w:bCs/>
         </w:rPr>
-        <w:t>Programming</w:t>
-      </w:r>
-      <w:proofErr w:type="spellEnd"/>
-      <w:r>
+        <w:t>Programming Languages:</w:t>
+      </w:r>
+    </w:p>
+    <w:p>
+      <w:pPr>
+        <w:rPr>
+          <w:lang w:val="en-US"/>
+        </w:rPr>
+      </w:pPr>
+      <w:r>
+        <w:rPr>
+          <w:lang w:val="en-US"/>
+        </w:rPr>
+        <w:t>Primary: Python 3.11+ (Backend)</w:t>
+      </w:r>
+    </w:p>
+    <w:p>
+      <w:pPr>
+        <w:rPr>
+          <w:lang w:val="en-US"/>
+        </w:rPr>
+      </w:pPr>
+      <w:r>
+        <w:rPr>
+          <w:lang w:val="en-US"/>
+        </w:rPr>
+        <w:t>Secondary: JavaScript ES6+ (Frontend)</w:t>
+      </w:r>
+    </w:p>
+    <w:p>
+      <w:pPr>
+        <w:rPr>
+          <w:lang w:val="en-US"/>
+        </w:rPr>
+      </w:pPr>
+      <w:r>
+        <w:rPr>
+          <w:lang w:val="en-US"/>
+        </w:rPr>
+        <w:t>Database: Firebase Realtime Database (cloud - bonus!) OR PostgreSQL</w:t>
+      </w:r>
+    </w:p>
+    <w:p>
+      <w:pPr>
         <w:rPr>
           <w:b/>
           <w:bCs/>
-        </w:rPr>
-        <w:t xml:space="preserve"> </w:t>
-      </w:r>
-      <w:proofErr w:type="spellStart"/>
+          <w:lang w:val="en-US"/>
+        </w:rPr>
+      </w:pPr>
       <w:r>
         <w:rPr>
           <w:b/>
           <w:bCs/>
-        </w:rPr>
-        <w:t>Languages</w:t>
-      </w:r>
-      <w:proofErr w:type="spellEnd"/>
+          <w:lang w:val="en-US"/>
+        </w:rPr>
+        <w:t>Backend Stack:</w:t>
+      </w:r>
+    </w:p>
+    <w:p>
+      <w:pPr>
+        <w:rPr>
+          <w:lang w:val="en-US"/>
+        </w:rPr>
+      </w:pPr>
+      <w:r>
+        <w:rPr>
+          <w:lang w:val="en-US"/>
+        </w:rPr>
+        <w:t>Framework: Flask 3.0 (Python web framework)</w:t>
+      </w:r>
+    </w:p>
+    <w:p>
+      <w:pPr>
+        <w:rPr>
+          <w:lang w:val="en-US"/>
+        </w:rPr>
+      </w:pPr>
+      <w:r>
+        <w:rPr>
+          <w:lang w:val="en-US"/>
+        </w:rPr>
+        <w:t>API: RESTful API + WebSocket (Socket.IO)</w:t>
+      </w:r>
+    </w:p>
+    <w:p>
+      <w:pPr>
+        <w:rPr>
+          <w:lang w:val="en-US"/>
+        </w:rPr>
+      </w:pPr>
+      <w:r>
+        <w:rPr>
+          <w:lang w:val="en-US"/>
+        </w:rPr>
+        <w:t>Authentication: Flask-JWT-Extended</w:t>
+      </w:r>
+    </w:p>
+    <w:p>
+      <w:pPr>
+        <w:rPr>
+          <w:lang w:val="en-US"/>
+        </w:rPr>
+      </w:pPr>
+      <w:r>
+        <w:rPr>
+          <w:lang w:val="en-US"/>
+        </w:rPr>
+        <w:t>Database ORM: SQLAlchemy (if SQL) or Firebase SDK</w:t>
+      </w:r>
+    </w:p>
+    <w:p>
+      <w:pPr>
+        <w:rPr>
+          <w:lang w:val="en-US"/>
+        </w:rPr>
+      </w:pPr>
+      <w:r>
+        <w:rPr>
+          <w:lang w:val="en-US"/>
+        </w:rPr>
+        <w:t>Testing: pytest, pytest-cov</w:t>
+      </w:r>
+    </w:p>
+    <w:p>
+      <w:pPr>
+        <w:rPr>
+          <w:lang w:val="en-US"/>
+        </w:rPr>
+      </w:pPr>
+      <w:r>
+        <w:rPr>
+          <w:lang w:val="en-US"/>
+        </w:rPr>
+        <w:t>API Documentation: Swagger/OpenAPI</w:t>
+      </w:r>
+    </w:p>
+    <w:p>
+      <w:pPr>
+        <w:rPr>
+          <w:lang w:val="en-US"/>
+        </w:rPr>
+      </w:pPr>
       <w:r>
         <w:rPr>
           <w:b/>
           <w:bCs/>
-        </w:rPr>
-        <w:t>:</w:t>
-      </w:r>
-    </w:p>
-    <w:p>
-      <w:pPr>
-        <w:rPr>
-          <w:lang w:val="en-US"/>
-        </w:rPr>
-      </w:pPr>
-      <w:r>
-        <w:rPr>
-          <w:lang w:val="en-US"/>
-        </w:rPr>
-        <w:t>Primary: Python 3.11+ (Backend)</w:t>
-      </w:r>
-    </w:p>
-    <w:p>
-      <w:pPr>
-        <w:rPr>
-          <w:lang w:val="en-US"/>
-        </w:rPr>
-      </w:pPr>
-      <w:r>
-        <w:rPr>
-          <w:lang w:val="en-US"/>
-        </w:rPr>
-        <w:t>Secondary: JavaScript ES6+ (Frontend)</w:t>
-      </w:r>
-    </w:p>
-    <w:p>
-      <w:pPr>
-        <w:rPr>
-          <w:lang w:val="en-US"/>
-        </w:rPr>
-      </w:pPr>
-      <w:r>
-        <w:rPr>
-          <w:lang w:val="en-US"/>
-        </w:rPr>
-        <w:t>Database: Firebase Realtime Database (cloud - bonus!) OR PostgreSQL</w:t>
+          <w:lang w:val="en-US"/>
+        </w:rPr>
+        <w:t>DevOps &amp; Tools:</w:t>
+      </w:r>
+    </w:p>
+    <w:p>
+      <w:pPr>
+        <w:rPr>
+          <w:lang w:val="en-US"/>
+        </w:rPr>
+      </w:pPr>
+      <w:r>
+        <w:rPr>
+          <w:lang w:val="en-US"/>
+        </w:rPr>
+        <w:t>Version Control: GitHub (main + develop branches)</w:t>
+      </w:r>
+    </w:p>
+    <w:p>
+      <w:pPr>
+        <w:rPr>
+          <w:lang w:val="en-US"/>
+        </w:rPr>
+      </w:pPr>
+      <w:r>
+        <w:rPr>
+          <w:lang w:val="en-US"/>
+        </w:rPr>
+        <w:t>Project Management: Jira (Scrum board)</w:t>
+      </w:r>
+    </w:p>
+    <w:p>
+      <w:pPr>
+        <w:rPr>
+          <w:lang w:val="en-US"/>
+        </w:rPr>
+      </w:pPr>
+      <w:r>
+        <w:rPr>
+          <w:lang w:val="en-US"/>
+        </w:rPr>
+        <w:t>CI/CD: GitHub Actions (bonus - continuous pipeline)</w:t>
+      </w:r>
+    </w:p>
+    <w:p>
+      <w:pPr>
+        <w:rPr>
+          <w:lang w:val="en-US"/>
+        </w:rPr>
+      </w:pPr>
+      <w:r>
+        <w:rPr>
+          <w:lang w:val="en-US"/>
+        </w:rPr>
+        <w:t>Design: Figma</w:t>
+      </w:r>
+    </w:p>
+    <w:p>
+      <w:pPr>
+        <w:rPr>
+          <w:lang w:val="en-US"/>
+        </w:rPr>
+      </w:pPr>
+      <w:r>
+        <w:rPr>
+          <w:lang w:val="en-US"/>
+        </w:rPr>
+        <w:t>Code Editor: VS Code + GitHub Copilot</w:t>
+      </w:r>
+    </w:p>
+    <w:p>
+      <w:pPr>
+        <w:rPr>
+          <w:lang w:val="en-US"/>
+        </w:rPr>
+      </w:pPr>
+      <w:r>
+        <w:rPr>
+          <w:lang w:val="en-US"/>
+        </w:rPr>
+        <w:t>Deployment: Heroku/Vercel (bonus - web in production)</w:t>
       </w:r>
     </w:p>
     <w:p>
@@ -5682,1764 +5187,26 @@
           <w:bCs/>
           <w:lang w:val="en-US"/>
         </w:rPr>
-        <w:t>Backend Stack:</w:t>
-      </w:r>
-    </w:p>
-    <w:p>
-      <w:pPr>
-        <w:rPr>
-          <w:lang w:val="en-US"/>
-        </w:rPr>
-      </w:pPr>
-      <w:r>
-        <w:rPr>
-          <w:lang w:val="en-US"/>
-        </w:rPr>
-        <w:t>Framework: Flask 3.0 (Python web framework)</w:t>
-      </w:r>
-    </w:p>
-    <w:p>
-      <w:pPr>
-        <w:rPr>
-          <w:lang w:val="en-US"/>
-        </w:rPr>
-      </w:pPr>
-      <w:r>
-        <w:rPr>
-          <w:lang w:val="en-US"/>
-        </w:rPr>
-        <w:t>API: RESTful API + WebSocket (Socket.IO)</w:t>
-      </w:r>
-    </w:p>
-    <w:p>
-      <w:pPr>
-        <w:rPr>
-          <w:lang w:val="en-US"/>
-        </w:rPr>
-      </w:pPr>
-      <w:r>
-        <w:rPr>
-          <w:lang w:val="en-US"/>
-        </w:rPr>
-        <w:t>Authentication: Flask-JWT-Extended</w:t>
-      </w:r>
-    </w:p>
-    <w:p>
-      <w:pPr>
-        <w:rPr>
-          <w:lang w:val="en-US"/>
-        </w:rPr>
-      </w:pPr>
-      <w:r>
-        <w:rPr>
-          <w:lang w:val="en-US"/>
-        </w:rPr>
-        <w:t xml:space="preserve">Database ORM: </w:t>
-      </w:r>
-      <w:proofErr w:type="spellStart"/>
-      <w:r>
-        <w:rPr>
-          <w:lang w:val="en-US"/>
-        </w:rPr>
-        <w:t>SQLAlchemy</w:t>
-      </w:r>
-      <w:proofErr w:type="spellEnd"/>
-      <w:r>
-        <w:rPr>
-          <w:lang w:val="en-US"/>
-        </w:rPr>
-        <w:t xml:space="preserve"> (if SQL) or Firebase SDK</w:t>
-      </w:r>
-    </w:p>
-    <w:p>
-      <w:pPr>
-        <w:rPr>
-          <w:lang w:val="en-US"/>
-        </w:rPr>
-      </w:pPr>
-      <w:r>
-        <w:rPr>
-          <w:lang w:val="en-US"/>
-        </w:rPr>
-        <w:t xml:space="preserve">Testing: </w:t>
-      </w:r>
-      <w:proofErr w:type="spellStart"/>
-      <w:r>
-        <w:rPr>
-          <w:lang w:val="en-US"/>
-        </w:rPr>
-        <w:t>pytest</w:t>
-      </w:r>
-      <w:proofErr w:type="spellEnd"/>
-      <w:r>
-        <w:rPr>
-          <w:lang w:val="en-US"/>
-        </w:rPr>
-        <w:t xml:space="preserve">, </w:t>
-      </w:r>
-      <w:proofErr w:type="spellStart"/>
-      <w:r>
-        <w:rPr>
-          <w:lang w:val="en-US"/>
-        </w:rPr>
-        <w:t>pytest-cov</w:t>
-      </w:r>
-      <w:proofErr w:type="spellEnd"/>
-    </w:p>
-    <w:p>
-      <w:pPr>
-        <w:rPr>
-          <w:lang w:val="en-US"/>
-        </w:rPr>
-      </w:pPr>
-      <w:r>
-        <w:rPr>
-          <w:lang w:val="en-US"/>
-        </w:rPr>
-        <w:t>API Documentation: Swagger/</w:t>
-      </w:r>
-      <w:proofErr w:type="spellStart"/>
-      <w:r>
-        <w:rPr>
-          <w:lang w:val="en-US"/>
-        </w:rPr>
-        <w:t>OpenAPI</w:t>
-      </w:r>
-      <w:proofErr w:type="spellEnd"/>
-    </w:p>
-    <w:p>
-      <w:pPr>
-        <w:rPr>
-          <w:b/>
-          <w:bCs/>
-          <w:lang w:val="en-US"/>
-        </w:rPr>
-      </w:pPr>
-    </w:p>
-    <w:p>
-      <w:pPr>
-        <w:rPr>
-          <w:b/>
-          <w:bCs/>
-          <w:lang w:val="en-US"/>
-        </w:rPr>
-      </w:pPr>
-      <w:r>
-        <w:rPr>
-          <w:b/>
-          <w:bCs/>
-          <w:lang w:val="en-US"/>
-        </w:rPr>
-        <w:br w:type="page"/>
-      </w:r>
-      <w:r>
-        <w:rPr>
-          <w:b/>
-          <w:bCs/>
-          <w:lang w:val="en-US"/>
-        </w:rPr>
-        <w:lastRenderedPageBreak/>
-        <w:t>DevOps &amp; Tools:</w:t>
-      </w:r>
-    </w:p>
-    <w:p>
-      <w:pPr>
-        <w:rPr>
-          <w:lang w:val="en-US"/>
-        </w:rPr>
-      </w:pPr>
-      <w:r>
-        <w:rPr>
-          <w:lang w:val="en-US"/>
-        </w:rPr>
-        <w:t>Version Control: GitHub (main + develop branches)</w:t>
-      </w:r>
-    </w:p>
-    <w:p>
-      <w:pPr>
-        <w:rPr>
-          <w:lang w:val="en-US"/>
-        </w:rPr>
-      </w:pPr>
-      <w:r>
-        <w:rPr>
-          <w:lang w:val="en-US"/>
-        </w:rPr>
-        <w:t>Project Management: Jira (Scrum board)</w:t>
-      </w:r>
-    </w:p>
-    <w:p>
-      <w:pPr>
-        <w:rPr>
-          <w:lang w:val="en-US"/>
-        </w:rPr>
-      </w:pPr>
-      <w:r>
-        <w:rPr>
-          <w:lang w:val="en-US"/>
-        </w:rPr>
-        <w:t>CI/CD: GitHub Actions (bonus - continuous pipeline)</w:t>
-      </w:r>
-    </w:p>
-    <w:p>
-      <w:pPr>
-        <w:rPr>
-          <w:lang w:val="en-US"/>
-        </w:rPr>
-      </w:pPr>
-      <w:r>
-        <w:rPr>
-          <w:lang w:val="en-US"/>
-        </w:rPr>
-        <w:t>Design: Figma</w:t>
-      </w:r>
-    </w:p>
-    <w:p>
-      <w:pPr>
-        <w:rPr>
-          <w:lang w:val="en-US"/>
-        </w:rPr>
-      </w:pPr>
-      <w:r>
-        <w:rPr>
-          <w:lang w:val="en-US"/>
-        </w:rPr>
-        <w:t>Code Editor: VS Code + GitHub Copilot</w:t>
-      </w:r>
-    </w:p>
-    <w:p>
-      <w:pPr>
-        <w:rPr>
-          <w:lang w:val="en-US"/>
-        </w:rPr>
-      </w:pPr>
-      <w:r>
-        <w:rPr>
-          <w:lang w:val="en-US"/>
-        </w:rPr>
-        <w:t>Deployment: Heroku/</w:t>
-      </w:r>
-      <w:proofErr w:type="spellStart"/>
-      <w:r>
-        <w:rPr>
-          <w:lang w:val="en-US"/>
-        </w:rPr>
-        <w:t>Vercel</w:t>
-      </w:r>
-      <w:proofErr w:type="spellEnd"/>
-      <w:r>
-        <w:rPr>
-          <w:lang w:val="en-US"/>
-        </w:rPr>
-        <w:t xml:space="preserve"> (bonus - </w:t>
-      </w:r>
-      <w:proofErr w:type="gramStart"/>
-      <w:r>
-        <w:rPr>
-          <w:lang w:val="en-US"/>
-        </w:rPr>
-        <w:t>web in</w:t>
-      </w:r>
-      <w:proofErr w:type="gramEnd"/>
-      <w:r>
-        <w:rPr>
-          <w:lang w:val="en-US"/>
-        </w:rPr>
-        <w:t xml:space="preserve"> production)</w:t>
-      </w:r>
-    </w:p>
-    <w:p>
-      <w:pPr>
-        <w:rPr>
-          <w:lang w:val="en-US"/>
-        </w:rPr>
-      </w:pPr>
-      <w:r>
-        <w:rPr>
-          <w:b/>
-          <w:bCs/>
-          <w:lang w:val="en-US"/>
-        </w:rPr>
         <w:t>Architecture Diagram:</w:t>
       </w:r>
     </w:p>
     <w:p>
       <w:pPr>
-        <w:spacing w:after="160" w:line="278" w:lineRule="auto"/>
-        <w:ind w:firstLine="0"/>
-        <w:jc w:val="left"/>
-        <w:rPr>
-          <w:b/>
-          <w:bCs/>
-        </w:rPr>
-      </w:pPr>
-      <w:r>
-        <w:rPr>
-          <w:b/>
-          <w:bCs/>
-          <w:noProof/>
-          <w:lang w:val="en-US"/>
-        </w:rPr>
-        <mc:AlternateContent>
-          <mc:Choice Requires="wpg">
-            <w:drawing>
-              <wp:anchor distT="0" distB="0" distL="114300" distR="114300" simplePos="0" relativeHeight="251689984" behindDoc="0" locked="0" layoutInCell="1" allowOverlap="1" wp14:anchorId="19C026DD" wp14:editId="41C8EB77">
-                <wp:simplePos x="0" y="0"/>
-                <wp:positionH relativeFrom="column">
-                  <wp:posOffset>209578</wp:posOffset>
-                </wp:positionH>
-                <wp:positionV relativeFrom="paragraph">
-                  <wp:posOffset>155338</wp:posOffset>
-                </wp:positionV>
-                <wp:extent cx="3739416" cy="5766179"/>
-                <wp:effectExtent l="0" t="0" r="13970" b="25400"/>
-                <wp:wrapNone/>
-                <wp:docPr id="68627619" name="Группа 11"/>
-                <wp:cNvGraphicFramePr/>
-                <a:graphic xmlns:a="http://schemas.openxmlformats.org/drawingml/2006/main">
-                  <a:graphicData uri="http://schemas.microsoft.com/office/word/2010/wordprocessingGroup">
-                    <wpg:wgp>
-                      <wpg:cNvGrpSpPr/>
-                      <wpg:grpSpPr>
-                        <a:xfrm>
-                          <a:off x="0" y="0"/>
-                          <a:ext cx="3739416" cy="5766179"/>
-                          <a:chOff x="0" y="0"/>
-                          <a:chExt cx="3739416" cy="5766179"/>
-                        </a:xfrm>
-                      </wpg:grpSpPr>
-                      <wpg:grpSp>
-                        <wpg:cNvPr id="1698714911" name="Группа 3"/>
-                        <wpg:cNvGrpSpPr/>
-                        <wpg:grpSpPr>
-                          <a:xfrm>
-                            <a:off x="0" y="4325157"/>
-                            <a:ext cx="1971923" cy="1441022"/>
-                            <a:chOff x="-1" y="42760"/>
-                            <a:chExt cx="923925" cy="417215"/>
-                          </a:xfrm>
-                        </wpg:grpSpPr>
-                        <wps:wsp>
-                          <wps:cNvPr id="1624993139" name="Прямоугольник 1"/>
-                          <wps:cNvSpPr/>
-                          <wps:spPr>
-                            <a:xfrm>
-                              <a:off x="0" y="42760"/>
-                              <a:ext cx="914400" cy="417079"/>
-                            </a:xfrm>
-                            <a:prstGeom prst="rect">
-                              <a:avLst/>
-                            </a:prstGeom>
-                            <a:solidFill>
-                              <a:schemeClr val="bg1"/>
-                            </a:solidFill>
-                          </wps:spPr>
-                          <wps:style>
-                            <a:lnRef idx="2">
-                              <a:schemeClr val="accent1">
-                                <a:shade val="15000"/>
-                              </a:schemeClr>
-                            </a:lnRef>
-                            <a:fillRef idx="1">
-                              <a:schemeClr val="accent1"/>
-                            </a:fillRef>
-                            <a:effectRef idx="0">
-                              <a:schemeClr val="accent1"/>
-                            </a:effectRef>
-                            <a:fontRef idx="minor">
-                              <a:schemeClr val="lt1"/>
-                            </a:fontRef>
-                          </wps:style>
-                          <wps:bodyPr rot="0" spcFirstLastPara="0" vertOverflow="overflow" horzOverflow="overflow" vert="horz" wrap="square" lIns="91440" tIns="45720" rIns="91440" bIns="45720" numCol="1" spcCol="0" rtlCol="0" fromWordArt="0" anchor="ctr" anchorCtr="0" forceAA="0" compatLnSpc="1">
-                            <a:prstTxWarp prst="textNoShape">
-                              <a:avLst/>
-                            </a:prstTxWarp>
-                            <a:noAutofit/>
-                          </wps:bodyPr>
-                        </wps:wsp>
-                        <wps:wsp>
-                          <wps:cNvPr id="2132553232" name="Надпись 2"/>
-                          <wps:cNvSpPr txBox="1">
-                            <a:spLocks noChangeArrowheads="1"/>
-                          </wps:cNvSpPr>
-                          <wps:spPr bwMode="auto">
-                            <a:xfrm>
-                              <a:off x="-1" y="63948"/>
-                              <a:ext cx="923925" cy="396027"/>
-                            </a:xfrm>
-                            <a:prstGeom prst="rect">
-                              <a:avLst/>
-                            </a:prstGeom>
-                            <a:noFill/>
-                            <a:ln w="9525">
-                              <a:noFill/>
-                              <a:miter lim="800000"/>
-                              <a:headEnd/>
-                              <a:tailEnd/>
-                            </a:ln>
-                          </wps:spPr>
-                          <wps:txbx>
-                            <w:txbxContent>
-                              <w:p>
-                                <w:pPr>
-                                  <w:ind w:firstLine="0"/>
-                                  <w:rPr>
-                                    <w:lang w:val="en-US"/>
-                                  </w:rPr>
-                                </w:pPr>
-                                <w:r>
-                                  <w:rPr>
-                                    <w:lang w:val="en-US"/>
-                                  </w:rPr>
-                                  <w:t>Database</w:t>
-                                </w:r>
-                              </w:p>
-                              <w:p>
-                                <w:pPr>
-                                  <w:ind w:firstLine="0"/>
-                                  <w:rPr>
-                                    <w:lang w:val="en-US"/>
-                                  </w:rPr>
-                                </w:pPr>
-                                <w:r>
-                                  <w:rPr>
-                                    <w:lang w:val="en-US"/>
-                                  </w:rPr>
-                                  <w:t>(Firebase/PostgreSQL)</w:t>
-                                </w:r>
-                              </w:p>
-                              <w:p>
-                                <w:pPr>
-                                  <w:ind w:firstLine="0"/>
-                                  <w:rPr>
-                                    <w:lang w:val="en-US"/>
-                                  </w:rPr>
-                                </w:pPr>
-                                <w:r>
-                                  <w:rPr>
-                                    <w:lang w:val="en-US"/>
-                                  </w:rPr>
-                                  <w:t xml:space="preserve">- users </w:t>
-                                </w:r>
-                              </w:p>
-                              <w:p>
-                                <w:pPr>
-                                  <w:ind w:firstLine="0"/>
-                                  <w:rPr>
-                                    <w:lang w:val="en-US"/>
-                                  </w:rPr>
-                                </w:pPr>
-                                <w:r>
-                                  <w:rPr>
-                                    <w:lang w:val="en-US"/>
-                                  </w:rPr>
-                                  <w:t xml:space="preserve">- workouts </w:t>
-                                </w:r>
-                              </w:p>
-                              <w:p>
-                                <w:pPr>
-                                  <w:ind w:firstLine="0"/>
-                                  <w:rPr>
-                                    <w:lang w:val="en-US"/>
-                                  </w:rPr>
-                                </w:pPr>
-                                <w:r>
-                                  <w:rPr>
-                                    <w:lang w:val="en-US"/>
-                                  </w:rPr>
-                                  <w:t xml:space="preserve">- sessions </w:t>
-                                </w:r>
-                              </w:p>
-                              <w:p>
-                                <w:pPr>
-                                  <w:ind w:firstLine="0"/>
-                                </w:pPr>
-                                <w:r>
-                                  <w:t xml:space="preserve">- </w:t>
-                                </w:r>
-                                <w:proofErr w:type="spellStart"/>
-                                <w:r>
-                                  <w:t>exercises</w:t>
-                                </w:r>
-                                <w:proofErr w:type="spellEnd"/>
-                              </w:p>
-                              <w:p>
-                                <w:pPr>
-                                  <w:ind w:firstLine="0"/>
-                                  <w:rPr>
-                                    <w:lang w:val="en-US"/>
-                                  </w:rPr>
-                                </w:pPr>
-                              </w:p>
-                            </w:txbxContent>
-                          </wps:txbx>
-                          <wps:bodyPr rot="0" vert="horz" wrap="square" lIns="91440" tIns="45720" rIns="91440" bIns="45720" anchor="t" anchorCtr="0">
-                            <a:noAutofit/>
-                          </wps:bodyPr>
-                        </wps:wsp>
-                      </wpg:grpSp>
-                      <wpg:grpSp>
-                        <wpg:cNvPr id="1152360795" name="Группа 10"/>
-                        <wpg:cNvGrpSpPr/>
-                        <wpg:grpSpPr>
-                          <a:xfrm>
-                            <a:off x="274320" y="0"/>
-                            <a:ext cx="3465096" cy="3611036"/>
-                            <a:chOff x="0" y="0"/>
-                            <a:chExt cx="3465096" cy="3611036"/>
-                          </a:xfrm>
-                        </wpg:grpSpPr>
-                        <wpg:grpSp>
-                          <wpg:cNvPr id="1533624957" name="Группа 3"/>
-                          <wpg:cNvGrpSpPr/>
-                          <wpg:grpSpPr>
-                            <a:xfrm>
-                              <a:off x="0" y="2445026"/>
-                              <a:ext cx="1414494" cy="1166010"/>
-                              <a:chOff x="-15809" y="42853"/>
-                              <a:chExt cx="930209" cy="500072"/>
-                            </a:xfrm>
-                          </wpg:grpSpPr>
-                          <wps:wsp>
-                            <wps:cNvPr id="707410671" name="Прямоугольник 1"/>
-                            <wps:cNvSpPr/>
-                            <wps:spPr>
-                              <a:xfrm>
-                                <a:off x="0" y="42862"/>
-                                <a:ext cx="914400" cy="500063"/>
-                              </a:xfrm>
-                              <a:prstGeom prst="rect">
-                                <a:avLst/>
-                              </a:prstGeom>
-                              <a:solidFill>
-                                <a:schemeClr val="bg1"/>
-                              </a:solidFill>
-                            </wps:spPr>
-                            <wps:style>
-                              <a:lnRef idx="2">
-                                <a:schemeClr val="accent1">
-                                  <a:shade val="15000"/>
-                                </a:schemeClr>
-                              </a:lnRef>
-                              <a:fillRef idx="1">
-                                <a:schemeClr val="accent1"/>
-                              </a:fillRef>
-                              <a:effectRef idx="0">
-                                <a:schemeClr val="accent1"/>
-                              </a:effectRef>
-                              <a:fontRef idx="minor">
-                                <a:schemeClr val="lt1"/>
-                              </a:fontRef>
-                            </wps:style>
-                            <wps:bodyPr rot="0" spcFirstLastPara="0" vertOverflow="overflow" horzOverflow="overflow" vert="horz" wrap="square" lIns="91440" tIns="45720" rIns="91440" bIns="45720" numCol="1" spcCol="0" rtlCol="0" fromWordArt="0" anchor="ctr" anchorCtr="0" forceAA="0" compatLnSpc="1">
-                              <a:prstTxWarp prst="textNoShape">
-                                <a:avLst/>
-                              </a:prstTxWarp>
-                              <a:noAutofit/>
-                            </wps:bodyPr>
-                          </wps:wsp>
-                          <wps:wsp>
-                            <wps:cNvPr id="319660334" name="Надпись 2"/>
-                            <wps:cNvSpPr txBox="1">
-                              <a:spLocks noChangeArrowheads="1"/>
-                            </wps:cNvSpPr>
-                            <wps:spPr bwMode="auto">
-                              <a:xfrm>
-                                <a:off x="-15809" y="42853"/>
-                                <a:ext cx="923925" cy="476250"/>
-                              </a:xfrm>
-                              <a:prstGeom prst="rect">
-                                <a:avLst/>
-                              </a:prstGeom>
-                              <a:noFill/>
-                              <a:ln w="9525">
-                                <a:noFill/>
-                                <a:miter lim="800000"/>
-                                <a:headEnd/>
-                                <a:tailEnd/>
-                              </a:ln>
-                            </wps:spPr>
-                            <wps:txbx>
-                              <w:txbxContent>
-                                <w:p>
-                                  <w:pPr>
-                                    <w:ind w:firstLine="0"/>
-                                    <w:jc w:val="center"/>
-                                    <w:rPr>
-                                      <w:lang w:val="en-US"/>
-                                    </w:rPr>
-                                  </w:pPr>
-                                  <w:r>
-                                    <w:rPr>
-                                      <w:lang w:val="en-US"/>
-                                    </w:rPr>
-                                    <w:t>Flask Backend</w:t>
-                                  </w:r>
-                                </w:p>
-                                <w:p>
-                                  <w:pPr>
-                                    <w:ind w:firstLine="0"/>
-                                    <w:rPr>
-                                      <w:lang w:val="en-US"/>
-                                    </w:rPr>
-                                  </w:pPr>
-                                  <w:r>
-                                    <w:rPr>
-                                      <w:lang w:val="en-US"/>
-                                    </w:rPr>
-                                    <w:t>- Auth API</w:t>
-                                  </w:r>
-                                </w:p>
-                                <w:p>
-                                  <w:pPr>
-                                    <w:ind w:firstLine="0"/>
-                                    <w:rPr>
-                                      <w:lang w:val="en-US"/>
-                                    </w:rPr>
-                                  </w:pPr>
-                                  <w:r>
-                                    <w:rPr>
-                                      <w:lang w:val="en-US"/>
-                                    </w:rPr>
-                                    <w:t xml:space="preserve">- Workout API </w:t>
-                                  </w:r>
-                                </w:p>
-                                <w:p>
-                                  <w:pPr>
-                                    <w:ind w:firstLine="0"/>
-                                  </w:pPr>
-                                  <w:r>
-                                    <w:t xml:space="preserve">- </w:t>
-                                  </w:r>
-                                  <w:proofErr w:type="spellStart"/>
-                                  <w:r>
-                                    <w:t>Session</w:t>
-                                  </w:r>
-                                  <w:proofErr w:type="spellEnd"/>
-                                  <w:r>
-                                    <w:t xml:space="preserve"> API </w:t>
-                                  </w:r>
-                                </w:p>
-                                <w:p>
-                                  <w:pPr>
-                                    <w:ind w:firstLine="0"/>
-                                  </w:pPr>
-                                  <w:r>
-                                    <w:t>- Real-</w:t>
-                                  </w:r>
-                                  <w:proofErr w:type="spellStart"/>
-                                  <w:r>
-                                    <w:t>time</w:t>
-                                  </w:r>
-                                  <w:proofErr w:type="spellEnd"/>
-                                  <w:r>
-                                    <w:t xml:space="preserve"> WS</w:t>
-                                  </w:r>
-                                </w:p>
-                                <w:p>
-                                  <w:pPr>
-                                    <w:ind w:firstLine="0"/>
-                                    <w:rPr>
-                                      <w:lang w:val="en-US"/>
-                                    </w:rPr>
-                                  </w:pPr>
-                                </w:p>
-                              </w:txbxContent>
-                            </wps:txbx>
-                            <wps:bodyPr rot="0" vert="horz" wrap="square" lIns="91440" tIns="45720" rIns="91440" bIns="45720" anchor="t" anchorCtr="0">
-                              <a:noAutofit/>
-                            </wps:bodyPr>
-                          </wps:wsp>
-                        </wpg:grpSp>
-                        <wpg:grpSp>
-                          <wpg:cNvPr id="1755414539" name="Группа 9"/>
-                          <wpg:cNvGrpSpPr/>
-                          <wpg:grpSpPr>
-                            <a:xfrm>
-                              <a:off x="47708" y="0"/>
-                              <a:ext cx="3417388" cy="1745983"/>
-                              <a:chOff x="0" y="0"/>
-                              <a:chExt cx="3417388" cy="1745983"/>
-                            </a:xfrm>
-                          </wpg:grpSpPr>
-                          <wpg:grpSp>
-                            <wpg:cNvPr id="411565978" name="Группа 3"/>
-                            <wpg:cNvGrpSpPr/>
-                            <wpg:grpSpPr>
-                              <a:xfrm>
-                                <a:off x="2150563" y="1227955"/>
-                                <a:ext cx="1266825" cy="500034"/>
-                                <a:chOff x="-9525" y="42862"/>
-                                <a:chExt cx="923925" cy="500063"/>
-                              </a:xfrm>
-                            </wpg:grpSpPr>
-                            <wps:wsp>
-                              <wps:cNvPr id="761122423" name="Прямоугольник 1"/>
-                              <wps:cNvSpPr/>
-                              <wps:spPr>
-                                <a:xfrm>
-                                  <a:off x="0" y="42862"/>
-                                  <a:ext cx="914400" cy="500063"/>
-                                </a:xfrm>
-                                <a:prstGeom prst="rect">
-                                  <a:avLst/>
-                                </a:prstGeom>
-                                <a:solidFill>
-                                  <a:schemeClr val="bg1"/>
-                                </a:solidFill>
-                              </wps:spPr>
-                              <wps:style>
-                                <a:lnRef idx="2">
-                                  <a:schemeClr val="accent1">
-                                    <a:shade val="15000"/>
-                                  </a:schemeClr>
-                                </a:lnRef>
-                                <a:fillRef idx="1">
-                                  <a:schemeClr val="accent1"/>
-                                </a:fillRef>
-                                <a:effectRef idx="0">
-                                  <a:schemeClr val="accent1"/>
-                                </a:effectRef>
-                                <a:fontRef idx="minor">
-                                  <a:schemeClr val="lt1"/>
-                                </a:fontRef>
-                              </wps:style>
-                              <wps:bodyPr rot="0" spcFirstLastPara="0" vertOverflow="overflow" horzOverflow="overflow" vert="horz" wrap="square" lIns="91440" tIns="45720" rIns="91440" bIns="45720" numCol="1" spcCol="0" rtlCol="0" fromWordArt="0" anchor="ctr" anchorCtr="0" forceAA="0" compatLnSpc="1">
-                                <a:prstTxWarp prst="textNoShape">
-                                  <a:avLst/>
-                                </a:prstTxWarp>
-                                <a:noAutofit/>
-                              </wps:bodyPr>
-                            </wps:wsp>
-                            <wps:wsp>
-                              <wps:cNvPr id="403727285" name="Надпись 2"/>
-                              <wps:cNvSpPr txBox="1">
-                                <a:spLocks noChangeArrowheads="1"/>
-                              </wps:cNvSpPr>
-                              <wps:spPr bwMode="auto">
-                                <a:xfrm>
-                                  <a:off x="-9525" y="57178"/>
-                                  <a:ext cx="923925" cy="476250"/>
-                                </a:xfrm>
-                                <a:prstGeom prst="rect">
-                                  <a:avLst/>
-                                </a:prstGeom>
-                                <a:noFill/>
-                                <a:ln w="9525">
-                                  <a:noFill/>
-                                  <a:miter lim="800000"/>
-                                  <a:headEnd/>
-                                  <a:tailEnd/>
-                                </a:ln>
-                              </wps:spPr>
-                              <wps:txbx>
-                                <w:txbxContent>
-                                  <w:p>
-                                    <w:pPr>
-                                      <w:ind w:firstLine="0"/>
-                                      <w:jc w:val="center"/>
-                                    </w:pPr>
-                                    <w:r>
-                                      <w:t xml:space="preserve">4 </w:t>
-                                    </w:r>
-                                    <w:proofErr w:type="spellStart"/>
-                                    <w:r>
-                                      <w:t>Trainees</w:t>
-                                    </w:r>
-                                    <w:proofErr w:type="spellEnd"/>
-                                    <w:r>
-                                      <w:t xml:space="preserve"> </w:t>
-                                    </w:r>
-                                  </w:p>
-                                  <w:p>
-                                    <w:pPr>
-                                      <w:ind w:firstLine="0"/>
-                                      <w:jc w:val="center"/>
-                                    </w:pPr>
-                                    <w:r>
-                                      <w:t xml:space="preserve">(View Only) </w:t>
-                                    </w:r>
-                                  </w:p>
-                                  <w:p>
-                                    <w:pPr>
-                                      <w:ind w:firstLine="0"/>
-                                      <w:jc w:val="center"/>
-                                    </w:pPr>
-                                  </w:p>
-                                  <w:p>
-                                    <w:pPr>
-                                      <w:ind w:firstLine="0"/>
-                                    </w:pPr>
-                                  </w:p>
-                                </w:txbxContent>
-                              </wps:txbx>
-                              <wps:bodyPr rot="0" vert="horz" wrap="square" lIns="91440" tIns="45720" rIns="91440" bIns="45720" anchor="t" anchorCtr="0">
-                                <a:noAutofit/>
-                              </wps:bodyPr>
-                            </wps:wsp>
-                          </wpg:grpSp>
-                          <wpg:grpSp>
-                            <wpg:cNvPr id="1810058745" name="Группа 7"/>
-                            <wpg:cNvGrpSpPr/>
-                            <wpg:grpSpPr>
-                              <a:xfrm>
-                                <a:off x="0" y="0"/>
-                                <a:ext cx="1457007" cy="1745983"/>
-                                <a:chOff x="0" y="0"/>
-                                <a:chExt cx="1457007" cy="1745983"/>
-                              </a:xfrm>
-                            </wpg:grpSpPr>
-                            <wpg:grpSp>
-                              <wpg:cNvPr id="429518051" name="Группа 6"/>
-                              <wpg:cNvGrpSpPr/>
-                              <wpg:grpSpPr>
-                                <a:xfrm>
-                                  <a:off x="0" y="0"/>
-                                  <a:ext cx="1414462" cy="1745983"/>
-                                  <a:chOff x="0" y="0"/>
-                                  <a:chExt cx="1414462" cy="1745983"/>
-                                </a:xfrm>
-                              </wpg:grpSpPr>
-                              <wpg:grpSp>
-                                <wpg:cNvPr id="1297144281" name="Группа 3"/>
-                                <wpg:cNvGrpSpPr/>
-                                <wpg:grpSpPr>
-                                  <a:xfrm>
-                                    <a:off x="223837" y="0"/>
-                                    <a:ext cx="923925" cy="523572"/>
-                                    <a:chOff x="-9525" y="19020"/>
-                                    <a:chExt cx="923925" cy="523905"/>
-                                  </a:xfrm>
-                                </wpg:grpSpPr>
-                                <wps:wsp>
-                                  <wps:cNvPr id="557428059" name="Прямоугольник 1"/>
-                                  <wps:cNvSpPr/>
-                                  <wps:spPr>
-                                    <a:xfrm>
-                                      <a:off x="0" y="42862"/>
-                                      <a:ext cx="914400" cy="500063"/>
-                                    </a:xfrm>
-                                    <a:prstGeom prst="rect">
-                                      <a:avLst/>
-                                    </a:prstGeom>
-                                    <a:solidFill>
-                                      <a:schemeClr val="bg1"/>
-                                    </a:solidFill>
-                                  </wps:spPr>
-                                  <wps:style>
-                                    <a:lnRef idx="2">
-                                      <a:schemeClr val="accent1">
-                                        <a:shade val="15000"/>
-                                      </a:schemeClr>
-                                    </a:lnRef>
-                                    <a:fillRef idx="1">
-                                      <a:schemeClr val="accent1"/>
-                                    </a:fillRef>
-                                    <a:effectRef idx="0">
-                                      <a:schemeClr val="accent1"/>
-                                    </a:effectRef>
-                                    <a:fontRef idx="minor">
-                                      <a:schemeClr val="lt1"/>
-                                    </a:fontRef>
-                                  </wps:style>
-                                  <wps:bodyPr rot="0" spcFirstLastPara="0" vertOverflow="overflow" horzOverflow="overflow" vert="horz" wrap="square" lIns="91440" tIns="45720" rIns="91440" bIns="45720" numCol="1" spcCol="0" rtlCol="0" fromWordArt="0" anchor="ctr" anchorCtr="0" forceAA="0" compatLnSpc="1">
-                                    <a:prstTxWarp prst="textNoShape">
-                                      <a:avLst/>
-                                    </a:prstTxWarp>
-                                    <a:noAutofit/>
-                                  </wps:bodyPr>
-                                </wps:wsp>
-                                <wps:wsp>
-                                  <wps:cNvPr id="10753721" name="Надпись 2"/>
-                                  <wps:cNvSpPr txBox="1">
-                                    <a:spLocks noChangeArrowheads="1"/>
-                                  </wps:cNvSpPr>
-                                  <wps:spPr bwMode="auto">
-                                    <a:xfrm>
-                                      <a:off x="-9525" y="19020"/>
-                                      <a:ext cx="923925" cy="476250"/>
-                                    </a:xfrm>
-                                    <a:prstGeom prst="rect">
-                                      <a:avLst/>
-                                    </a:prstGeom>
-                                    <a:noFill/>
-                                    <a:ln w="9525">
-                                      <a:noFill/>
-                                      <a:miter lim="800000"/>
-                                      <a:headEnd/>
-                                      <a:tailEnd/>
-                                    </a:ln>
-                                  </wps:spPr>
-                                  <wps:txbx>
-                                    <w:txbxContent>
-                                      <w:p>
-                                        <w:pPr>
-                                          <w:ind w:firstLine="0"/>
-                                          <w:jc w:val="center"/>
-                                        </w:pPr>
-                                        <w:proofErr w:type="spellStart"/>
-                                        <w:r>
-                                          <w:t>Trainer</w:t>
-                                        </w:r>
-                                        <w:proofErr w:type="spellEnd"/>
-                                      </w:p>
-                                      <w:p>
-                                        <w:pPr>
-                                          <w:ind w:firstLine="0"/>
-                                          <w:jc w:val="center"/>
-                                        </w:pPr>
-                                        <w:r>
-                                          <w:t>(</w:t>
-                                        </w:r>
-                                        <w:proofErr w:type="spellStart"/>
-                                        <w:r>
-                                          <w:t>Browser</w:t>
-                                        </w:r>
-                                        <w:proofErr w:type="spellEnd"/>
-                                        <w:r>
-                                          <w:t>)</w:t>
-                                        </w:r>
-                                      </w:p>
-                                      <w:p>
-                                        <w:pPr>
-                                          <w:ind w:firstLine="0"/>
-                                        </w:pPr>
-                                      </w:p>
-                                    </w:txbxContent>
-                                  </wps:txbx>
-                                  <wps:bodyPr rot="0" vert="horz" wrap="square" lIns="91440" tIns="45720" rIns="91440" bIns="45720" anchor="t" anchorCtr="0">
-                                    <a:noAutofit/>
-                                  </wps:bodyPr>
-                                </wps:wsp>
-                              </wpg:grpSp>
-                              <wpg:grpSp>
-                                <wpg:cNvPr id="2110130196" name="Группа 3"/>
-                                <wpg:cNvGrpSpPr/>
-                                <wpg:grpSpPr>
-                                  <a:xfrm>
-                                    <a:off x="0" y="1223962"/>
-                                    <a:ext cx="1414462" cy="522021"/>
-                                    <a:chOff x="0" y="42838"/>
-                                    <a:chExt cx="923925" cy="500087"/>
-                                  </a:xfrm>
-                                </wpg:grpSpPr>
-                                <wps:wsp>
-                                  <wps:cNvPr id="374381101" name="Прямоугольник 1"/>
-                                  <wps:cNvSpPr/>
-                                  <wps:spPr>
-                                    <a:xfrm>
-                                      <a:off x="0" y="42862"/>
-                                      <a:ext cx="914400" cy="500063"/>
-                                    </a:xfrm>
-                                    <a:prstGeom prst="rect">
-                                      <a:avLst/>
-                                    </a:prstGeom>
-                                    <a:solidFill>
-                                      <a:schemeClr val="bg1"/>
-                                    </a:solidFill>
-                                  </wps:spPr>
-                                  <wps:style>
-                                    <a:lnRef idx="2">
-                                      <a:schemeClr val="accent1">
-                                        <a:shade val="15000"/>
-                                      </a:schemeClr>
-                                    </a:lnRef>
-                                    <a:fillRef idx="1">
-                                      <a:schemeClr val="accent1"/>
-                                    </a:fillRef>
-                                    <a:effectRef idx="0">
-                                      <a:schemeClr val="accent1"/>
-                                    </a:effectRef>
-                                    <a:fontRef idx="minor">
-                                      <a:schemeClr val="lt1"/>
-                                    </a:fontRef>
-                                  </wps:style>
-                                  <wps:bodyPr rot="0" spcFirstLastPara="0" vertOverflow="overflow" horzOverflow="overflow" vert="horz" wrap="square" lIns="91440" tIns="45720" rIns="91440" bIns="45720" numCol="1" spcCol="0" rtlCol="0" fromWordArt="0" anchor="ctr" anchorCtr="0" forceAA="0" compatLnSpc="1">
-                                    <a:prstTxWarp prst="textNoShape">
-                                      <a:avLst/>
-                                    </a:prstTxWarp>
-                                    <a:noAutofit/>
-                                  </wps:bodyPr>
-                                </wps:wsp>
-                                <wps:wsp>
-                                  <wps:cNvPr id="3670663" name="Надпись 2"/>
-                                  <wps:cNvSpPr txBox="1">
-                                    <a:spLocks noChangeArrowheads="1"/>
-                                  </wps:cNvSpPr>
-                                  <wps:spPr bwMode="auto">
-                                    <a:xfrm>
-                                      <a:off x="0" y="42838"/>
-                                      <a:ext cx="923925" cy="476250"/>
-                                    </a:xfrm>
-                                    <a:prstGeom prst="rect">
-                                      <a:avLst/>
-                                    </a:prstGeom>
-                                    <a:noFill/>
-                                    <a:ln w="9525">
-                                      <a:noFill/>
-                                      <a:miter lim="800000"/>
-                                      <a:headEnd/>
-                                      <a:tailEnd/>
-                                    </a:ln>
-                                  </wps:spPr>
-                                  <wps:txbx>
-                                    <w:txbxContent>
-                                      <w:p>
-                                        <w:pPr>
-                                          <w:ind w:firstLine="0"/>
-                                          <w:jc w:val="center"/>
-                                          <w:rPr>
-                                            <w:lang w:val="en-US"/>
-                                          </w:rPr>
-                                        </w:pPr>
-                                        <w:r>
-                                          <w:rPr>
-                                            <w:lang w:val="en-US"/>
-                                          </w:rPr>
-                                          <w:t>React Frontend</w:t>
-                                        </w:r>
-                                      </w:p>
-                                      <w:p>
-                                        <w:pPr>
-                                          <w:ind w:firstLine="0"/>
-                                          <w:jc w:val="center"/>
-                                          <w:rPr>
-                                            <w:lang w:val="en-US"/>
-                                          </w:rPr>
-                                        </w:pPr>
-                                        <w:r>
-                                          <w:rPr>
-                                            <w:lang w:val="en-US"/>
-                                          </w:rPr>
-                                          <w:t>Split-Screen UI</w:t>
-                                        </w:r>
-                                      </w:p>
-                                      <w:p>
-                                        <w:pPr>
-                                          <w:ind w:firstLine="0"/>
-                                          <w:jc w:val="center"/>
-                                          <w:rPr>
-                                            <w:lang w:val="en-US"/>
-                                          </w:rPr>
-                                        </w:pPr>
-                                      </w:p>
-                                      <w:p>
-                                        <w:pPr>
-                                          <w:ind w:firstLine="0"/>
-                                          <w:rPr>
-                                            <w:lang w:val="en-US"/>
-                                          </w:rPr>
-                                        </w:pPr>
-                                      </w:p>
-                                    </w:txbxContent>
-                                  </wps:txbx>
-                                  <wps:bodyPr rot="0" vert="horz" wrap="square" lIns="91440" tIns="45720" rIns="91440" bIns="45720" anchor="t" anchorCtr="0">
-                                    <a:noAutofit/>
-                                  </wps:bodyPr>
-                                </wps:wsp>
-                              </wpg:grpSp>
-                              <wps:wsp>
-                                <wps:cNvPr id="1271056832" name="Прямая со стрелкой 5"/>
-                                <wps:cNvCnPr/>
-                                <wps:spPr>
-                                  <a:xfrm>
-                                    <a:off x="695325" y="523875"/>
-                                    <a:ext cx="0" cy="700088"/>
-                                  </a:xfrm>
-                                  <a:prstGeom prst="straightConnector1">
-                                    <a:avLst/>
-                                  </a:prstGeom>
-                                  <a:ln w="19050">
-                                    <a:solidFill>
-                                      <a:schemeClr val="tx1"/>
-                                    </a:solidFill>
-                                    <a:tailEnd type="triangle"/>
-                                  </a:ln>
-                                </wps:spPr>
-                                <wps:style>
-                                  <a:lnRef idx="1">
-                                    <a:schemeClr val="accent1"/>
-                                  </a:lnRef>
-                                  <a:fillRef idx="0">
-                                    <a:schemeClr val="accent1"/>
-                                  </a:fillRef>
-                                  <a:effectRef idx="0">
-                                    <a:schemeClr val="accent1"/>
-                                  </a:effectRef>
-                                  <a:fontRef idx="minor">
-                                    <a:schemeClr val="tx1"/>
-                                  </a:fontRef>
-                                </wps:style>
-                                <wps:bodyPr/>
-                              </wps:wsp>
-                            </wpg:grpSp>
-                            <wps:wsp>
-                              <wps:cNvPr id="1392147820" name="Надпись 2"/>
-                              <wps:cNvSpPr txBox="1">
-                                <a:spLocks noChangeArrowheads="1"/>
-                              </wps:cNvSpPr>
-                              <wps:spPr bwMode="auto">
-                                <a:xfrm>
-                                  <a:off x="700087" y="723900"/>
-                                  <a:ext cx="756920" cy="280670"/>
-                                </a:xfrm>
-                                <a:prstGeom prst="rect">
-                                  <a:avLst/>
-                                </a:prstGeom>
-                                <a:noFill/>
-                                <a:ln w="9525">
-                                  <a:noFill/>
-                                  <a:miter lim="800000"/>
-                                  <a:headEnd/>
-                                  <a:tailEnd/>
-                                </a:ln>
-                              </wps:spPr>
-                              <wps:txbx>
-                                <w:txbxContent>
-                                  <w:p>
-                                    <w:pPr>
-                                      <w:ind w:firstLine="0"/>
-                                    </w:pPr>
-                                    <w:r>
-                                      <w:t>HTTPS</w:t>
-                                    </w:r>
-                                  </w:p>
-                                  <w:p/>
-                                </w:txbxContent>
-                              </wps:txbx>
-                              <wps:bodyPr rot="0" vert="horz" wrap="square" lIns="91440" tIns="45720" rIns="91440" bIns="45720" anchor="t" anchorCtr="0">
-                                <a:noAutofit/>
-                              </wps:bodyPr>
-                            </wps:wsp>
-                          </wpg:grpSp>
-                          <wps:wsp>
-                            <wps:cNvPr id="1399410596" name="Прямая со стрелкой 8"/>
-                            <wps:cNvCnPr/>
-                            <wps:spPr>
-                              <a:xfrm flipH="1">
-                                <a:off x="1413804" y="1483095"/>
-                                <a:ext cx="746952" cy="0"/>
-                              </a:xfrm>
-                              <a:prstGeom prst="straightConnector1">
-                                <a:avLst/>
-                              </a:prstGeom>
-                              <a:ln w="19050">
-                                <a:solidFill>
-                                  <a:schemeClr val="tx1"/>
-                                </a:solidFill>
-                                <a:tailEnd type="triangle"/>
-                              </a:ln>
-                            </wps:spPr>
-                            <wps:style>
-                              <a:lnRef idx="1">
-                                <a:schemeClr val="accent1"/>
-                              </a:lnRef>
-                              <a:fillRef idx="0">
-                                <a:schemeClr val="accent1"/>
-                              </a:fillRef>
-                              <a:effectRef idx="0">
-                                <a:schemeClr val="accent1"/>
-                              </a:effectRef>
-                              <a:fontRef idx="minor">
-                                <a:schemeClr val="tx1"/>
-                              </a:fontRef>
-                            </wps:style>
-                            <wps:bodyPr/>
-                          </wps:wsp>
-                        </wpg:grpSp>
-                        <wps:wsp>
-                          <wps:cNvPr id="2115909110" name="Прямая со стрелкой 5"/>
-                          <wps:cNvCnPr/>
-                          <wps:spPr>
-                            <a:xfrm>
-                              <a:off x="744110" y="1745311"/>
-                              <a:ext cx="0" cy="699940"/>
-                            </a:xfrm>
-                            <a:prstGeom prst="straightConnector1">
-                              <a:avLst/>
-                            </a:prstGeom>
-                            <a:ln w="19050">
-                              <a:solidFill>
-                                <a:schemeClr val="tx1"/>
-                              </a:solidFill>
-                              <a:tailEnd type="triangle"/>
-                            </a:ln>
-                          </wps:spPr>
-                          <wps:style>
-                            <a:lnRef idx="1">
-                              <a:schemeClr val="accent1"/>
-                            </a:lnRef>
-                            <a:fillRef idx="0">
-                              <a:schemeClr val="accent1"/>
-                            </a:fillRef>
-                            <a:effectRef idx="0">
-                              <a:schemeClr val="accent1"/>
-                            </a:effectRef>
-                            <a:fontRef idx="minor">
-                              <a:schemeClr val="tx1"/>
-                            </a:fontRef>
-                          </wps:style>
-                          <wps:bodyPr/>
-                        </wps:wsp>
-                        <wps:wsp>
-                          <wps:cNvPr id="177750392" name="Надпись 2"/>
-                          <wps:cNvSpPr txBox="1">
-                            <a:spLocks noChangeArrowheads="1"/>
-                          </wps:cNvSpPr>
-                          <wps:spPr bwMode="auto">
-                            <a:xfrm>
-                              <a:off x="675861" y="1932167"/>
-                              <a:ext cx="2105025" cy="276225"/>
-                            </a:xfrm>
-                            <a:prstGeom prst="rect">
-                              <a:avLst/>
-                            </a:prstGeom>
-                            <a:noFill/>
-                            <a:ln w="9525">
-                              <a:noFill/>
-                              <a:miter lim="800000"/>
-                              <a:headEnd/>
-                              <a:tailEnd/>
-                            </a:ln>
-                          </wps:spPr>
-                          <wps:txbx>
-                            <w:txbxContent>
-                              <w:p>
-                                <w:pPr>
-                                  <w:ind w:firstLine="0"/>
-                                </w:pPr>
-                                <w:r>
-                                  <w:t xml:space="preserve">REST API + </w:t>
-                                </w:r>
-                                <w:proofErr w:type="spellStart"/>
-                                <w:r>
-                                  <w:t>WebSocket</w:t>
-                                </w:r>
-                                <w:proofErr w:type="spellEnd"/>
-                              </w:p>
-                              <w:p/>
-                            </w:txbxContent>
-                          </wps:txbx>
-                          <wps:bodyPr rot="0" vert="horz" wrap="square" lIns="91440" tIns="45720" rIns="91440" bIns="45720" anchor="t" anchorCtr="0">
-                            <a:noAutofit/>
-                          </wps:bodyPr>
-                        </wps:wsp>
-                      </wpg:grpSp>
-                      <wps:wsp>
-                        <wps:cNvPr id="1854315332" name="Прямая со стрелкой 5"/>
-                        <wps:cNvCnPr/>
-                        <wps:spPr>
-                          <a:xfrm>
-                            <a:off x="1014454" y="3613867"/>
-                            <a:ext cx="0" cy="699857"/>
-                          </a:xfrm>
-                          <a:prstGeom prst="straightConnector1">
-                            <a:avLst/>
-                          </a:prstGeom>
-                          <a:ln w="19050">
-                            <a:solidFill>
-                              <a:schemeClr val="tx1"/>
-                            </a:solidFill>
-                            <a:tailEnd type="triangle"/>
-                          </a:ln>
-                        </wps:spPr>
-                        <wps:style>
-                          <a:lnRef idx="1">
-                            <a:schemeClr val="accent1"/>
-                          </a:lnRef>
-                          <a:fillRef idx="0">
-                            <a:schemeClr val="accent1"/>
-                          </a:fillRef>
-                          <a:effectRef idx="0">
-                            <a:schemeClr val="accent1"/>
-                          </a:effectRef>
-                          <a:fontRef idx="minor">
-                            <a:schemeClr val="tx1"/>
-                          </a:fontRef>
-                        </wps:style>
-                        <wps:bodyPr/>
-                      </wps:wsp>
-                      <wps:wsp>
-                        <wps:cNvPr id="1014735159" name="Надпись 2"/>
-                        <wps:cNvSpPr txBox="1">
-                          <a:spLocks noChangeArrowheads="1"/>
-                        </wps:cNvSpPr>
-                        <wps:spPr bwMode="auto">
-                          <a:xfrm>
-                            <a:off x="552616" y="3804699"/>
-                            <a:ext cx="2376170" cy="509270"/>
-                          </a:xfrm>
-                          <a:prstGeom prst="rect">
-                            <a:avLst/>
-                          </a:prstGeom>
-                          <a:noFill/>
-                          <a:ln w="9525">
-                            <a:noFill/>
-                            <a:miter lim="800000"/>
-                            <a:headEnd/>
-                            <a:tailEnd/>
-                          </a:ln>
-                        </wps:spPr>
-                        <wps:txbx>
-                          <w:txbxContent>
-                            <w:p>
-                              <w:proofErr w:type="spellStart"/>
-                              <w:r>
-                                <w:t>Firebase</w:t>
-                              </w:r>
-                              <w:proofErr w:type="spellEnd"/>
-                              <w:r>
-                                <w:t xml:space="preserve"> SDK / SQL</w:t>
-                              </w:r>
-                            </w:p>
-                            <w:p/>
-                          </w:txbxContent>
-                        </wps:txbx>
-                        <wps:bodyPr rot="0" vert="horz" wrap="square" lIns="91440" tIns="45720" rIns="91440" bIns="45720" anchor="t" anchorCtr="0">
-                          <a:spAutoFit/>
-                        </wps:bodyPr>
-                      </wps:wsp>
-                    </wpg:wgp>
-                  </a:graphicData>
-                </a:graphic>
-                <wp14:sizeRelV relativeFrom="margin">
-                  <wp14:pctHeight>0</wp14:pctHeight>
-                </wp14:sizeRelV>
-              </wp:anchor>
-            </w:drawing>
-          </mc:Choice>
-          <mc:Fallback>
-            <w:pict>
-              <v:group w14:anchorId="19C026DD" id="Группа 11" o:spid="_x0000_s1026" style="position:absolute;margin-left:16.5pt;margin-top:12.25pt;width:294.45pt;height:454.05pt;z-index:251689984;mso-height-relative:margin" coordsize="37394,57661" o:gfxdata="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">
-                <v:group id="Группа 3" o:spid="_x0000_s1027" style="position:absolute;top:43251;width:19719;height:14410" coordorigin=",427" coordsize="9239,4172" o:gfxdata="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">
-                  <v:rect id="Прямоугольник 1" o:spid="_x0000_s1028" style="position:absolute;top:427;width:9144;height:4171;visibility:visible;mso-wrap-style:square;v-text-anchor:middle" o:gfxdata="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" fillcolor="white [3212]" strokecolor="#030e13 [484]" strokeweight="1pt"/>
-                  <v:shapetype id="_x0000_t202" coordsize="21600,21600" o:spt="202" path="m,l,21600r21600,l21600,xe">
-                    <v:stroke joinstyle="miter"/>
-                    <v:path gradientshapeok="t" o:connecttype="rect"/>
-                  </v:shapetype>
-                  <v:shape id="Надпись 2" o:spid="_x0000_s1029" type="#_x0000_t202" style="position:absolute;top:639;width:9239;height:3960;visibility:visible;mso-wrap-style:square;v-text-anchor:top" o:gfxdata="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" filled="f" stroked="f">
-                    <v:textbox>
-                      <w:txbxContent>
-                        <w:p>
-                          <w:pPr>
-                            <w:ind w:firstLine="0"/>
-                            <w:rPr>
-                              <w:lang w:val="en-US"/>
-                            </w:rPr>
-                          </w:pPr>
-                          <w:r>
-                            <w:rPr>
-                              <w:lang w:val="en-US"/>
-                            </w:rPr>
-                            <w:t>Database</w:t>
-                          </w:r>
-                        </w:p>
-                        <w:p>
-                          <w:pPr>
-                            <w:ind w:firstLine="0"/>
-                            <w:rPr>
-                              <w:lang w:val="en-US"/>
-                            </w:rPr>
-                          </w:pPr>
-                          <w:r>
-                            <w:rPr>
-                              <w:lang w:val="en-US"/>
-                            </w:rPr>
-                            <w:t>(Firebase/PostgreSQL)</w:t>
-                          </w:r>
-                        </w:p>
-                        <w:p>
-                          <w:pPr>
-                            <w:ind w:firstLine="0"/>
-                            <w:rPr>
-                              <w:lang w:val="en-US"/>
-                            </w:rPr>
-                          </w:pPr>
-                          <w:r>
-                            <w:rPr>
-                              <w:lang w:val="en-US"/>
-                            </w:rPr>
-                            <w:t xml:space="preserve">- users </w:t>
-                          </w:r>
-                        </w:p>
-                        <w:p>
-                          <w:pPr>
-                            <w:ind w:firstLine="0"/>
-                            <w:rPr>
-                              <w:lang w:val="en-US"/>
-                            </w:rPr>
-                          </w:pPr>
-                          <w:r>
-                            <w:rPr>
-                              <w:lang w:val="en-US"/>
-                            </w:rPr>
-                            <w:t xml:space="preserve">- workouts </w:t>
-                          </w:r>
-                        </w:p>
-                        <w:p>
-                          <w:pPr>
-                            <w:ind w:firstLine="0"/>
-                            <w:rPr>
-                              <w:lang w:val="en-US"/>
-                            </w:rPr>
-                          </w:pPr>
-                          <w:r>
-                            <w:rPr>
-                              <w:lang w:val="en-US"/>
-                            </w:rPr>
-                            <w:t xml:space="preserve">- sessions </w:t>
-                          </w:r>
-                        </w:p>
-                        <w:p>
-                          <w:pPr>
-                            <w:ind w:firstLine="0"/>
-                          </w:pPr>
-                          <w:r>
-                            <w:t xml:space="preserve">- </w:t>
-                          </w:r>
-                          <w:proofErr w:type="spellStart"/>
-                          <w:r>
-                            <w:t>exercises</w:t>
-                          </w:r>
-                          <w:proofErr w:type="spellEnd"/>
-                        </w:p>
-                        <w:p>
-                          <w:pPr>
-                            <w:ind w:firstLine="0"/>
-                            <w:rPr>
-                              <w:lang w:val="en-US"/>
-                            </w:rPr>
-                          </w:pPr>
-                        </w:p>
-                      </w:txbxContent>
-                    </v:textbox>
-                  </v:shape>
-                </v:group>
-                <v:group id="Группа 10" o:spid="_x0000_s1030" style="position:absolute;left:2743;width:34651;height:36110" coordsize="34650,36110" o:gfxdata="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">
-                  <v:group id="Группа 3" o:spid="_x0000_s1031" style="position:absolute;top:24450;width:14144;height:11660" coordorigin="-158,428" coordsize="9302,5000" o:gfxdata="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">
-                    <v:rect id="Прямоугольник 1" o:spid="_x0000_s1032" style="position:absolute;top:428;width:9144;height:5001;visibility:visible;mso-wrap-style:square;v-text-anchor:middle" o:gfxdata="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" fillcolor="white [3212]" strokecolor="#030e13 [484]" strokeweight="1pt"/>
-                    <v:shape id="Надпись 2" o:spid="_x0000_s1033" type="#_x0000_t202" style="position:absolute;left:-158;top:428;width:9239;height:4763;visibility:visible;mso-wrap-style:square;v-text-anchor:top" o:gfxdata="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" filled="f" stroked="f">
-                      <v:textbox>
-                        <w:txbxContent>
-                          <w:p>
-                            <w:pPr>
-                              <w:ind w:firstLine="0"/>
-                              <w:jc w:val="center"/>
-                              <w:rPr>
-                                <w:lang w:val="en-US"/>
-                              </w:rPr>
-                            </w:pPr>
-                            <w:r>
-                              <w:rPr>
-                                <w:lang w:val="en-US"/>
-                              </w:rPr>
-                              <w:t>Flask Backend</w:t>
-                            </w:r>
-                          </w:p>
-                          <w:p>
-                            <w:pPr>
-                              <w:ind w:firstLine="0"/>
-                              <w:rPr>
-                                <w:lang w:val="en-US"/>
-                              </w:rPr>
-                            </w:pPr>
-                            <w:r>
-                              <w:rPr>
-                                <w:lang w:val="en-US"/>
-                              </w:rPr>
-                              <w:t>- Auth API</w:t>
-                            </w:r>
-                          </w:p>
-                          <w:p>
-                            <w:pPr>
-                              <w:ind w:firstLine="0"/>
-                              <w:rPr>
-                                <w:lang w:val="en-US"/>
-                              </w:rPr>
-                            </w:pPr>
-                            <w:r>
-                              <w:rPr>
-                                <w:lang w:val="en-US"/>
-                              </w:rPr>
-                              <w:t xml:space="preserve">- Workout API </w:t>
-                            </w:r>
-                          </w:p>
-                          <w:p>
-                            <w:pPr>
-                              <w:ind w:firstLine="0"/>
-                            </w:pPr>
-                            <w:r>
-                              <w:t xml:space="preserve">- </w:t>
-                            </w:r>
-                            <w:proofErr w:type="spellStart"/>
-                            <w:r>
-                              <w:t>Session</w:t>
-                            </w:r>
-                            <w:proofErr w:type="spellEnd"/>
-                            <w:r>
-                              <w:t xml:space="preserve"> API </w:t>
-                            </w:r>
-                          </w:p>
-                          <w:p>
-                            <w:pPr>
-                              <w:ind w:firstLine="0"/>
-                            </w:pPr>
-                            <w:r>
-                              <w:t>- Real-</w:t>
-                            </w:r>
-                            <w:proofErr w:type="spellStart"/>
-                            <w:r>
-                              <w:t>time</w:t>
-                            </w:r>
-                            <w:proofErr w:type="spellEnd"/>
-                            <w:r>
-                              <w:t xml:space="preserve"> WS</w:t>
-                            </w:r>
-                          </w:p>
-                          <w:p>
-                            <w:pPr>
-                              <w:ind w:firstLine="0"/>
-                              <w:rPr>
-                                <w:lang w:val="en-US"/>
-                              </w:rPr>
-                            </w:pPr>
-                          </w:p>
-                        </w:txbxContent>
-                      </v:textbox>
-                    </v:shape>
-                  </v:group>
-                  <v:group id="Группа 9" o:spid="_x0000_s1034" style="position:absolute;left:477;width:34173;height:17459" coordsize="34173,17459" o:gfxdata="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">
-                    <v:group id="Группа 3" o:spid="_x0000_s1035" style="position:absolute;left:21505;top:12279;width:12668;height:5000" coordorigin="-95,428" coordsize="9239,5000" o:gfxdata="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">
-                      <v:rect id="Прямоугольник 1" o:spid="_x0000_s1036" style="position:absolute;top:428;width:9144;height:5001;visibility:visible;mso-wrap-style:square;v-text-anchor:middle" o:gfxdata="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" fillcolor="white [3212]" strokecolor="#030e13 [484]" strokeweight="1pt"/>
-                      <v:shape id="Надпись 2" o:spid="_x0000_s1037" type="#_x0000_t202" style="position:absolute;left:-95;top:571;width:9239;height:4763;visibility:visible;mso-wrap-style:square;v-text-anchor:top" o:gfxdata="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" filled="f" stroked="f">
-                        <v:textbox>
-                          <w:txbxContent>
-                            <w:p>
-                              <w:pPr>
-                                <w:ind w:firstLine="0"/>
-                                <w:jc w:val="center"/>
-                              </w:pPr>
-                              <w:r>
-                                <w:t xml:space="preserve">4 </w:t>
-                              </w:r>
-                              <w:proofErr w:type="spellStart"/>
-                              <w:r>
-                                <w:t>Trainees</w:t>
-                              </w:r>
-                              <w:proofErr w:type="spellEnd"/>
-                              <w:r>
-                                <w:t xml:space="preserve"> </w:t>
-                              </w:r>
-                            </w:p>
-                            <w:p>
-                              <w:pPr>
-                                <w:ind w:firstLine="0"/>
-                                <w:jc w:val="center"/>
-                              </w:pPr>
-                              <w:r>
-                                <w:t xml:space="preserve">(View Only) </w:t>
-                              </w:r>
-                            </w:p>
-                            <w:p>
-                              <w:pPr>
-                                <w:ind w:firstLine="0"/>
-                                <w:jc w:val="center"/>
-                              </w:pPr>
-                            </w:p>
-                            <w:p>
-                              <w:pPr>
-                                <w:ind w:firstLine="0"/>
-                              </w:pPr>
-                            </w:p>
-                          </w:txbxContent>
-                        </v:textbox>
-                      </v:shape>
-                    </v:group>
-                    <v:group id="Группа 7" o:spid="_x0000_s1038" style="position:absolute;width:14570;height:17459" coordsize="14570,17459" o:gfxdata="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">
-                      <v:group id="Группа 6" o:spid="_x0000_s1039" style="position:absolute;width:14144;height:17459" coordsize="14144,17459" o:gfxdata="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">
-                        <v:group id="Группа 3" o:spid="_x0000_s1040" style="position:absolute;left:2238;width:9239;height:5235" coordorigin="-95,190" coordsize="9239,5239" o:gfxdata="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">
-                          <v:rect id="Прямоугольник 1" o:spid="_x0000_s1041" style="position:absolute;top:428;width:9144;height:5001;visibility:visible;mso-wrap-style:square;v-text-anchor:middle" o:gfxdata="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" fillcolor="white [3212]" strokecolor="#030e13 [484]" strokeweight="1pt"/>
-                          <v:shape id="Надпись 2" o:spid="_x0000_s1042" type="#_x0000_t202" style="position:absolute;left:-95;top:190;width:9239;height:4762;visibility:visible;mso-wrap-style:square;v-text-anchor:top" o:gfxdata="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" filled="f" stroked="f">
-                            <v:textbox>
-                              <w:txbxContent>
-                                <w:p>
-                                  <w:pPr>
-                                    <w:ind w:firstLine="0"/>
-                                    <w:jc w:val="center"/>
-                                  </w:pPr>
-                                  <w:proofErr w:type="spellStart"/>
-                                  <w:r>
-                                    <w:t>Trainer</w:t>
-                                  </w:r>
-                                  <w:proofErr w:type="spellEnd"/>
-                                </w:p>
-                                <w:p>
-                                  <w:pPr>
-                                    <w:ind w:firstLine="0"/>
-                                    <w:jc w:val="center"/>
-                                  </w:pPr>
-                                  <w:r>
-                                    <w:t>(</w:t>
-                                  </w:r>
-                                  <w:proofErr w:type="spellStart"/>
-                                  <w:r>
-                                    <w:t>Browser</w:t>
-                                  </w:r>
-                                  <w:proofErr w:type="spellEnd"/>
-                                  <w:r>
-                                    <w:t>)</w:t>
-                                  </w:r>
-                                </w:p>
-                                <w:p>
-                                  <w:pPr>
-                                    <w:ind w:firstLine="0"/>
-                                  </w:pPr>
-                                </w:p>
-                              </w:txbxContent>
-                            </v:textbox>
-                          </v:shape>
-                        </v:group>
-                        <v:group id="Группа 3" o:spid="_x0000_s1043" style="position:absolute;top:12239;width:14144;height:5220" coordorigin=",428" coordsize="9239,5000" o:gfxdata="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">
-                          <v:rect id="Прямоугольник 1" o:spid="_x0000_s1044" style="position:absolute;top:428;width:9144;height:5001;visibility:visible;mso-wrap-style:square;v-text-anchor:middle" o:gfxdata="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" fillcolor="white [3212]" strokecolor="#030e13 [484]" strokeweight="1pt"/>
-                          <v:shape id="Надпись 2" o:spid="_x0000_s1045" type="#_x0000_t202" style="position:absolute;top:428;width:9239;height:4762;visibility:visible;mso-wrap-style:square;v-text-anchor:top" o:gfxdata="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" filled="f" stroked="f">
-                            <v:textbox>
-                              <w:txbxContent>
-                                <w:p>
-                                  <w:pPr>
-                                    <w:ind w:firstLine="0"/>
-                                    <w:jc w:val="center"/>
-                                    <w:rPr>
-                                      <w:lang w:val="en-US"/>
-                                    </w:rPr>
-                                  </w:pPr>
-                                  <w:r>
-                                    <w:rPr>
-                                      <w:lang w:val="en-US"/>
-                                    </w:rPr>
-                                    <w:t>React Frontend</w:t>
-                                  </w:r>
-                                </w:p>
-                                <w:p>
-                                  <w:pPr>
-                                    <w:ind w:firstLine="0"/>
-                                    <w:jc w:val="center"/>
-                                    <w:rPr>
-                                      <w:lang w:val="en-US"/>
-                                    </w:rPr>
-                                  </w:pPr>
-                                  <w:r>
-                                    <w:rPr>
-                                      <w:lang w:val="en-US"/>
-                                    </w:rPr>
-                                    <w:t>Split-Screen UI</w:t>
-                                  </w:r>
-                                </w:p>
-                                <w:p>
-                                  <w:pPr>
-                                    <w:ind w:firstLine="0"/>
-                                    <w:jc w:val="center"/>
-                                    <w:rPr>
-                                      <w:lang w:val="en-US"/>
-                                    </w:rPr>
-                                  </w:pPr>
-                                </w:p>
-                                <w:p>
-                                  <w:pPr>
-                                    <w:ind w:firstLine="0"/>
-                                    <w:rPr>
-                                      <w:lang w:val="en-US"/>
-                                    </w:rPr>
-                                  </w:pPr>
-                                </w:p>
-                              </w:txbxContent>
-                            </v:textbox>
-                          </v:shape>
-                        </v:group>
-                        <v:shapetype id="_x0000_t32" coordsize="21600,21600" o:spt="32" o:oned="t" path="m,l21600,21600e" filled="f">
-                          <v:path arrowok="t" fillok="f" o:connecttype="none"/>
-                          <o:lock v:ext="edit" shapetype="t"/>
-                        </v:shapetype>
-                        <v:shape id="Прямая со стрелкой 5" o:spid="_x0000_s1046" type="#_x0000_t32" style="position:absolute;left:6953;top:5238;width:0;height:7001;visibility:visible;mso-wrap-style:square" o:connectortype="straight" o:gfxdata="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" strokecolor="black [3213]" strokeweight="1.5pt">
-                          <v:stroke endarrow="block" joinstyle="miter"/>
-                        </v:shape>
-                      </v:group>
-                      <v:shape id="Надпись 2" o:spid="_x0000_s1047" type="#_x0000_t202" style="position:absolute;left:7000;top:7239;width:7570;height:2806;visibility:visible;mso-wrap-style:square;v-text-anchor:top" o:gfxdata="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" filled="f" stroked="f">
-                        <v:textbox>
-                          <w:txbxContent>
-                            <w:p>
-                              <w:pPr>
-                                <w:ind w:firstLine="0"/>
-                              </w:pPr>
-                              <w:r>
-                                <w:t>HTTPS</w:t>
-                              </w:r>
-                            </w:p>
-                            <w:p/>
-                          </w:txbxContent>
-                        </v:textbox>
-                      </v:shape>
-                    </v:group>
-                    <v:shape id="Прямая со стрелкой 8" o:spid="_x0000_s1048" type="#_x0000_t32" style="position:absolute;left:14138;top:14830;width:7469;height:0;flip:x;visibility:visible;mso-wrap-style:square" o:connectortype="straight" o:gfxdata="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" strokecolor="black [3213]" strokeweight="1.5pt">
-                      <v:stroke endarrow="block" joinstyle="miter"/>
-                    </v:shape>
-                  </v:group>
-                  <v:shape id="Прямая со стрелкой 5" o:spid="_x0000_s1049" type="#_x0000_t32" style="position:absolute;left:7441;top:17453;width:0;height:6999;visibility:visible;mso-wrap-style:square" o:connectortype="straight" o:gfxdata="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" strokecolor="black [3213]" strokeweight="1.5pt">
-                    <v:stroke endarrow="block" joinstyle="miter"/>
-                  </v:shape>
-                  <v:shape id="Надпись 2" o:spid="_x0000_s1050" type="#_x0000_t202" style="position:absolute;left:6758;top:19321;width:21050;height:2762;visibility:visible;mso-wrap-style:square;v-text-anchor:top" o:gfxdata="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" filled="f" stroked="f">
-                    <v:textbox>
-                      <w:txbxContent>
-                        <w:p>
-                          <w:pPr>
-                            <w:ind w:firstLine="0"/>
-                          </w:pPr>
-                          <w:r>
-                            <w:t xml:space="preserve">REST API + </w:t>
-                          </w:r>
-                          <w:proofErr w:type="spellStart"/>
-                          <w:r>
-                            <w:t>WebSocket</w:t>
-                          </w:r>
-                          <w:proofErr w:type="spellEnd"/>
-                        </w:p>
-                        <w:p/>
-                      </w:txbxContent>
-                    </v:textbox>
-                  </v:shape>
-                </v:group>
-                <v:shape id="Прямая со стрелкой 5" o:spid="_x0000_s1051" type="#_x0000_t32" style="position:absolute;left:10144;top:36138;width:0;height:6999;visibility:visible;mso-wrap-style:square" o:connectortype="straight" o:gfxdata="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" strokecolor="black [3213]" strokeweight="1.5pt">
-                  <v:stroke endarrow="block" joinstyle="miter"/>
-                </v:shape>
-                <v:shape id="Надпись 2" o:spid="_x0000_s1052" type="#_x0000_t202" style="position:absolute;left:5526;top:38046;width:23761;height:5093;visibility:visible;mso-wrap-style:square;v-text-anchor:top" o:gfxdata="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" filled="f" stroked="f">
-                  <v:textbox style="mso-fit-shape-to-text:t">
-                    <w:txbxContent>
-                      <w:p>
-                        <w:proofErr w:type="spellStart"/>
-                        <w:r>
-                          <w:t>Firebase</w:t>
-                        </w:r>
-                        <w:proofErr w:type="spellEnd"/>
-                        <w:r>
-                          <w:t xml:space="preserve"> SDK / SQL</w:t>
-                        </w:r>
-                      </w:p>
-                      <w:p/>
-                    </w:txbxContent>
-                  </v:textbox>
-                </v:shape>
-              </v:group>
-            </w:pict>
-          </mc:Fallback>
-        </mc:AlternateContent>
-      </w:r>
-      <w:r>
-        <w:rPr>
-          <w:b/>
-          <w:bCs/>
-          <w:lang w:val="en-US"/>
-        </w:rPr>
-        <w:br w:type="page"/>
-      </w:r>
+        <w:rPr>
+          <w:lang w:val="en-US"/>
+        </w:rPr>
+      </w:pPr>
+      <w:hyperlink r:id="rId11" w:anchor="json=1XP5c9FkpmWjJ_CJQz1cI,_wsBa69sQPacTDEY2fTk6g" w:history="1">
+        <w:r>
+          <w:rPr>
+            <w:rStyle w:val="ad"/>
+            <w:b/>
+            <w:bCs/>
+            <w:lang w:val="en-US"/>
+          </w:rPr>
+          <w:t>Link</w:t>
+        </w:r>
+      </w:hyperlink>
     </w:p>
     <w:p>
       <w:pPr>
@@ -7450,7 +5217,6 @@
         </w:numPr>
       </w:pPr>
       <w:r>
-        <w:lastRenderedPageBreak/>
         <w:t>SUCCESS METRICS AND MEASUREMENTS</w:t>
       </w:r>
     </w:p>
@@ -7458,21 +5224,8 @@
       <w:pPr>
         <w:pStyle w:val="2"/>
       </w:pPr>
-      <w:proofErr w:type="spellStart"/>
-      <w:r>
-        <w:t>Technical</w:t>
-      </w:r>
-      <w:proofErr w:type="spellEnd"/>
-      <w:r>
-        <w:t xml:space="preserve"> </w:t>
-      </w:r>
-      <w:proofErr w:type="spellStart"/>
-      <w:r>
-        <w:t>Metrics</w:t>
-      </w:r>
-      <w:proofErr w:type="spellEnd"/>
-      <w:r>
-        <w:t>:</w:t>
+      <w:r>
+        <w:t>Technical Metrics:</w:t>
       </w:r>
     </w:p>
     <w:p>
@@ -7582,21 +5335,7 @@
         <w:rPr>
           <w:lang w:val="en-US"/>
         </w:rPr>
-        <w:t xml:space="preserve">Zero data loss (all workouts </w:t>
-      </w:r>
-      <w:proofErr w:type="gramStart"/>
-      <w:r>
-        <w:rPr>
-          <w:lang w:val="en-US"/>
-        </w:rPr>
-        <w:t>auto-saved</w:t>
-      </w:r>
-      <w:proofErr w:type="gramEnd"/>
-      <w:r>
-        <w:rPr>
-          <w:lang w:val="en-US"/>
-        </w:rPr>
-        <w:t>)</w:t>
+        <w:t>Zero data loss (all workouts auto-saved)</w:t>
       </w:r>
     </w:p>
     <w:p>
@@ -7735,6 +5474,7 @@
         <w:rPr>
           <w:lang w:val="en-US"/>
         </w:rPr>
+        <w:lastRenderedPageBreak/>
         <w:t>Switch between client views: &lt;2 seconds</w:t>
       </w:r>
     </w:p>
@@ -7888,21 +5628,7 @@
         <w:rPr>
           <w:lang w:val="en-US"/>
         </w:rPr>
-        <w:t>Automated testing (</w:t>
-      </w:r>
-      <w:proofErr w:type="spellStart"/>
-      <w:r>
-        <w:rPr>
-          <w:lang w:val="en-US"/>
-        </w:rPr>
-        <w:t>pytest</w:t>
-      </w:r>
-      <w:proofErr w:type="spellEnd"/>
-      <w:r>
-        <w:rPr>
-          <w:lang w:val="en-US"/>
-        </w:rPr>
-        <w:t>, Jest)</w:t>
+        <w:t>Automated testing (pytest, Jest)</w:t>
       </w:r>
     </w:p>
     <w:p>
@@ -7954,21 +5680,7 @@
         <w:rPr>
           <w:lang w:val="en-US"/>
         </w:rPr>
-        <w:t>Code coverage reports (</w:t>
-      </w:r>
-      <w:proofErr w:type="spellStart"/>
-      <w:r>
-        <w:rPr>
-          <w:lang w:val="en-US"/>
-        </w:rPr>
-        <w:t>pytest-cov</w:t>
-      </w:r>
-      <w:proofErr w:type="spellEnd"/>
-      <w:r>
-        <w:rPr>
-          <w:lang w:val="en-US"/>
-        </w:rPr>
-        <w:t>)</w:t>
+        <w:t>Code coverage reports (pytest-cov)</w:t>
       </w:r>
     </w:p>
     <w:p>
@@ -8084,7 +5796,6 @@
                 <w:szCs w:val="22"/>
               </w:rPr>
             </w:pPr>
-            <w:proofErr w:type="spellStart"/>
             <w:r>
               <w:rPr>
                 <w:sz w:val="24"/>
@@ -8092,7 +5803,6 @@
               </w:rPr>
               <w:t>Description</w:t>
             </w:r>
-            <w:proofErr w:type="spellEnd"/>
           </w:p>
         </w:tc>
         <w:tc>
@@ -8117,37 +5827,12 @@
                 <w:szCs w:val="22"/>
               </w:rPr>
             </w:pPr>
-            <w:proofErr w:type="spellStart"/>
             <w:r>
               <w:rPr>
                 <w:sz w:val="24"/>
                 <w:szCs w:val="22"/>
               </w:rPr>
-              <w:t>Severity</w:t>
-            </w:r>
-            <w:proofErr w:type="spellEnd"/>
-            <w:r>
-              <w:rPr>
-                <w:sz w:val="24"/>
-                <w:szCs w:val="22"/>
-              </w:rPr>
-              <w:t xml:space="preserve"> (</w:t>
-            </w:r>
-            <w:proofErr w:type="gramStart"/>
-            <w:r>
-              <w:rPr>
-                <w:sz w:val="24"/>
-                <w:szCs w:val="22"/>
-              </w:rPr>
-              <w:t>0-1</w:t>
-            </w:r>
-            <w:proofErr w:type="gramEnd"/>
-            <w:r>
-              <w:rPr>
-                <w:sz w:val="24"/>
-                <w:szCs w:val="22"/>
-              </w:rPr>
-              <w:t>)</w:t>
+              <w:t>Severity (0-1)</w:t>
             </w:r>
           </w:p>
         </w:tc>
@@ -8173,37 +5858,12 @@
                 <w:szCs w:val="22"/>
               </w:rPr>
             </w:pPr>
-            <w:proofErr w:type="spellStart"/>
             <w:r>
               <w:rPr>
                 <w:sz w:val="24"/>
                 <w:szCs w:val="22"/>
               </w:rPr>
-              <w:t>Probability</w:t>
-            </w:r>
-            <w:proofErr w:type="spellEnd"/>
-            <w:r>
-              <w:rPr>
-                <w:sz w:val="24"/>
-                <w:szCs w:val="22"/>
-              </w:rPr>
-              <w:t xml:space="preserve"> (</w:t>
-            </w:r>
-            <w:proofErr w:type="gramStart"/>
-            <w:r>
-              <w:rPr>
-                <w:sz w:val="24"/>
-                <w:szCs w:val="22"/>
-              </w:rPr>
-              <w:t>0-1</w:t>
-            </w:r>
-            <w:proofErr w:type="gramEnd"/>
-            <w:r>
-              <w:rPr>
-                <w:sz w:val="24"/>
-                <w:szCs w:val="22"/>
-              </w:rPr>
-              <w:t>)</w:t>
+              <w:t>Probability (0-1)</w:t>
             </w:r>
           </w:p>
         </w:tc>
@@ -8260,21 +5920,12 @@
                 <w:szCs w:val="22"/>
               </w:rPr>
             </w:pPr>
-            <w:proofErr w:type="spellStart"/>
             <w:r>
               <w:rPr>
                 <w:sz w:val="24"/>
                 <w:szCs w:val="22"/>
               </w:rPr>
-              <w:t>Mitigation</w:t>
-            </w:r>
-            <w:proofErr w:type="spellEnd"/>
-            <w:r>
-              <w:rPr>
-                <w:sz w:val="24"/>
-                <w:szCs w:val="22"/>
-              </w:rPr>
-              <w:t xml:space="preserve"> Strategy</w:t>
+              <w:t>Mitigation Strategy</w:t>
             </w:r>
           </w:p>
         </w:tc>
@@ -8307,33 +5958,8 @@
                 <w:sz w:val="24"/>
                 <w:szCs w:val="22"/>
               </w:rPr>
-              <w:t xml:space="preserve">R1: </w:t>
+              <w:t>R1: Split-screen complexity</w:t>
             </w:r>
-            <w:proofErr w:type="spellStart"/>
-            <w:r>
-              <w:rPr>
-                <w:sz w:val="24"/>
-                <w:szCs w:val="22"/>
-              </w:rPr>
-              <w:t>Split-screen</w:t>
-            </w:r>
-            <w:proofErr w:type="spellEnd"/>
-            <w:r>
-              <w:rPr>
-                <w:sz w:val="24"/>
-                <w:szCs w:val="22"/>
-              </w:rPr>
-              <w:t xml:space="preserve"> </w:t>
-            </w:r>
-            <w:proofErr w:type="spellStart"/>
-            <w:r>
-              <w:rPr>
-                <w:sz w:val="24"/>
-                <w:szCs w:val="22"/>
-              </w:rPr>
-              <w:t>complexity</w:t>
-            </w:r>
-            <w:proofErr w:type="spellEnd"/>
           </w:p>
         </w:tc>
         <w:tc>
@@ -8551,33 +6177,8 @@
                 <w:sz w:val="24"/>
                 <w:szCs w:val="22"/>
               </w:rPr>
-              <w:t xml:space="preserve">R2: Data </w:t>
+              <w:t>R2: Data model complexity</w:t>
             </w:r>
-            <w:proofErr w:type="spellStart"/>
-            <w:r>
-              <w:rPr>
-                <w:sz w:val="24"/>
-                <w:szCs w:val="22"/>
-              </w:rPr>
-              <w:t>model</w:t>
-            </w:r>
-            <w:proofErr w:type="spellEnd"/>
-            <w:r>
-              <w:rPr>
-                <w:sz w:val="24"/>
-                <w:szCs w:val="22"/>
-              </w:rPr>
-              <w:t xml:space="preserve"> </w:t>
-            </w:r>
-            <w:proofErr w:type="spellStart"/>
-            <w:r>
-              <w:rPr>
-                <w:sz w:val="24"/>
-                <w:szCs w:val="22"/>
-              </w:rPr>
-              <w:t>complexity</w:t>
-            </w:r>
-            <w:proofErr w:type="spellEnd"/>
           </w:p>
         </w:tc>
         <w:tc>
@@ -9016,49 +6617,8 @@
                 <w:sz w:val="24"/>
                 <w:szCs w:val="22"/>
               </w:rPr>
-              <w:t xml:space="preserve">R4: </w:t>
+              <w:t>R4: Trainer workflow mismatch</w:t>
             </w:r>
-            <w:proofErr w:type="spellStart"/>
-            <w:r>
-              <w:rPr>
-                <w:sz w:val="24"/>
-                <w:szCs w:val="22"/>
-              </w:rPr>
-              <w:t>Trainer</w:t>
-            </w:r>
-            <w:proofErr w:type="spellEnd"/>
-            <w:r>
-              <w:rPr>
-                <w:sz w:val="24"/>
-                <w:szCs w:val="22"/>
-              </w:rPr>
-              <w:t xml:space="preserve"> </w:t>
-            </w:r>
-            <w:proofErr w:type="spellStart"/>
-            <w:r>
-              <w:rPr>
-                <w:sz w:val="24"/>
-                <w:szCs w:val="22"/>
-              </w:rPr>
-              <w:t>workflow</w:t>
-            </w:r>
-            <w:proofErr w:type="spellEnd"/>
-            <w:r>
-              <w:rPr>
-                <w:sz w:val="24"/>
-                <w:szCs w:val="22"/>
-              </w:rPr>
-              <w:t xml:space="preserve"> </w:t>
-            </w:r>
-            <w:proofErr w:type="spellStart"/>
-            <w:r>
-              <w:rPr>
-                <w:sz w:val="24"/>
-                <w:szCs w:val="22"/>
-              </w:rPr>
-              <w:t>mismatch</w:t>
-            </w:r>
-            <w:proofErr w:type="spellEnd"/>
           </w:p>
         </w:tc>
         <w:tc>
@@ -9497,17 +7057,8 @@
                 <w:sz w:val="24"/>
                 <w:szCs w:val="22"/>
               </w:rPr>
-              <w:t xml:space="preserve">R6: Time </w:t>
+              <w:t>R6: Time constraint</w:t>
             </w:r>
-            <w:proofErr w:type="spellStart"/>
-            <w:r>
-              <w:rPr>
-                <w:sz w:val="24"/>
-                <w:szCs w:val="22"/>
-              </w:rPr>
-              <w:t>constraint</w:t>
-            </w:r>
-            <w:proofErr w:type="spellEnd"/>
           </w:p>
         </w:tc>
         <w:tc>
@@ -9665,25 +7216,7 @@
                 <w:szCs w:val="22"/>
                 <w:lang w:val="en-US"/>
               </w:rPr>
-              <w:t>- Prioritize core features (</w:t>
-            </w:r>
-            <w:proofErr w:type="spellStart"/>
-            <w:r>
-              <w:rPr>
-                <w:sz w:val="24"/>
-                <w:szCs w:val="22"/>
-                <w:lang w:val="en-US"/>
-              </w:rPr>
-              <w:t>MoSCoW</w:t>
-            </w:r>
-            <w:proofErr w:type="spellEnd"/>
-            <w:r>
-              <w:rPr>
-                <w:sz w:val="24"/>
-                <w:szCs w:val="22"/>
-                <w:lang w:val="en-US"/>
-              </w:rPr>
-              <w:t>)</w:t>
+              <w:t>- Prioritize core features (MoSCoW)</w:t>
             </w:r>
             <w:r>
               <w:rPr>
@@ -9743,33 +7276,8 @@
                 <w:sz w:val="24"/>
                 <w:szCs w:val="22"/>
               </w:rPr>
-              <w:t xml:space="preserve">R7: AI </w:t>
+              <w:t>R7: AI code quality</w:t>
             </w:r>
-            <w:proofErr w:type="spellStart"/>
-            <w:r>
-              <w:rPr>
-                <w:sz w:val="24"/>
-                <w:szCs w:val="22"/>
-              </w:rPr>
-              <w:t>code</w:t>
-            </w:r>
-            <w:proofErr w:type="spellEnd"/>
-            <w:r>
-              <w:rPr>
-                <w:sz w:val="24"/>
-                <w:szCs w:val="22"/>
-              </w:rPr>
-              <w:t xml:space="preserve"> </w:t>
-            </w:r>
-            <w:proofErr w:type="spellStart"/>
-            <w:r>
-              <w:rPr>
-                <w:sz w:val="24"/>
-                <w:szCs w:val="22"/>
-              </w:rPr>
-              <w:t>quality</w:t>
-            </w:r>
-            <w:proofErr w:type="spellEnd"/>
           </w:p>
         </w:tc>
         <w:tc>
@@ -9987,17 +7495,8 @@
                 <w:sz w:val="24"/>
                 <w:szCs w:val="22"/>
               </w:rPr>
-              <w:t xml:space="preserve">R8: Database </w:t>
+              <w:t>R8: Database choice</w:t>
             </w:r>
-            <w:proofErr w:type="spellStart"/>
-            <w:r>
-              <w:rPr>
-                <w:sz w:val="24"/>
-                <w:szCs w:val="22"/>
-              </w:rPr>
-              <w:t>choice</w:t>
-            </w:r>
-            <w:proofErr w:type="spellEnd"/>
           </w:p>
         </w:tc>
         <w:tc>
@@ -10209,53 +7708,24 @@
     <w:p>
       <w:pPr>
         <w:rPr>
+          <w:lang w:val="en-US"/>
+        </w:rPr>
+      </w:pPr>
+      <w:r>
+        <w:rPr>
           <w:b/>
           <w:bCs/>
           <w:lang w:val="en-US"/>
         </w:rPr>
-      </w:pPr>
-    </w:p>
-    <w:p>
-      <w:pPr>
-        <w:spacing w:after="160" w:line="278" w:lineRule="auto"/>
-        <w:ind w:firstLine="0"/>
-        <w:jc w:val="left"/>
+        <w:lastRenderedPageBreak/>
+        <w:t>References</w:t>
+      </w:r>
+      <w:r>
         <w:rPr>
           <w:b/>
           <w:bCs/>
           <w:lang w:val="en-US"/>
         </w:rPr>
-      </w:pPr>
-      <w:r>
-        <w:rPr>
-          <w:b/>
-          <w:bCs/>
-          <w:lang w:val="en-US"/>
-        </w:rPr>
-        <w:br w:type="page"/>
-      </w:r>
-    </w:p>
-    <w:p>
-      <w:pPr>
-        <w:rPr>
-          <w:lang w:val="en-US"/>
-        </w:rPr>
-      </w:pPr>
-      <w:r>
-        <w:rPr>
-          <w:b/>
-          <w:bCs/>
-          <w:lang w:val="en-US"/>
-        </w:rPr>
-        <w:lastRenderedPageBreak/>
-        <w:t>References</w:t>
-      </w:r>
-      <w:r>
-        <w:rPr>
-          <w:b/>
-          <w:bCs/>
-          <w:lang w:val="en-US"/>
-        </w:rPr>
         <w:t>:</w:t>
       </w:r>
     </w:p>
@@ -10269,21 +7739,7 @@
         <w:rPr>
           <w:lang w:val="en-US"/>
         </w:rPr>
-        <w:t xml:space="preserve">Nottingham, S. L., Lam, K. C., </w:t>
-      </w:r>
-      <w:proofErr w:type="spellStart"/>
-      <w:r>
-        <w:rPr>
-          <w:lang w:val="en-US"/>
-        </w:rPr>
-        <w:t>Kasamatsu</w:t>
-      </w:r>
-      <w:proofErr w:type="spellEnd"/>
-      <w:r>
-        <w:rPr>
-          <w:lang w:val="en-US"/>
-        </w:rPr>
-        <w:t>, T. M., Eppelheimer, B. L., &amp; Welch Bacon, C. E. (2017). Athletic Trainers' Reasons for and Mechanics of Documenting Patient Care. </w:t>
+        <w:t>Nottingham, S. L., Lam, K. C., Kasamatsu, T. M., Eppelheimer, B. L., &amp; Welch Bacon, C. E. (2017). Athletic Trainers' Reasons for and Mechanics of Documenting Patient Care. </w:t>
       </w:r>
       <w:r>
         <w:rPr>
@@ -10319,23 +7775,8 @@
         <w:rPr>
           <w:lang w:val="en-US"/>
         </w:rPr>
-        <w:t>García-Fernández, J., Gálvez-Ruiz, P., Bohórquez, M. R., Grimaldi-</w:t>
-      </w:r>
-      <w:proofErr w:type="spellStart"/>
-      <w:r>
-        <w:rPr>
-          <w:lang w:val="en-US"/>
-        </w:rPr>
-        <w:t>Puyana</w:t>
-      </w:r>
-      <w:proofErr w:type="spellEnd"/>
-      <w:r>
-        <w:rPr>
-          <w:lang w:val="en-US"/>
-        </w:rPr>
-        <w:t>, M., &amp; Cepeda-Carrión, I. (2020). The Relationship between Technological Capabilities and Organizational Impact: Direct and Indirect Routes for Employed and Self-Employed Personal Fitness Trainers. </w:t>
-      </w:r>
-      <w:proofErr w:type="spellStart"/>
+        <w:t>García-Fernández, J., Gálvez-Ruiz, P., Bohórquez, M. R., Grimaldi-Puyana, M., &amp; Cepeda-Carrión, I. (2020). The Relationship between Technological Capabilities and Organizational Impact: Direct and Indirect Routes for Employed and Self-Employed Personal Fitness Trainers. </w:t>
+      </w:r>
       <w:r>
         <w:rPr>
           <w:i/>
@@ -10343,7 +7784,6 @@
         </w:rPr>
         <w:t>Sustainability</w:t>
       </w:r>
-      <w:proofErr w:type="spellEnd"/>
       <w:r>
         <w:t>, </w:t>
       </w:r>

--- a/docs/charter_2025-6_group10.docx
+++ b/docs/charter_2025-6_group10.docx
@@ -21,11 +21,19 @@
           <w:lang w:val="en-US"/>
         </w:rPr>
       </w:pPr>
-      <w:r>
-        <w:rPr>
-          <w:lang w:val="en-US"/>
-        </w:rPr>
-        <w:t xml:space="preserve">FitCoach </w:t>
+      <w:proofErr w:type="spellStart"/>
+      <w:r>
+        <w:rPr>
+          <w:lang w:val="en-US"/>
+        </w:rPr>
+        <w:t>FitCoach</w:t>
+      </w:r>
+      <w:proofErr w:type="spellEnd"/>
+      <w:r>
+        <w:rPr>
+          <w:lang w:val="en-US"/>
+        </w:rPr>
+        <w:t xml:space="preserve"> </w:t>
       </w:r>
       <w:r>
         <w:rPr>
@@ -86,8 +94,16 @@
         <w:rPr>
           <w:lang w:val="en-US"/>
         </w:rPr>
-        <w:t>Michail Tuchinski</w:t>
-      </w:r>
+        <w:t xml:space="preserve">Michail </w:t>
+      </w:r>
+      <w:proofErr w:type="spellStart"/>
+      <w:r>
+        <w:rPr>
+          <w:lang w:val="en-US"/>
+        </w:rPr>
+        <w:t>Tuchinski</w:t>
+      </w:r>
+      <w:proofErr w:type="spellEnd"/>
     </w:p>
     <w:p>
       <w:pPr>
@@ -217,12 +233,28 @@
           <w:lang w:val="en-US"/>
         </w:rPr>
       </w:pPr>
-      <w:r>
-        <w:rPr>
-          <w:lang w:val="en-US"/>
-        </w:rPr>
-        <w:t>Yavgeni Karavkin</w:t>
-      </w:r>
+      <w:proofErr w:type="spellStart"/>
+      <w:r>
+        <w:rPr>
+          <w:lang w:val="en-US"/>
+        </w:rPr>
+        <w:t>Yavgeni</w:t>
+      </w:r>
+      <w:proofErr w:type="spellEnd"/>
+      <w:r>
+        <w:rPr>
+          <w:lang w:val="en-US"/>
+        </w:rPr>
+        <w:t xml:space="preserve"> </w:t>
+      </w:r>
+      <w:proofErr w:type="spellStart"/>
+      <w:r>
+        <w:rPr>
+          <w:lang w:val="en-US"/>
+        </w:rPr>
+        <w:t>Karavkin</w:t>
+      </w:r>
+      <w:proofErr w:type="spellEnd"/>
     </w:p>
     <w:p>
       <w:pPr>
@@ -644,7 +676,15 @@
         </w:rPr>
       </w:pPr>
       <w:r>
-        <w:t>ABSTRACT (Executive Summary) - Product Vision</w:t>
+        <w:t xml:space="preserve">ABSTRACT (Executive </w:t>
+      </w:r>
+      <w:proofErr w:type="spellStart"/>
+      <w:r>
+        <w:t>Summary</w:t>
+      </w:r>
+      <w:proofErr w:type="spellEnd"/>
+      <w:r>
+        <w:t>) - Product Vision</w:t>
       </w:r>
     </w:p>
     <w:p>
@@ -723,12 +763,14 @@
         </w:rPr>
         <w:t xml:space="preserve"> </w:t>
       </w:r>
+      <w:proofErr w:type="spellStart"/>
       <w:r>
         <w:rPr>
           <w:lang w:val="en-US"/>
         </w:rPr>
         <w:t>FitCoach</w:t>
       </w:r>
+      <w:proofErr w:type="spellEnd"/>
       <w:r>
         <w:rPr>
           <w:lang w:val="en-US"/>
@@ -823,12 +865,14 @@
         </w:rPr>
         <w:t xml:space="preserve">The </w:t>
       </w:r>
+      <w:proofErr w:type="spellStart"/>
       <w:r>
         <w:rPr>
           <w:lang w:val="en-US"/>
         </w:rPr>
         <w:t>FitCoach</w:t>
       </w:r>
+      <w:proofErr w:type="spellEnd"/>
       <w:r>
         <w:rPr>
           <w:lang w:val="en-US"/>
@@ -2448,6 +2492,7 @@
           <w:lang w:val="en-US"/>
         </w:rPr>
       </w:pPr>
+      <w:proofErr w:type="spellStart"/>
       <w:r>
         <w:rPr>
           <w:b/>
@@ -2456,6 +2501,7 @@
         </w:rPr>
         <w:t>Trainerize</w:t>
       </w:r>
+      <w:proofErr w:type="spellEnd"/>
     </w:p>
     <w:p>
       <w:pPr>
@@ -2554,6 +2600,7 @@
           <w:lang w:val="en-US"/>
         </w:rPr>
       </w:pPr>
+      <w:proofErr w:type="spellStart"/>
       <w:r>
         <w:rPr>
           <w:b/>
@@ -2562,6 +2609,7 @@
         </w:rPr>
         <w:t>TrueCoach</w:t>
       </w:r>
+      <w:proofErr w:type="spellEnd"/>
     </w:p>
     <w:p>
       <w:pPr>
@@ -2740,8 +2788,21 @@
           <w:numId w:val="18"/>
         </w:numPr>
       </w:pPr>
-      <w:r>
-        <w:t>Trainers must:</w:t>
+      <w:proofErr w:type="spellStart"/>
+      <w:r>
+        <w:t>Trainers</w:t>
+      </w:r>
+      <w:proofErr w:type="spellEnd"/>
+      <w:r>
+        <w:t xml:space="preserve"> </w:t>
+      </w:r>
+      <w:proofErr w:type="spellStart"/>
+      <w:r>
+        <w:t>must</w:t>
+      </w:r>
+      <w:proofErr w:type="spellEnd"/>
+      <w:r>
+        <w:t>:</w:t>
       </w:r>
     </w:p>
     <w:p>
@@ -2751,9 +2812,35 @@
           <w:numId w:val="18"/>
         </w:numPr>
       </w:pPr>
-      <w:r>
-        <w:t>switch between client profiles</w:t>
-      </w:r>
+      <w:proofErr w:type="spellStart"/>
+      <w:r>
+        <w:t>switch</w:t>
+      </w:r>
+      <w:proofErr w:type="spellEnd"/>
+      <w:r>
+        <w:t xml:space="preserve"> </w:t>
+      </w:r>
+      <w:proofErr w:type="spellStart"/>
+      <w:r>
+        <w:t>between</w:t>
+      </w:r>
+      <w:proofErr w:type="spellEnd"/>
+      <w:r>
+        <w:t xml:space="preserve"> </w:t>
+      </w:r>
+      <w:proofErr w:type="spellStart"/>
+      <w:r>
+        <w:t>client</w:t>
+      </w:r>
+      <w:proofErr w:type="spellEnd"/>
+      <w:r>
+        <w:t xml:space="preserve"> </w:t>
+      </w:r>
+      <w:proofErr w:type="spellStart"/>
+      <w:r>
+        <w:t>profiles</w:t>
+      </w:r>
+      <w:proofErr w:type="spellEnd"/>
     </w:p>
     <w:p>
       <w:pPr>
@@ -2762,9 +2849,27 @@
           <w:numId w:val="18"/>
         </w:numPr>
       </w:pPr>
-      <w:r>
-        <w:t>use multiple devices</w:t>
-      </w:r>
+      <w:proofErr w:type="spellStart"/>
+      <w:r>
+        <w:t>use</w:t>
+      </w:r>
+      <w:proofErr w:type="spellEnd"/>
+      <w:r>
+        <w:t xml:space="preserve"> </w:t>
+      </w:r>
+      <w:proofErr w:type="spellStart"/>
+      <w:r>
+        <w:t>multiple</w:t>
+      </w:r>
+      <w:proofErr w:type="spellEnd"/>
+      <w:r>
+        <w:t xml:space="preserve"> </w:t>
+      </w:r>
+      <w:proofErr w:type="spellStart"/>
+      <w:r>
+        <w:t>devices</w:t>
+      </w:r>
+      <w:proofErr w:type="spellEnd"/>
     </w:p>
     <w:p>
       <w:pPr>
@@ -2773,9 +2878,43 @@
           <w:numId w:val="18"/>
         </w:numPr>
       </w:pPr>
-      <w:r>
-        <w:t>rely on memory or paper</w:t>
-      </w:r>
+      <w:proofErr w:type="spellStart"/>
+      <w:r>
+        <w:t>rely</w:t>
+      </w:r>
+      <w:proofErr w:type="spellEnd"/>
+      <w:r>
+        <w:t xml:space="preserve"> </w:t>
+      </w:r>
+      <w:proofErr w:type="spellStart"/>
+      <w:r>
+        <w:t>on</w:t>
+      </w:r>
+      <w:proofErr w:type="spellEnd"/>
+      <w:r>
+        <w:t xml:space="preserve"> </w:t>
+      </w:r>
+      <w:proofErr w:type="spellStart"/>
+      <w:r>
+        <w:t>memory</w:t>
+      </w:r>
+      <w:proofErr w:type="spellEnd"/>
+      <w:r>
+        <w:t xml:space="preserve"> </w:t>
+      </w:r>
+      <w:proofErr w:type="spellStart"/>
+      <w:r>
+        <w:t>or</w:t>
+      </w:r>
+      <w:proofErr w:type="spellEnd"/>
+      <w:r>
+        <w:t xml:space="preserve"> </w:t>
+      </w:r>
+      <w:proofErr w:type="spellStart"/>
+      <w:r>
+        <w:t>paper</w:t>
+      </w:r>
+      <w:proofErr w:type="spellEnd"/>
     </w:p>
     <w:p>
       <w:pPr>
@@ -2833,9 +2972,19 @@
           <w:numId w:val="19"/>
         </w:numPr>
       </w:pPr>
-      <w:r>
-        <w:t>different programs</w:t>
-      </w:r>
+      <w:proofErr w:type="spellStart"/>
+      <w:r>
+        <w:t>different</w:t>
+      </w:r>
+      <w:proofErr w:type="spellEnd"/>
+      <w:r>
+        <w:t xml:space="preserve"> </w:t>
+      </w:r>
+      <w:proofErr w:type="spellStart"/>
+      <w:r>
+        <w:t>programs</w:t>
+      </w:r>
+      <w:proofErr w:type="spellEnd"/>
     </w:p>
     <w:p>
       <w:pPr>
@@ -2844,9 +2993,27 @@
           <w:numId w:val="19"/>
         </w:numPr>
       </w:pPr>
-      <w:r>
-        <w:t>different reps / weights</w:t>
-      </w:r>
+      <w:proofErr w:type="spellStart"/>
+      <w:r>
+        <w:t>different</w:t>
+      </w:r>
+      <w:proofErr w:type="spellEnd"/>
+      <w:r>
+        <w:t xml:space="preserve"> </w:t>
+      </w:r>
+      <w:proofErr w:type="spellStart"/>
+      <w:r>
+        <w:t>reps</w:t>
+      </w:r>
+      <w:proofErr w:type="spellEnd"/>
+      <w:r>
+        <w:t xml:space="preserve"> / </w:t>
+      </w:r>
+      <w:proofErr w:type="spellStart"/>
+      <w:r>
+        <w:t>weights</w:t>
+      </w:r>
+      <w:proofErr w:type="spellEnd"/>
     </w:p>
     <w:p>
       <w:pPr>
@@ -2855,9 +3022,27 @@
           <w:numId w:val="19"/>
         </w:numPr>
       </w:pPr>
-      <w:r>
-        <w:t>different progression levels</w:t>
-      </w:r>
+      <w:proofErr w:type="spellStart"/>
+      <w:r>
+        <w:t>different</w:t>
+      </w:r>
+      <w:proofErr w:type="spellEnd"/>
+      <w:r>
+        <w:t xml:space="preserve"> </w:t>
+      </w:r>
+      <w:proofErr w:type="spellStart"/>
+      <w:r>
+        <w:t>progression</w:t>
+      </w:r>
+      <w:proofErr w:type="spellEnd"/>
+      <w:r>
+        <w:t xml:space="preserve"> </w:t>
+      </w:r>
+      <w:proofErr w:type="spellStart"/>
+      <w:r>
+        <w:t>levels</w:t>
+      </w:r>
+      <w:proofErr w:type="spellEnd"/>
     </w:p>
     <w:p>
       <w:pPr>
@@ -2884,8 +3069,29 @@
           <w:numId w:val="20"/>
         </w:numPr>
       </w:pPr>
-      <w:r>
-        <w:t>Trainers spend time:</w:t>
+      <w:proofErr w:type="spellStart"/>
+      <w:r>
+        <w:t>Trainers</w:t>
+      </w:r>
+      <w:proofErr w:type="spellEnd"/>
+      <w:r>
+        <w:t xml:space="preserve"> </w:t>
+      </w:r>
+      <w:proofErr w:type="spellStart"/>
+      <w:r>
+        <w:t>spend</w:t>
+      </w:r>
+      <w:proofErr w:type="spellEnd"/>
+      <w:r>
+        <w:t xml:space="preserve"> </w:t>
+      </w:r>
+      <w:proofErr w:type="spellStart"/>
+      <w:r>
+        <w:t>time</w:t>
+      </w:r>
+      <w:proofErr w:type="spellEnd"/>
+      <w:r>
+        <w:t>:</w:t>
       </w:r>
     </w:p>
     <w:p>
@@ -2895,9 +3101,19 @@
           <w:numId w:val="20"/>
         </w:numPr>
       </w:pPr>
-      <w:r>
-        <w:t>navigating apps</w:t>
-      </w:r>
+      <w:proofErr w:type="spellStart"/>
+      <w:r>
+        <w:t>navigating</w:t>
+      </w:r>
+      <w:proofErr w:type="spellEnd"/>
+      <w:r>
+        <w:t xml:space="preserve"> </w:t>
+      </w:r>
+      <w:proofErr w:type="spellStart"/>
+      <w:r>
+        <w:t>apps</w:t>
+      </w:r>
+      <w:proofErr w:type="spellEnd"/>
     </w:p>
     <w:p>
       <w:pPr>
@@ -2906,9 +3122,27 @@
           <w:numId w:val="20"/>
         </w:numPr>
       </w:pPr>
-      <w:r>
-        <w:t>searching client data</w:t>
-      </w:r>
+      <w:proofErr w:type="spellStart"/>
+      <w:r>
+        <w:t>searching</w:t>
+      </w:r>
+      <w:proofErr w:type="spellEnd"/>
+      <w:r>
+        <w:t xml:space="preserve"> </w:t>
+      </w:r>
+      <w:proofErr w:type="spellStart"/>
+      <w:r>
+        <w:t>client</w:t>
+      </w:r>
+      <w:proofErr w:type="spellEnd"/>
+      <w:r>
+        <w:t xml:space="preserve"> </w:t>
+      </w:r>
+      <w:proofErr w:type="spellStart"/>
+      <w:r>
+        <w:t>data</w:t>
+      </w:r>
+      <w:proofErr w:type="spellEnd"/>
     </w:p>
     <w:p>
       <w:pPr>
@@ -2917,9 +3151,35 @@
           <w:numId w:val="20"/>
         </w:numPr>
       </w:pPr>
-      <w:r>
-        <w:t>logging manually after sessions</w:t>
-      </w:r>
+      <w:proofErr w:type="spellStart"/>
+      <w:r>
+        <w:t>logging</w:t>
+      </w:r>
+      <w:proofErr w:type="spellEnd"/>
+      <w:r>
+        <w:t xml:space="preserve"> </w:t>
+      </w:r>
+      <w:proofErr w:type="spellStart"/>
+      <w:r>
+        <w:t>manually</w:t>
+      </w:r>
+      <w:proofErr w:type="spellEnd"/>
+      <w:r>
+        <w:t xml:space="preserve"> </w:t>
+      </w:r>
+      <w:proofErr w:type="spellStart"/>
+      <w:r>
+        <w:t>after</w:t>
+      </w:r>
+      <w:proofErr w:type="spellEnd"/>
+      <w:r>
+        <w:t xml:space="preserve"> </w:t>
+      </w:r>
+      <w:proofErr w:type="spellStart"/>
+      <w:r>
+        <w:t>sessions</w:t>
+      </w:r>
+      <w:proofErr w:type="spellEnd"/>
     </w:p>
     <w:p>
       <w:pPr>
@@ -2946,8 +3206,37 @@
           <w:numId w:val="21"/>
         </w:numPr>
       </w:pPr>
-      <w:r>
-        <w:t>Apps are optimized for:</w:t>
+      <w:proofErr w:type="spellStart"/>
+      <w:r>
+        <w:t>Apps</w:t>
+      </w:r>
+      <w:proofErr w:type="spellEnd"/>
+      <w:r>
+        <w:t xml:space="preserve"> </w:t>
+      </w:r>
+      <w:proofErr w:type="spellStart"/>
+      <w:r>
+        <w:t>are</w:t>
+      </w:r>
+      <w:proofErr w:type="spellEnd"/>
+      <w:r>
+        <w:t xml:space="preserve"> </w:t>
+      </w:r>
+      <w:proofErr w:type="spellStart"/>
+      <w:r>
+        <w:t>optimized</w:t>
+      </w:r>
+      <w:proofErr w:type="spellEnd"/>
+      <w:r>
+        <w:t xml:space="preserve"> </w:t>
+      </w:r>
+      <w:proofErr w:type="spellStart"/>
+      <w:r>
+        <w:t>for</w:t>
+      </w:r>
+      <w:proofErr w:type="spellEnd"/>
+      <w:r>
+        <w:t>:</w:t>
       </w:r>
     </w:p>
     <w:p>
@@ -2957,9 +3246,19 @@
           <w:numId w:val="21"/>
         </w:numPr>
       </w:pPr>
-      <w:r>
-        <w:t>before-session planning</w:t>
-      </w:r>
+      <w:proofErr w:type="spellStart"/>
+      <w:r>
+        <w:t>before-session</w:t>
+      </w:r>
+      <w:proofErr w:type="spellEnd"/>
+      <w:r>
+        <w:t xml:space="preserve"> </w:t>
+      </w:r>
+      <w:proofErr w:type="spellStart"/>
+      <w:r>
+        <w:t>planning</w:t>
+      </w:r>
+      <w:proofErr w:type="spellEnd"/>
     </w:p>
     <w:p>
       <w:pPr>
@@ -2968,9 +3267,19 @@
           <w:numId w:val="21"/>
         </w:numPr>
       </w:pPr>
-      <w:r>
-        <w:t>after-session review</w:t>
-      </w:r>
+      <w:proofErr w:type="spellStart"/>
+      <w:r>
+        <w:t>after-session</w:t>
+      </w:r>
+      <w:proofErr w:type="spellEnd"/>
+      <w:r>
+        <w:t xml:space="preserve"> </w:t>
+      </w:r>
+      <w:proofErr w:type="spellStart"/>
+      <w:r>
+        <w:t>review</w:t>
+      </w:r>
+      <w:proofErr w:type="spellEnd"/>
     </w:p>
     <w:p>
       <w:pPr>
@@ -3015,7 +3324,23 @@
         </w:numPr>
       </w:pPr>
       <w:r>
-        <w:t>No concept of:</w:t>
+        <w:t xml:space="preserve">No </w:t>
+      </w:r>
+      <w:proofErr w:type="spellStart"/>
+      <w:r>
+        <w:t>concept</w:t>
+      </w:r>
+      <w:proofErr w:type="spellEnd"/>
+      <w:r>
+        <w:t xml:space="preserve"> </w:t>
+      </w:r>
+      <w:proofErr w:type="spellStart"/>
+      <w:r>
+        <w:t>of</w:t>
+      </w:r>
+      <w:proofErr w:type="spellEnd"/>
+      <w:r>
+        <w:t>:</w:t>
       </w:r>
     </w:p>
     <w:p>
@@ -3025,10 +3350,28 @@
           <w:numId w:val="22"/>
         </w:numPr>
       </w:pPr>
+      <w:proofErr w:type="spellStart"/>
       <w:r>
         <w:lastRenderedPageBreak/>
-        <w:t>shared session context</w:t>
-      </w:r>
+        <w:t>shared</w:t>
+      </w:r>
+      <w:proofErr w:type="spellEnd"/>
+      <w:r>
+        <w:t xml:space="preserve"> </w:t>
+      </w:r>
+      <w:proofErr w:type="spellStart"/>
+      <w:r>
+        <w:t>session</w:t>
+      </w:r>
+      <w:proofErr w:type="spellEnd"/>
+      <w:r>
+        <w:t xml:space="preserve"> </w:t>
+      </w:r>
+      <w:proofErr w:type="spellStart"/>
+      <w:r>
+        <w:t>context</w:t>
+      </w:r>
+      <w:proofErr w:type="spellEnd"/>
     </w:p>
     <w:p>
       <w:pPr>
@@ -3037,9 +3380,35 @@
           <w:numId w:val="22"/>
         </w:numPr>
       </w:pPr>
-      <w:r>
-        <w:t>synchronized start / rest times</w:t>
-      </w:r>
+      <w:proofErr w:type="spellStart"/>
+      <w:r>
+        <w:t>synchronized</w:t>
+      </w:r>
+      <w:proofErr w:type="spellEnd"/>
+      <w:r>
+        <w:t xml:space="preserve"> </w:t>
+      </w:r>
+      <w:proofErr w:type="spellStart"/>
+      <w:r>
+        <w:t>start</w:t>
+      </w:r>
+      <w:proofErr w:type="spellEnd"/>
+      <w:r>
+        <w:t xml:space="preserve"> / </w:t>
+      </w:r>
+      <w:proofErr w:type="spellStart"/>
+      <w:r>
+        <w:t>rest</w:t>
+      </w:r>
+      <w:proofErr w:type="spellEnd"/>
+      <w:r>
+        <w:t xml:space="preserve"> </w:t>
+      </w:r>
+      <w:proofErr w:type="spellStart"/>
+      <w:r>
+        <w:t>times</w:t>
+      </w:r>
+      <w:proofErr w:type="spellEnd"/>
     </w:p>
     <w:p>
       <w:pPr>
@@ -3048,9 +3417,27 @@
           <w:numId w:val="22"/>
         </w:numPr>
       </w:pPr>
-      <w:r>
-        <w:t>trainer-centric session screen</w:t>
-      </w:r>
+      <w:proofErr w:type="spellStart"/>
+      <w:r>
+        <w:t>trainer-centric</w:t>
+      </w:r>
+      <w:proofErr w:type="spellEnd"/>
+      <w:r>
+        <w:t xml:space="preserve"> </w:t>
+      </w:r>
+      <w:proofErr w:type="spellStart"/>
+      <w:r>
+        <w:t>session</w:t>
+      </w:r>
+      <w:proofErr w:type="spellEnd"/>
+      <w:r>
+        <w:t xml:space="preserve"> </w:t>
+      </w:r>
+      <w:proofErr w:type="spellStart"/>
+      <w:r>
+        <w:t>screen</w:t>
+      </w:r>
+      <w:proofErr w:type="spellEnd"/>
     </w:p>
     <w:p>
       <w:pPr>
@@ -3076,7 +3463,49 @@
         <w:rPr>
           <w:lang w:val="en-US"/>
         </w:rPr>
-        <w:t>Existing personal training management systems such as Trainerize, My PT Hub, TrueCoach, and PT Distinction provide robust tools for workout programming, progress tracking, and client communication. However, these platforms are fundamentally designed for single-client interaction and remote coaching workflows. They lack real-time multi-client visibility, split-screen interfaces, and trainer-centric session views required for effective small group training. As a result, trainers conducting group sessions must switch between clients or rely on manual methods, increasing cognitive load and reducing coaching quality. FitCoach differentiates itself by addressing this unmet need through a real-time 2×2 split-screen interface that displays up to four personalized workout programs simultaneously, enabling efficient, focused, and high-quality small group training sessions</w:t>
+        <w:t xml:space="preserve">Existing personal training management systems such as </w:t>
+      </w:r>
+      <w:proofErr w:type="spellStart"/>
+      <w:r>
+        <w:rPr>
+          <w:lang w:val="en-US"/>
+        </w:rPr>
+        <w:t>Trainerize</w:t>
+      </w:r>
+      <w:proofErr w:type="spellEnd"/>
+      <w:r>
+        <w:rPr>
+          <w:lang w:val="en-US"/>
+        </w:rPr>
+        <w:t xml:space="preserve">, My PT Hub, </w:t>
+      </w:r>
+      <w:proofErr w:type="spellStart"/>
+      <w:r>
+        <w:rPr>
+          <w:lang w:val="en-US"/>
+        </w:rPr>
+        <w:t>TrueCoach</w:t>
+      </w:r>
+      <w:proofErr w:type="spellEnd"/>
+      <w:r>
+        <w:rPr>
+          <w:lang w:val="en-US"/>
+        </w:rPr>
+        <w:t xml:space="preserve">, and PT Distinction provide robust tools for workout programming, progress tracking, and client communication. However, these platforms are fundamentally designed for single-client interaction and remote coaching workflows. They lack real-time multi-client visibility, split-screen interfaces, and trainer-centric session views required for effective small group training. As a result, trainers conducting group sessions must switch between clients or rely on manual methods, increasing cognitive load and reducing coaching quality. </w:t>
+      </w:r>
+      <w:proofErr w:type="spellStart"/>
+      <w:r>
+        <w:rPr>
+          <w:lang w:val="en-US"/>
+        </w:rPr>
+        <w:t>FitCoach</w:t>
+      </w:r>
+      <w:proofErr w:type="spellEnd"/>
+      <w:r>
+        <w:rPr>
+          <w:lang w:val="en-US"/>
+        </w:rPr>
+        <w:t xml:space="preserve"> differentiates itself by addressing this unmet need through a real-time 2×2 split-screen interface that displays up to four personalized workout programs simultaneously, enabling efficient, focused, and high-quality small group training sessions</w:t>
       </w:r>
     </w:p>
     <w:p>
@@ -3194,13 +3623,47 @@
           <w:bCs/>
         </w:rPr>
       </w:pPr>
+      <w:proofErr w:type="spellStart"/>
       <w:r>
         <w:rPr>
           <w:b/>
           <w:bCs/>
         </w:rPr>
-        <w:t>Quantified Benefits Summary</w:t>
-      </w:r>
+        <w:t>Quantified</w:t>
+      </w:r>
+      <w:proofErr w:type="spellEnd"/>
+      <w:r>
+        <w:rPr>
+          <w:b/>
+          <w:bCs/>
+        </w:rPr>
+        <w:t xml:space="preserve"> </w:t>
+      </w:r>
+      <w:proofErr w:type="spellStart"/>
+      <w:r>
+        <w:rPr>
+          <w:b/>
+          <w:bCs/>
+        </w:rPr>
+        <w:t>Benefits</w:t>
+      </w:r>
+      <w:proofErr w:type="spellEnd"/>
+      <w:r>
+        <w:rPr>
+          <w:b/>
+          <w:bCs/>
+        </w:rPr>
+        <w:t xml:space="preserve"> </w:t>
+      </w:r>
+      <w:proofErr w:type="spellStart"/>
+      <w:r>
+        <w:rPr>
+          <w:b/>
+          <w:bCs/>
+        </w:rPr>
+        <w:t>Summary</w:t>
+      </w:r>
+      <w:proofErr w:type="spellEnd"/>
     </w:p>
     <w:p>
       <w:pPr>
@@ -3315,7 +3778,21 @@
         <w:rPr>
           <w:lang w:val="en-US"/>
         </w:rPr>
-        <w:t xml:space="preserve"> Our work with AI is documented in ai_prompts_log.</w:t>
+        <w:t xml:space="preserve"> Our work with AI is documented in </w:t>
+      </w:r>
+      <w:proofErr w:type="spellStart"/>
+      <w:r>
+        <w:rPr>
+          <w:lang w:val="en-US"/>
+        </w:rPr>
+        <w:t>ai_prompts_log</w:t>
+      </w:r>
+      <w:proofErr w:type="spellEnd"/>
+      <w:r>
+        <w:rPr>
+          <w:lang w:val="en-US"/>
+        </w:rPr>
+        <w:t>.</w:t>
       </w:r>
     </w:p>
     <w:p>
@@ -3518,7 +3995,15 @@
               </w:rPr>
             </w:pPr>
             <w:r>
-              <w:t>Product Vision (Moore)</w:t>
+              <w:t>Product Vision (</w:t>
+            </w:r>
+            <w:proofErr w:type="spellStart"/>
+            <w:r>
+              <w:t>Moore</w:t>
+            </w:r>
+            <w:proofErr w:type="spellEnd"/>
+            <w:r>
+              <w:t>)</w:t>
             </w:r>
           </w:p>
         </w:tc>
@@ -3579,9 +4064,19 @@
                 <w:lang w:val="en-US"/>
               </w:rPr>
             </w:pPr>
-            <w:r>
-              <w:t>Personas creation</w:t>
-            </w:r>
+            <w:proofErr w:type="spellStart"/>
+            <w:r>
+              <w:t>Personas</w:t>
+            </w:r>
+            <w:proofErr w:type="spellEnd"/>
+            <w:r>
+              <w:t xml:space="preserve"> </w:t>
+            </w:r>
+            <w:proofErr w:type="spellStart"/>
+            <w:r>
+              <w:t>creation</w:t>
+            </w:r>
+            <w:proofErr w:type="spellEnd"/>
           </w:p>
         </w:tc>
       </w:tr>
@@ -3641,9 +4136,19 @@
                 <w:lang w:val="en-US"/>
               </w:rPr>
             </w:pPr>
-            <w:r>
-              <w:t>Problem Statement</w:t>
-            </w:r>
+            <w:proofErr w:type="spellStart"/>
+            <w:r>
+              <w:t>Problem</w:t>
+            </w:r>
+            <w:proofErr w:type="spellEnd"/>
+            <w:r>
+              <w:t xml:space="preserve"> </w:t>
+            </w:r>
+            <w:proofErr w:type="spellStart"/>
+            <w:r>
+              <w:t>Statement</w:t>
+            </w:r>
+            <w:proofErr w:type="spellEnd"/>
           </w:p>
         </w:tc>
       </w:tr>
@@ -3703,9 +4208,19 @@
                 <w:lang w:val="en-US"/>
               </w:rPr>
             </w:pPr>
-            <w:r>
-              <w:t>Competitor analysis</w:t>
-            </w:r>
+            <w:proofErr w:type="spellStart"/>
+            <w:r>
+              <w:t>Competitor</w:t>
+            </w:r>
+            <w:proofErr w:type="spellEnd"/>
+            <w:r>
+              <w:t xml:space="preserve"> </w:t>
+            </w:r>
+            <w:proofErr w:type="spellStart"/>
+            <w:r>
+              <w:t>analysis</w:t>
+            </w:r>
+            <w:proofErr w:type="spellEnd"/>
           </w:p>
         </w:tc>
       </w:tr>
@@ -4938,239 +5453,76 @@
           <w:bCs/>
         </w:rPr>
       </w:pPr>
+      <w:proofErr w:type="spellStart"/>
       <w:r>
         <w:rPr>
           <w:b/>
           <w:bCs/>
         </w:rPr>
-        <w:t>Programming Languages:</w:t>
-      </w:r>
-    </w:p>
-    <w:p>
-      <w:pPr>
-        <w:rPr>
-          <w:lang w:val="en-US"/>
-        </w:rPr>
-      </w:pPr>
-      <w:r>
-        <w:rPr>
-          <w:lang w:val="en-US"/>
-        </w:rPr>
-        <w:t>Primary: Python 3.11+ (Backend)</w:t>
-      </w:r>
-    </w:p>
-    <w:p>
-      <w:pPr>
-        <w:rPr>
-          <w:lang w:val="en-US"/>
-        </w:rPr>
-      </w:pPr>
-      <w:r>
-        <w:rPr>
-          <w:lang w:val="en-US"/>
-        </w:rPr>
-        <w:t>Secondary: JavaScript ES6+ (Frontend)</w:t>
-      </w:r>
-    </w:p>
-    <w:p>
-      <w:pPr>
-        <w:rPr>
-          <w:lang w:val="en-US"/>
-        </w:rPr>
-      </w:pPr>
-      <w:r>
-        <w:rPr>
-          <w:lang w:val="en-US"/>
-        </w:rPr>
-        <w:t>Database: Firebase Realtime Database (cloud - bonus!) OR PostgreSQL</w:t>
-      </w:r>
-    </w:p>
-    <w:p>
-      <w:pPr>
+        <w:t>Programming</w:t>
+      </w:r>
+      <w:proofErr w:type="spellEnd"/>
+      <w:r>
         <w:rPr>
           <w:b/>
           <w:bCs/>
-          <w:lang w:val="en-US"/>
-        </w:rPr>
-      </w:pPr>
+        </w:rPr>
+        <w:t xml:space="preserve"> </w:t>
+      </w:r>
+      <w:proofErr w:type="spellStart"/>
       <w:r>
         <w:rPr>
           <w:b/>
           <w:bCs/>
-          <w:lang w:val="en-US"/>
-        </w:rPr>
-        <w:t>Backend Stack:</w:t>
-      </w:r>
-    </w:p>
-    <w:p>
-      <w:pPr>
-        <w:rPr>
-          <w:lang w:val="en-US"/>
-        </w:rPr>
-      </w:pPr>
-      <w:r>
-        <w:rPr>
-          <w:lang w:val="en-US"/>
-        </w:rPr>
-        <w:t>Framework: Flask 3.0 (Python web framework)</w:t>
-      </w:r>
-    </w:p>
-    <w:p>
-      <w:pPr>
-        <w:rPr>
-          <w:lang w:val="en-US"/>
-        </w:rPr>
-      </w:pPr>
-      <w:r>
-        <w:rPr>
-          <w:lang w:val="en-US"/>
-        </w:rPr>
-        <w:t>API: RESTful API + WebSocket (Socket.IO)</w:t>
-      </w:r>
-    </w:p>
-    <w:p>
-      <w:pPr>
-        <w:rPr>
-          <w:lang w:val="en-US"/>
-        </w:rPr>
-      </w:pPr>
-      <w:r>
-        <w:rPr>
-          <w:lang w:val="en-US"/>
-        </w:rPr>
-        <w:t>Authentication: Flask-JWT-Extended</w:t>
-      </w:r>
-    </w:p>
-    <w:p>
-      <w:pPr>
-        <w:rPr>
-          <w:lang w:val="en-US"/>
-        </w:rPr>
-      </w:pPr>
-      <w:r>
-        <w:rPr>
-          <w:lang w:val="en-US"/>
-        </w:rPr>
-        <w:t>Database ORM: SQLAlchemy (if SQL) or Firebase SDK</w:t>
-      </w:r>
-    </w:p>
-    <w:p>
-      <w:pPr>
-        <w:rPr>
-          <w:lang w:val="en-US"/>
-        </w:rPr>
-      </w:pPr>
-      <w:r>
-        <w:rPr>
-          <w:lang w:val="en-US"/>
-        </w:rPr>
-        <w:t>Testing: pytest, pytest-cov</w:t>
-      </w:r>
-    </w:p>
-    <w:p>
-      <w:pPr>
-        <w:rPr>
-          <w:lang w:val="en-US"/>
-        </w:rPr>
-      </w:pPr>
-      <w:r>
-        <w:rPr>
-          <w:lang w:val="en-US"/>
-        </w:rPr>
-        <w:t>API Documentation: Swagger/OpenAPI</w:t>
-      </w:r>
-    </w:p>
-    <w:p>
-      <w:pPr>
-        <w:rPr>
-          <w:lang w:val="en-US"/>
-        </w:rPr>
-      </w:pPr>
+        </w:rPr>
+        <w:t>Languages</w:t>
+      </w:r>
+      <w:proofErr w:type="spellEnd"/>
       <w:r>
         <w:rPr>
           <w:b/>
           <w:bCs/>
-          <w:lang w:val="en-US"/>
-        </w:rPr>
-        <w:t>DevOps &amp; Tools:</w:t>
-      </w:r>
-    </w:p>
-    <w:p>
-      <w:pPr>
-        <w:rPr>
-          <w:lang w:val="en-US"/>
-        </w:rPr>
-      </w:pPr>
-      <w:r>
-        <w:rPr>
-          <w:lang w:val="en-US"/>
-        </w:rPr>
-        <w:t>Version Control: GitHub (main + develop branches)</w:t>
-      </w:r>
-    </w:p>
-    <w:p>
-      <w:pPr>
-        <w:rPr>
-          <w:lang w:val="en-US"/>
-        </w:rPr>
-      </w:pPr>
-      <w:r>
-        <w:rPr>
-          <w:lang w:val="en-US"/>
-        </w:rPr>
-        <w:t>Project Management: Jira (Scrum board)</w:t>
-      </w:r>
-    </w:p>
-    <w:p>
-      <w:pPr>
-        <w:rPr>
-          <w:lang w:val="en-US"/>
-        </w:rPr>
-      </w:pPr>
-      <w:r>
-        <w:rPr>
-          <w:lang w:val="en-US"/>
-        </w:rPr>
-        <w:t>CI/CD: GitHub Actions (bonus - continuous pipeline)</w:t>
-      </w:r>
-    </w:p>
-    <w:p>
-      <w:pPr>
-        <w:rPr>
-          <w:lang w:val="en-US"/>
-        </w:rPr>
-      </w:pPr>
-      <w:r>
-        <w:rPr>
-          <w:lang w:val="en-US"/>
-        </w:rPr>
-        <w:t>Design: Figma</w:t>
-      </w:r>
-    </w:p>
-    <w:p>
-      <w:pPr>
-        <w:rPr>
-          <w:lang w:val="en-US"/>
-        </w:rPr>
-      </w:pPr>
-      <w:r>
-        <w:rPr>
-          <w:lang w:val="en-US"/>
-        </w:rPr>
-        <w:t>Code Editor: VS Code + GitHub Copilot</w:t>
-      </w:r>
-    </w:p>
-    <w:p>
-      <w:pPr>
-        <w:rPr>
-          <w:lang w:val="en-US"/>
-        </w:rPr>
-      </w:pPr>
-      <w:r>
-        <w:rPr>
-          <w:lang w:val="en-US"/>
-        </w:rPr>
-        <w:t>Deployment: Heroku/Vercel (bonus - web in production)</w:t>
+        </w:rPr>
+        <w:t>:</w:t>
+      </w:r>
+    </w:p>
+    <w:p>
+      <w:pPr>
+        <w:rPr>
+          <w:lang w:val="en-US"/>
+        </w:rPr>
+      </w:pPr>
+      <w:r>
+        <w:rPr>
+          <w:lang w:val="en-US"/>
+        </w:rPr>
+        <w:t>Primary: Python 3.11+ (Backend)</w:t>
+      </w:r>
+    </w:p>
+    <w:p>
+      <w:pPr>
+        <w:rPr>
+          <w:lang w:val="en-US"/>
+        </w:rPr>
+      </w:pPr>
+      <w:r>
+        <w:rPr>
+          <w:lang w:val="en-US"/>
+        </w:rPr>
+        <w:t>Secondary: JavaScript ES6+ (Frontend)</w:t>
+      </w:r>
+    </w:p>
+    <w:p>
+      <w:pPr>
+        <w:rPr>
+          <w:lang w:val="en-US"/>
+        </w:rPr>
+      </w:pPr>
+      <w:r>
+        <w:rPr>
+          <w:lang w:val="en-US"/>
+        </w:rPr>
+        <w:t>Database: Firebase Realtime Database (cloud - bonus!) OR PostgreSQL</w:t>
       </w:r>
     </w:p>
     <w:p>
@@ -5187,6 +5539,252 @@
           <w:bCs/>
           <w:lang w:val="en-US"/>
         </w:rPr>
+        <w:t>Backend Stack:</w:t>
+      </w:r>
+    </w:p>
+    <w:p>
+      <w:pPr>
+        <w:rPr>
+          <w:lang w:val="en-US"/>
+        </w:rPr>
+      </w:pPr>
+      <w:r>
+        <w:rPr>
+          <w:lang w:val="en-US"/>
+        </w:rPr>
+        <w:t>Framework: Flask 3.0 (Python web framework)</w:t>
+      </w:r>
+    </w:p>
+    <w:p>
+      <w:pPr>
+        <w:rPr>
+          <w:lang w:val="en-US"/>
+        </w:rPr>
+      </w:pPr>
+      <w:r>
+        <w:rPr>
+          <w:lang w:val="en-US"/>
+        </w:rPr>
+        <w:t>API: RESTful API + WebSocket (Socket.IO)</w:t>
+      </w:r>
+    </w:p>
+    <w:p>
+      <w:pPr>
+        <w:rPr>
+          <w:lang w:val="en-US"/>
+        </w:rPr>
+      </w:pPr>
+      <w:r>
+        <w:rPr>
+          <w:lang w:val="en-US"/>
+        </w:rPr>
+        <w:t>Authentication: Flask-JWT-Extended</w:t>
+      </w:r>
+    </w:p>
+    <w:p>
+      <w:pPr>
+        <w:rPr>
+          <w:lang w:val="en-US"/>
+        </w:rPr>
+      </w:pPr>
+      <w:r>
+        <w:rPr>
+          <w:lang w:val="en-US"/>
+        </w:rPr>
+        <w:t xml:space="preserve">Database ORM: </w:t>
+      </w:r>
+      <w:proofErr w:type="spellStart"/>
+      <w:r>
+        <w:rPr>
+          <w:lang w:val="en-US"/>
+        </w:rPr>
+        <w:t>SQLAlchemy</w:t>
+      </w:r>
+      <w:proofErr w:type="spellEnd"/>
+      <w:r>
+        <w:rPr>
+          <w:lang w:val="en-US"/>
+        </w:rPr>
+        <w:t xml:space="preserve"> (if SQL) or Firebase SDK</w:t>
+      </w:r>
+    </w:p>
+    <w:p>
+      <w:pPr>
+        <w:rPr>
+          <w:lang w:val="en-US"/>
+        </w:rPr>
+      </w:pPr>
+      <w:r>
+        <w:rPr>
+          <w:lang w:val="en-US"/>
+        </w:rPr>
+        <w:t xml:space="preserve">Testing: </w:t>
+      </w:r>
+      <w:proofErr w:type="spellStart"/>
+      <w:r>
+        <w:rPr>
+          <w:lang w:val="en-US"/>
+        </w:rPr>
+        <w:t>pytest</w:t>
+      </w:r>
+      <w:proofErr w:type="spellEnd"/>
+      <w:r>
+        <w:rPr>
+          <w:lang w:val="en-US"/>
+        </w:rPr>
+        <w:t xml:space="preserve">, </w:t>
+      </w:r>
+      <w:proofErr w:type="spellStart"/>
+      <w:r>
+        <w:rPr>
+          <w:lang w:val="en-US"/>
+        </w:rPr>
+        <w:t>pytest-cov</w:t>
+      </w:r>
+      <w:proofErr w:type="spellEnd"/>
+    </w:p>
+    <w:p>
+      <w:pPr>
+        <w:rPr>
+          <w:lang w:val="en-US"/>
+        </w:rPr>
+      </w:pPr>
+      <w:r>
+        <w:rPr>
+          <w:lang w:val="en-US"/>
+        </w:rPr>
+        <w:t>API Documentation: Swagger/</w:t>
+      </w:r>
+      <w:proofErr w:type="spellStart"/>
+      <w:r>
+        <w:rPr>
+          <w:lang w:val="en-US"/>
+        </w:rPr>
+        <w:t>OpenAPI</w:t>
+      </w:r>
+      <w:proofErr w:type="spellEnd"/>
+    </w:p>
+    <w:p>
+      <w:pPr>
+        <w:rPr>
+          <w:lang w:val="en-US"/>
+        </w:rPr>
+      </w:pPr>
+      <w:r>
+        <w:rPr>
+          <w:b/>
+          <w:bCs/>
+          <w:lang w:val="en-US"/>
+        </w:rPr>
+        <w:t>DevOps &amp; Tools:</w:t>
+      </w:r>
+    </w:p>
+    <w:p>
+      <w:pPr>
+        <w:rPr>
+          <w:lang w:val="en-US"/>
+        </w:rPr>
+      </w:pPr>
+      <w:r>
+        <w:rPr>
+          <w:lang w:val="en-US"/>
+        </w:rPr>
+        <w:t>Version Control: GitHub (main + develop branches)</w:t>
+      </w:r>
+    </w:p>
+    <w:p>
+      <w:pPr>
+        <w:rPr>
+          <w:lang w:val="en-US"/>
+        </w:rPr>
+      </w:pPr>
+      <w:r>
+        <w:rPr>
+          <w:lang w:val="en-US"/>
+        </w:rPr>
+        <w:t>Project Management: Jira (Scrum board)</w:t>
+      </w:r>
+    </w:p>
+    <w:p>
+      <w:pPr>
+        <w:rPr>
+          <w:lang w:val="en-US"/>
+        </w:rPr>
+      </w:pPr>
+      <w:r>
+        <w:rPr>
+          <w:lang w:val="en-US"/>
+        </w:rPr>
+        <w:t>CI/CD: GitHub Actions (bonus - continuous pipeline)</w:t>
+      </w:r>
+    </w:p>
+    <w:p>
+      <w:pPr>
+        <w:rPr>
+          <w:lang w:val="en-US"/>
+        </w:rPr>
+      </w:pPr>
+      <w:r>
+        <w:rPr>
+          <w:lang w:val="en-US"/>
+        </w:rPr>
+        <w:t>Design: Figma</w:t>
+      </w:r>
+    </w:p>
+    <w:p>
+      <w:pPr>
+        <w:rPr>
+          <w:lang w:val="en-US"/>
+        </w:rPr>
+      </w:pPr>
+      <w:r>
+        <w:rPr>
+          <w:lang w:val="en-US"/>
+        </w:rPr>
+        <w:t>Code Editor: VS Code + GitHub Copilot</w:t>
+      </w:r>
+    </w:p>
+    <w:p>
+      <w:pPr>
+        <w:rPr>
+          <w:lang w:val="en-US"/>
+        </w:rPr>
+      </w:pPr>
+      <w:r>
+        <w:rPr>
+          <w:lang w:val="en-US"/>
+        </w:rPr>
+        <w:t>Deployment: Heroku/</w:t>
+      </w:r>
+      <w:proofErr w:type="spellStart"/>
+      <w:r>
+        <w:rPr>
+          <w:lang w:val="en-US"/>
+        </w:rPr>
+        <w:t>Vercel</w:t>
+      </w:r>
+      <w:proofErr w:type="spellEnd"/>
+      <w:r>
+        <w:rPr>
+          <w:lang w:val="en-US"/>
+        </w:rPr>
+        <w:t xml:space="preserve"> (bonus - web in production)</w:t>
+      </w:r>
+    </w:p>
+    <w:p>
+      <w:pPr>
+        <w:rPr>
+          <w:b/>
+          <w:bCs/>
+          <w:lang w:val="en-US"/>
+        </w:rPr>
+      </w:pPr>
+      <w:r>
+        <w:rPr>
+          <w:b/>
+          <w:bCs/>
+          <w:lang w:val="en-US"/>
+        </w:rPr>
         <w:t>Architecture Diagram:</w:t>
       </w:r>
     </w:p>
@@ -5196,7 +5794,7 @@
           <w:lang w:val="en-US"/>
         </w:rPr>
       </w:pPr>
-      <w:hyperlink r:id="rId11" w:anchor="json=1XP5c9FkpmWjJ_CJQz1cI,_wsBa69sQPacTDEY2fTk6g" w:history="1">
+      <w:hyperlink r:id="rId11" w:anchor="json=oTOMih-6XafhS7H1nFTc3,swiqNQf0erjD71pdI_k3vg" w:history="1">
         <w:r>
           <w:rPr>
             <w:rStyle w:val="ad"/>
@@ -5224,8 +5822,21 @@
       <w:pPr>
         <w:pStyle w:val="2"/>
       </w:pPr>
-      <w:r>
-        <w:t>Technical Metrics:</w:t>
+      <w:proofErr w:type="spellStart"/>
+      <w:r>
+        <w:t>Technical</w:t>
+      </w:r>
+      <w:proofErr w:type="spellEnd"/>
+      <w:r>
+        <w:t xml:space="preserve"> </w:t>
+      </w:r>
+      <w:proofErr w:type="spellStart"/>
+      <w:r>
+        <w:t>Metrics</w:t>
+      </w:r>
+      <w:proofErr w:type="spellEnd"/>
+      <w:r>
+        <w:t>:</w:t>
       </w:r>
     </w:p>
     <w:p>
@@ -5628,7 +6239,21 @@
         <w:rPr>
           <w:lang w:val="en-US"/>
         </w:rPr>
-        <w:t>Automated testing (pytest, Jest)</w:t>
+        <w:t>Automated testing (</w:t>
+      </w:r>
+      <w:proofErr w:type="spellStart"/>
+      <w:r>
+        <w:rPr>
+          <w:lang w:val="en-US"/>
+        </w:rPr>
+        <w:t>pytest</w:t>
+      </w:r>
+      <w:proofErr w:type="spellEnd"/>
+      <w:r>
+        <w:rPr>
+          <w:lang w:val="en-US"/>
+        </w:rPr>
+        <w:t>, Jest)</w:t>
       </w:r>
     </w:p>
     <w:p>
@@ -5680,7 +6305,21 @@
         <w:rPr>
           <w:lang w:val="en-US"/>
         </w:rPr>
-        <w:t>Code coverage reports (pytest-cov)</w:t>
+        <w:t>Code coverage reports (</w:t>
+      </w:r>
+      <w:proofErr w:type="spellStart"/>
+      <w:r>
+        <w:rPr>
+          <w:lang w:val="en-US"/>
+        </w:rPr>
+        <w:t>pytest-cov</w:t>
+      </w:r>
+      <w:proofErr w:type="spellEnd"/>
+      <w:r>
+        <w:rPr>
+          <w:lang w:val="en-US"/>
+        </w:rPr>
+        <w:t>)</w:t>
       </w:r>
     </w:p>
     <w:p>
@@ -5796,6 +6435,7 @@
                 <w:szCs w:val="22"/>
               </w:rPr>
             </w:pPr>
+            <w:proofErr w:type="spellStart"/>
             <w:r>
               <w:rPr>
                 <w:sz w:val="24"/>
@@ -5803,6 +6443,7 @@
               </w:rPr>
               <w:t>Description</w:t>
             </w:r>
+            <w:proofErr w:type="spellEnd"/>
           </w:p>
         </w:tc>
         <w:tc>
@@ -5827,12 +6468,21 @@
                 <w:szCs w:val="22"/>
               </w:rPr>
             </w:pPr>
-            <w:r>
-              <w:rPr>
-                <w:sz w:val="24"/>
-                <w:szCs w:val="22"/>
-              </w:rPr>
-              <w:t>Severity (0-1)</w:t>
+            <w:proofErr w:type="spellStart"/>
+            <w:r>
+              <w:rPr>
+                <w:sz w:val="24"/>
+                <w:szCs w:val="22"/>
+              </w:rPr>
+              <w:t>Severity</w:t>
+            </w:r>
+            <w:proofErr w:type="spellEnd"/>
+            <w:r>
+              <w:rPr>
+                <w:sz w:val="24"/>
+                <w:szCs w:val="22"/>
+              </w:rPr>
+              <w:t xml:space="preserve"> (0-1)</w:t>
             </w:r>
           </w:p>
         </w:tc>
@@ -5858,12 +6508,21 @@
                 <w:szCs w:val="22"/>
               </w:rPr>
             </w:pPr>
-            <w:r>
-              <w:rPr>
-                <w:sz w:val="24"/>
-                <w:szCs w:val="22"/>
-              </w:rPr>
-              <w:t>Probability (0-1)</w:t>
+            <w:proofErr w:type="spellStart"/>
+            <w:r>
+              <w:rPr>
+                <w:sz w:val="24"/>
+                <w:szCs w:val="22"/>
+              </w:rPr>
+              <w:t>Probability</w:t>
+            </w:r>
+            <w:proofErr w:type="spellEnd"/>
+            <w:r>
+              <w:rPr>
+                <w:sz w:val="24"/>
+                <w:szCs w:val="22"/>
+              </w:rPr>
+              <w:t xml:space="preserve"> (0-1)</w:t>
             </w:r>
           </w:p>
         </w:tc>
@@ -5920,12 +6579,21 @@
                 <w:szCs w:val="22"/>
               </w:rPr>
             </w:pPr>
-            <w:r>
-              <w:rPr>
-                <w:sz w:val="24"/>
-                <w:szCs w:val="22"/>
-              </w:rPr>
-              <w:t>Mitigation Strategy</w:t>
+            <w:proofErr w:type="spellStart"/>
+            <w:r>
+              <w:rPr>
+                <w:sz w:val="24"/>
+                <w:szCs w:val="22"/>
+              </w:rPr>
+              <w:t>Mitigation</w:t>
+            </w:r>
+            <w:proofErr w:type="spellEnd"/>
+            <w:r>
+              <w:rPr>
+                <w:sz w:val="24"/>
+                <w:szCs w:val="22"/>
+              </w:rPr>
+              <w:t xml:space="preserve"> Strategy</w:t>
             </w:r>
           </w:p>
         </w:tc>
@@ -5958,8 +6626,33 @@
                 <w:sz w:val="24"/>
                 <w:szCs w:val="22"/>
               </w:rPr>
-              <w:t>R1: Split-screen complexity</w:t>
-            </w:r>
+              <w:t xml:space="preserve">R1: </w:t>
+            </w:r>
+            <w:proofErr w:type="spellStart"/>
+            <w:r>
+              <w:rPr>
+                <w:sz w:val="24"/>
+                <w:szCs w:val="22"/>
+              </w:rPr>
+              <w:t>Split-screen</w:t>
+            </w:r>
+            <w:proofErr w:type="spellEnd"/>
+            <w:r>
+              <w:rPr>
+                <w:sz w:val="24"/>
+                <w:szCs w:val="22"/>
+              </w:rPr>
+              <w:t xml:space="preserve"> </w:t>
+            </w:r>
+            <w:proofErr w:type="spellStart"/>
+            <w:r>
+              <w:rPr>
+                <w:sz w:val="24"/>
+                <w:szCs w:val="22"/>
+              </w:rPr>
+              <w:t>complexity</w:t>
+            </w:r>
+            <w:proofErr w:type="spellEnd"/>
           </w:p>
         </w:tc>
         <w:tc>
@@ -6177,8 +6870,33 @@
                 <w:sz w:val="24"/>
                 <w:szCs w:val="22"/>
               </w:rPr>
-              <w:t>R2: Data model complexity</w:t>
-            </w:r>
+              <w:t xml:space="preserve">R2: Data </w:t>
+            </w:r>
+            <w:proofErr w:type="spellStart"/>
+            <w:r>
+              <w:rPr>
+                <w:sz w:val="24"/>
+                <w:szCs w:val="22"/>
+              </w:rPr>
+              <w:t>model</w:t>
+            </w:r>
+            <w:proofErr w:type="spellEnd"/>
+            <w:r>
+              <w:rPr>
+                <w:sz w:val="24"/>
+                <w:szCs w:val="22"/>
+              </w:rPr>
+              <w:t xml:space="preserve"> </w:t>
+            </w:r>
+            <w:proofErr w:type="spellStart"/>
+            <w:r>
+              <w:rPr>
+                <w:sz w:val="24"/>
+                <w:szCs w:val="22"/>
+              </w:rPr>
+              <w:t>complexity</w:t>
+            </w:r>
+            <w:proofErr w:type="spellEnd"/>
           </w:p>
         </w:tc>
         <w:tc>
@@ -6617,8 +7335,49 @@
                 <w:sz w:val="24"/>
                 <w:szCs w:val="22"/>
               </w:rPr>
-              <w:t>R4: Trainer workflow mismatch</w:t>
-            </w:r>
+              <w:t xml:space="preserve">R4: </w:t>
+            </w:r>
+            <w:proofErr w:type="spellStart"/>
+            <w:r>
+              <w:rPr>
+                <w:sz w:val="24"/>
+                <w:szCs w:val="22"/>
+              </w:rPr>
+              <w:t>Trainer</w:t>
+            </w:r>
+            <w:proofErr w:type="spellEnd"/>
+            <w:r>
+              <w:rPr>
+                <w:sz w:val="24"/>
+                <w:szCs w:val="22"/>
+              </w:rPr>
+              <w:t xml:space="preserve"> </w:t>
+            </w:r>
+            <w:proofErr w:type="spellStart"/>
+            <w:r>
+              <w:rPr>
+                <w:sz w:val="24"/>
+                <w:szCs w:val="22"/>
+              </w:rPr>
+              <w:t>workflow</w:t>
+            </w:r>
+            <w:proofErr w:type="spellEnd"/>
+            <w:r>
+              <w:rPr>
+                <w:sz w:val="24"/>
+                <w:szCs w:val="22"/>
+              </w:rPr>
+              <w:t xml:space="preserve"> </w:t>
+            </w:r>
+            <w:proofErr w:type="spellStart"/>
+            <w:r>
+              <w:rPr>
+                <w:sz w:val="24"/>
+                <w:szCs w:val="22"/>
+              </w:rPr>
+              <w:t>mismatch</w:t>
+            </w:r>
+            <w:proofErr w:type="spellEnd"/>
           </w:p>
         </w:tc>
         <w:tc>
@@ -7057,8 +7816,17 @@
                 <w:sz w:val="24"/>
                 <w:szCs w:val="22"/>
               </w:rPr>
-              <w:t>R6: Time constraint</w:t>
-            </w:r>
+              <w:t xml:space="preserve">R6: Time </w:t>
+            </w:r>
+            <w:proofErr w:type="spellStart"/>
+            <w:r>
+              <w:rPr>
+                <w:sz w:val="24"/>
+                <w:szCs w:val="22"/>
+              </w:rPr>
+              <w:t>constraint</w:t>
+            </w:r>
+            <w:proofErr w:type="spellEnd"/>
           </w:p>
         </w:tc>
         <w:tc>
@@ -7216,7 +7984,25 @@
                 <w:szCs w:val="22"/>
                 <w:lang w:val="en-US"/>
               </w:rPr>
-              <w:t>- Prioritize core features (MoSCoW)</w:t>
+              <w:t>- Prioritize core features (</w:t>
+            </w:r>
+            <w:proofErr w:type="spellStart"/>
+            <w:r>
+              <w:rPr>
+                <w:sz w:val="24"/>
+                <w:szCs w:val="22"/>
+                <w:lang w:val="en-US"/>
+              </w:rPr>
+              <w:t>MoSCoW</w:t>
+            </w:r>
+            <w:proofErr w:type="spellEnd"/>
+            <w:r>
+              <w:rPr>
+                <w:sz w:val="24"/>
+                <w:szCs w:val="22"/>
+                <w:lang w:val="en-US"/>
+              </w:rPr>
+              <w:t>)</w:t>
             </w:r>
             <w:r>
               <w:rPr>
@@ -7276,8 +8062,33 @@
                 <w:sz w:val="24"/>
                 <w:szCs w:val="22"/>
               </w:rPr>
-              <w:t>R7: AI code quality</w:t>
-            </w:r>
+              <w:t xml:space="preserve">R7: AI </w:t>
+            </w:r>
+            <w:proofErr w:type="spellStart"/>
+            <w:r>
+              <w:rPr>
+                <w:sz w:val="24"/>
+                <w:szCs w:val="22"/>
+              </w:rPr>
+              <w:t>code</w:t>
+            </w:r>
+            <w:proofErr w:type="spellEnd"/>
+            <w:r>
+              <w:rPr>
+                <w:sz w:val="24"/>
+                <w:szCs w:val="22"/>
+              </w:rPr>
+              <w:t xml:space="preserve"> </w:t>
+            </w:r>
+            <w:proofErr w:type="spellStart"/>
+            <w:r>
+              <w:rPr>
+                <w:sz w:val="24"/>
+                <w:szCs w:val="22"/>
+              </w:rPr>
+              <w:t>quality</w:t>
+            </w:r>
+            <w:proofErr w:type="spellEnd"/>
           </w:p>
         </w:tc>
         <w:tc>
@@ -7495,8 +8306,17 @@
                 <w:sz w:val="24"/>
                 <w:szCs w:val="22"/>
               </w:rPr>
-              <w:t>R8: Database choice</w:t>
-            </w:r>
+              <w:t xml:space="preserve">R8: Database </w:t>
+            </w:r>
+            <w:proofErr w:type="spellStart"/>
+            <w:r>
+              <w:rPr>
+                <w:sz w:val="24"/>
+                <w:szCs w:val="22"/>
+              </w:rPr>
+              <w:t>choice</w:t>
+            </w:r>
+            <w:proofErr w:type="spellEnd"/>
           </w:p>
         </w:tc>
         <w:tc>
@@ -7739,7 +8559,21 @@
         <w:rPr>
           <w:lang w:val="en-US"/>
         </w:rPr>
-        <w:t>Nottingham, S. L., Lam, K. C., Kasamatsu, T. M., Eppelheimer, B. L., &amp; Welch Bacon, C. E. (2017). Athletic Trainers' Reasons for and Mechanics of Documenting Patient Care. </w:t>
+        <w:t xml:space="preserve">Nottingham, S. L., Lam, K. C., </w:t>
+      </w:r>
+      <w:proofErr w:type="spellStart"/>
+      <w:r>
+        <w:rPr>
+          <w:lang w:val="en-US"/>
+        </w:rPr>
+        <w:t>Kasamatsu</w:t>
+      </w:r>
+      <w:proofErr w:type="spellEnd"/>
+      <w:r>
+        <w:rPr>
+          <w:lang w:val="en-US"/>
+        </w:rPr>
+        <w:t>, T. M., Eppelheimer, B. L., &amp; Welch Bacon, C. E. (2017). Athletic Trainers' Reasons for and Mechanics of Documenting Patient Care. </w:t>
       </w:r>
       <w:r>
         <w:rPr>
@@ -7775,8 +8609,23 @@
         <w:rPr>
           <w:lang w:val="en-US"/>
         </w:rPr>
-        <w:t>García-Fernández, J., Gálvez-Ruiz, P., Bohórquez, M. R., Grimaldi-Puyana, M., &amp; Cepeda-Carrión, I. (2020). The Relationship between Technological Capabilities and Organizational Impact: Direct and Indirect Routes for Employed and Self-Employed Personal Fitness Trainers. </w:t>
-      </w:r>
+        <w:t>García-Fernández, J., Gálvez-Ruiz, P., Bohórquez, M. R., Grimaldi-</w:t>
+      </w:r>
+      <w:proofErr w:type="spellStart"/>
+      <w:r>
+        <w:rPr>
+          <w:lang w:val="en-US"/>
+        </w:rPr>
+        <w:t>Puyana</w:t>
+      </w:r>
+      <w:proofErr w:type="spellEnd"/>
+      <w:r>
+        <w:rPr>
+          <w:lang w:val="en-US"/>
+        </w:rPr>
+        <w:t>, M., &amp; Cepeda-Carrión, I. (2020). The Relationship between Technological Capabilities and Organizational Impact: Direct and Indirect Routes for Employed and Self-Employed Personal Fitness Trainers. </w:t>
+      </w:r>
+      <w:proofErr w:type="spellStart"/>
       <w:r>
         <w:rPr>
           <w:i/>
@@ -7784,6 +8633,7 @@
         </w:rPr>
         <w:t>Sustainability</w:t>
       </w:r>
+      <w:proofErr w:type="spellEnd"/>
       <w:r>
         <w:t>, </w:t>
       </w:r>

--- a/docs/charter_2025-6_group10.docx
+++ b/docs/charter_2025-6_group10.docx
@@ -5791,20 +5791,50 @@
     <w:p>
       <w:pPr>
         <w:rPr>
-          <w:lang w:val="en-US"/>
-        </w:rPr>
-      </w:pPr>
-      <w:hyperlink r:id="rId11" w:anchor="json=oTOMih-6XafhS7H1nFTc3,swiqNQf0erjD71pdI_k3vg" w:history="1">
-        <w:r>
-          <w:rPr>
-            <w:rStyle w:val="ad"/>
-            <w:b/>
-            <w:bCs/>
-            <w:lang w:val="en-US"/>
-          </w:rPr>
-          <w:t>Link</w:t>
-        </w:r>
-      </w:hyperlink>
+          <w:rStyle w:val="ad"/>
+          <w:lang w:val="en-US"/>
+        </w:rPr>
+      </w:pPr>
+      <w:r>
+        <w:rPr>
+          <w:b/>
+          <w:bCs/>
+          <w:lang w:val="en-US"/>
+        </w:rPr>
+        <w:fldChar w:fldCharType="begin"/>
+      </w:r>
+      <w:r>
+        <w:rPr>
+          <w:b/>
+          <w:bCs/>
+          <w:lang w:val="en-US"/>
+        </w:rPr>
+        <w:instrText>HYPERLINK "https://excalidraw.com/" \l "json=lr_1RBeNQFxc6egoTK3PM,MlVEVRB4bYrSI31sA1N6Vg"</w:instrText>
+      </w:r>
+      <w:r>
+        <w:rPr>
+          <w:b/>
+          <w:bCs/>
+          <w:lang w:val="en-US"/>
+        </w:rPr>
+      </w:r>
+      <w:r>
+        <w:rPr>
+          <w:b/>
+          <w:bCs/>
+          <w:lang w:val="en-US"/>
+        </w:rPr>
+        <w:fldChar w:fldCharType="separate"/>
+      </w:r>
+      <w:r>
+        <w:rPr>
+          <w:rStyle w:val="ad"/>
+          <w:b/>
+          <w:bCs/>
+          <w:lang w:val="en-US"/>
+        </w:rPr>
+        <w:t>Link</w:t>
+      </w:r>
     </w:p>
     <w:p>
       <w:pPr>
@@ -5814,6 +5844,18 @@
           <w:numId w:val="15"/>
         </w:numPr>
       </w:pPr>
+      <w:r>
+        <w:rPr>
+          <w:rFonts w:asciiTheme="majorBidi" w:eastAsiaTheme="minorHAnsi" w:hAnsiTheme="majorBidi" w:cstheme="minorBidi"/>
+          <w:b/>
+          <w:bCs/>
+          <w:color w:val="auto"/>
+          <w:sz w:val="28"/>
+          <w:szCs w:val="24"/>
+          <w:lang w:val="en-US"/>
+        </w:rPr>
+        <w:fldChar w:fldCharType="end"/>
+      </w:r>
       <w:r>
         <w:t>SUCCESS METRICS AND MEASUREMENTS</w:t>
       </w:r>
